--- a/02_dialog-boxes/01_02_objective$$.docx
+++ b/02_dialog-boxes/01_02_objective$$.docx
@@ -127,38 +127,6 @@
               <w:rPr>
                 <w:sz w:val="24"/>
               </w:rPr>
-              <w:t xml:space="preserve">What's </w:t>
-            </w:r>
-            <w:r>
-              <w:rPr>
-                <w:sz w:val="24"/>
-              </w:rPr>
-              <w:t xml:space="preserve">your </w:t>
-            </w:r>
-            <w:r>
-              <w:rPr>
-                <w:sz w:val="24"/>
-              </w:rPr>
-              <w:t>objective? Select "Unknown" if you're not sure.</w:t>
-            </w:r>
-          </w:p>
-          <w:p>
-            <w:pPr>
-              <w:rPr>
-                <w:sz w:val="24"/>
-              </w:rPr>
-            </w:pPr>
-          </w:p>
-          <w:p>
-            <w:pPr>
-              <w:rPr>
-                <w:sz w:val="24"/>
-              </w:rPr>
-            </w:pPr>
-            <w:r>
-              <w:rPr>
-                <w:sz w:val="24"/>
-              </w:rPr>
               <w:t>Wh</w:t>
             </w:r>
             <w:r>
@@ -199,229 +167,266 @@
       <w:pPr>
         <w:pStyle w:val="Heading2"/>
       </w:pPr>
+      <w:bookmarkStart w:id="1" w:name="_Hlk178595033"/>
+      <w:r>
+        <w:t xml:space="preserve">Note </w:t>
+      </w:r>
+      <w:r>
+        <w:t>banner</w:t>
+      </w:r>
+    </w:p>
+    <w:p>
+      <w:pPr>
+        <w:rPr>
+          <w:rFonts w:ascii="Aptos Narrow" w:eastAsia="Times New Roman" w:hAnsi="Aptos Narrow" w:cs="Times New Roman"/>
+          <w:color w:val="000000"/>
+          <w:kern w:val="0"/>
+          <w:szCs w:val="22"/>
+          <w:lang w:eastAsia="en-CA"/>
+          <w14:ligatures w14:val="none"/>
+        </w:rPr>
+      </w:pPr>
+      <w:bookmarkStart w:id="2" w:name="banner"/>
+      <w:r>
+        <w:rPr>
+          <w:rFonts w:ascii="Aptos Narrow" w:eastAsia="Times New Roman" w:hAnsi="Aptos Narrow" w:cs="Times New Roman"/>
+          <w:b/>
+          <w:bCs/>
+          <w:color w:val="000000"/>
+          <w:kern w:val="0"/>
+          <w:szCs w:val="22"/>
+          <w:lang w:eastAsia="en-CA"/>
+          <w14:ligatures w14:val="none"/>
+        </w:rPr>
+        <w:t>**State variable**:</w:t>
+      </w:r>
+      <w:r>
+        <w:rPr>
+          <w:rFonts w:ascii="Aptos Narrow" w:eastAsia="Times New Roman" w:hAnsi="Aptos Narrow" w:cs="Times New Roman"/>
+          <w:color w:val="000000"/>
+          <w:kern w:val="0"/>
+          <w:szCs w:val="22"/>
+          <w:lang w:eastAsia="en-CA"/>
+          <w14:ligatures w14:val="none"/>
+        </w:rPr>
+        <w:t xml:space="preserve"> </w:t>
+      </w:r>
+      <w:r>
+        <w:rPr>
+          <w:rFonts w:ascii="Aptos Narrow" w:eastAsia="Times New Roman" w:hAnsi="Aptos Narrow" w:cs="Times New Roman"/>
+          <w:color w:val="000000"/>
+          <w:kern w:val="0"/>
+          <w:szCs w:val="22"/>
+          <w:lang w:eastAsia="en-CA"/>
+          <w14:ligatures w14:val="none"/>
+        </w:rPr>
+        <w:t>A</w:t>
+      </w:r>
+      <w:r>
+        <w:rPr>
+          <w:rFonts w:ascii="Aptos Narrow" w:eastAsia="Times New Roman" w:hAnsi="Aptos Narrow" w:cs="Times New Roman"/>
+          <w:color w:val="000000"/>
+          <w:kern w:val="0"/>
+          <w:szCs w:val="22"/>
+          <w:lang w:eastAsia="en-CA"/>
+          <w14:ligatures w14:val="none"/>
+        </w:rPr>
+        <w:t xml:space="preserve"> formal measure that summarizes the state of a community or population at a particular time ({{ ref_intext_wearn_gloverkapfer_2017 }}), (e.g., species richness or population abundance).</w:t>
+      </w:r>
+    </w:p>
+    <w:p>
+      <w:r>
+        <w:t xml:space="preserve">- </w:t>
+      </w:r>
+      <w:r>
+        <w:t xml:space="preserve">Hover over each term </w:t>
+      </w:r>
+      <w:r>
+        <w:t>to see its definition</w:t>
+      </w:r>
+    </w:p>
+    <w:p>
+      <w:r>
+        <w:t xml:space="preserve">- </w:t>
+      </w:r>
+      <w:r>
+        <w:t xml:space="preserve">Refer to the "overview" </w:t>
+      </w:r>
+      <w:r>
+        <w:t>tab of the concept infobox</w:t>
+      </w:r>
+      <w:r>
+        <w:t xml:space="preserve"> </w:t>
+      </w:r>
+      <w:r>
+        <w:t>for the full definition list (with figures!)</w:t>
+      </w:r>
+    </w:p>
+    <w:p>
+      <w:r>
+        <w:t xml:space="preserve">- </w:t>
+      </w:r>
+      <w:r>
+        <w:t>Refer to the</w:t>
+      </w:r>
+      <w:r>
+        <w:t xml:space="preserve"> </w:t>
+      </w:r>
+      <w:r>
+        <w:t>"advanced" tab of the concept infobox if you would like to understand more about how a "state variable" differs from an "objective."</w:t>
+      </w:r>
+      <w:bookmarkEnd w:id="1"/>
+      <w:bookmarkEnd w:id="2"/>
+    </w:p>
+    <w:p>
+      <w:pPr>
+        <w:pStyle w:val="Heading2"/>
+      </w:pPr>
       <w:r>
         <w:t>Overview</w:t>
       </w:r>
     </w:p>
     <w:p>
-      <w:bookmarkStart w:id="1" w:name="text_overview"/>
+      <w:bookmarkStart w:id="3" w:name="text_overview"/>
       <w:r>
         <w:t>Definitions for each option are as follows (with a few additional notes):</w:t>
-      </w:r>
-    </w:p>
-    <w:p/>
-    <w:p>
-      <w:r>
-        <w:t>- **{{ name_mod_inventory }}**: {{ term_def_mod_inventory }}</w:t>
-      </w:r>
-    </w:p>
-    <w:p/>
-    <w:p>
-      <w:r>
-        <w:t>- **{{ name_mod_divers_rich }}**</w:t>
-      </w:r>
-    </w:p>
-    <w:p/>
-    <w:p>
-      <w:r>
-        <w:t xml:space="preserve">    - **{{ term_mod_divers_rich_rich }}**: {{ term_def_mod_divers_rich_rich }}</w:t>
-      </w:r>
-    </w:p>
-    <w:p/>
-    <w:p>
-      <w:r>
-        <w:t xml:space="preserve">    - **{{ term_mod_divers_rich_divers }}**: {{ term_def_mod_divers_rich_divers }}</w:t>
-      </w:r>
-    </w:p>
-    <w:p/>
-    <w:p>
-      <w:r>
-        <w:t xml:space="preserve">    - Note that there are multiple “levels” to Species diversity &amp; richness, these include:</w:t>
-      </w:r>
-    </w:p>
-    <w:p/>
-    <w:p>
-      <w:r>
-        <w:t xml:space="preserve">        -   **{{ term_mod_divers_rich_alpha }}**: {{ term_def_mod_divers_rich_alpha }}</w:t>
-      </w:r>
-    </w:p>
-    <w:p/>
-    <w:p>
-      <w:r>
-        <w:t xml:space="preserve">        -   **{{ term_mod_divers_rich_beta }}**: {{ term_def_mod_divers_rich_beta }}</w:t>
-      </w:r>
-    </w:p>
-    <w:p/>
-    <w:p>
-      <w:r>
-        <w:t xml:space="preserve">        -   **{{ term_mod_divers_rich_gamma }}**: {{ term_def_mod_divers_rich_gamma }}</w:t>
-      </w:r>
-    </w:p>
-    <w:p/>
-    <w:p>
-      <w:r>
-        <w:t>- **{{ name_obj_occupancy }}**: {{ name_def_obj_occupancy }}</w:t>
-      </w:r>
-    </w:p>
-    <w:p/>
-    <w:p>
-      <w:r>
-        <w:t>- **{{ name_obj_abundance }}**: {{ name_def_obj_abundance }}</w:t>
-      </w:r>
-    </w:p>
-    <w:p>
-      <w:r>
-        <w:lastRenderedPageBreak/>
-        <w:t xml:space="preserve">  </w:t>
-      </w:r>
-    </w:p>
-    <w:p>
-      <w:r>
-        <w:t>- **{{ name_obj_rel_abund }}**: {{ name_def_obj_rel_abund }}</w:t>
-      </w:r>
-    </w:p>
-    <w:p/>
-    <w:p>
-      <w:r>
-        <w:t>- **{{ name_obj_density }}**: {{ name_def_obj_density }}</w:t>
-      </w:r>
-    </w:p>
-    <w:p/>
-    <w:p>
-      <w:r>
-        <w:t>- **{{ name_obj_vital_rate }}**: {{ name_def_obj_vital_rate }}</w:t>
-      </w:r>
-    </w:p>
-    <w:p/>
-    <w:p>
-      <w:r>
-        <w:t>- **{{ name_obj_behaviour }}**: {{ name_def_obj_behaviour }}</w:t>
-      </w:r>
-    </w:p>
-    <w:p/>
-    <w:p>
-      <w:r>
-        <w:t>One of the first choices you will make when designing your study, is what it is that you plan to measure (or your “state variable”; a formal measure that summarizes the state of a community or population at a particular time \[{{ ref_intext_wearn_gloverkapfer_2017 }}\]). Since this concept might be easy to confuse with [Survey Objective(s)](#survey-objectives) (and since “objective” is often referred to interchangeably with “state variable”), consider the following figure:</w:t>
-      </w:r>
-    </w:p>
-    <w:p/>
-    <w:p>
-      <w:r>
-        <w:t>**&lt;font size="4"&gt;&lt;span style="color:#2F5496"&gt;Objective *vs.* State Variable&lt;/font&gt;&lt;/span&gt;**</w:t>
-      </w:r>
-    </w:p>
-    <w:p/>
-    <w:p>
-      <w:r>
-        <w:t>```{figure} ../03_images/03_image_files/00_FIG_obj_state_var.png</w:t>
-      </w:r>
-    </w:p>
-    <w:p>
-      <w:r>
-        <w:t>:width: 900px</w:t>
-      </w:r>
-    </w:p>
-    <w:p>
-      <w:r>
-        <w:t>:align: center</w:t>
-      </w:r>
-    </w:p>
-    <w:p>
-      <w:r>
-        <w:t>```</w:t>
-      </w:r>
-    </w:p>
-    <w:p/>
-    <w:p>
-      <w:r>
-        <w:t>:::::{card}</w:t>
-      </w:r>
-    </w:p>
-    <w:p>
-      <w:r>
-        <w:t xml:space="preserve">An essential first step when designing any [survey](#survey) is to clearly define its </w:t>
-      </w:r>
-      <w:r>
-        <w:t>{{ t_</w:t>
-      </w:r>
-      <w:r>
-        <w:t>survey_objectives</w:t>
-      </w:r>
-      <w:r>
-        <w:t xml:space="preserve"> }}</w:t>
-      </w:r>
-      <w:r>
-        <w:t xml:space="preserve">. </w:t>
-      </w:r>
-      <w:r>
-        <w:t>{{ t_survey_objectives }}</w:t>
-      </w:r>
-      <w:r>
-        <w:t xml:space="preserve"> should be specific, measurable, achievable, relevant and time-bound (i.e., SMART). </w:t>
-      </w:r>
-      <w:r>
-        <w:t>{{ t_survey_objectives }}</w:t>
-      </w:r>
-      <w:r>
-        <w:t xml:space="preserve"> should describe the following:</w:t>
-      </w:r>
-    </w:p>
-    <w:p/>
-    <w:p>
-      <w:r>
-        <w:t xml:space="preserve">-   [Target Species](#target_species) - the species that the </w:t>
-      </w:r>
-      <w:r>
-        <w:t>{{ t</w:t>
-      </w:r>
-      <w:r>
-        <w:t>l</w:t>
-      </w:r>
-      <w:r>
-        <w:t xml:space="preserve">_survey_objectives }} </w:t>
-      </w:r>
-      <w:r>
-        <w:t xml:space="preserve"> is designed to detect,</w:t>
-      </w:r>
-    </w:p>
-    <w:p/>
-    <w:p>
-      <w:r>
-        <w:t>-   [State variable(s)](#state_variable) - a formal measure that summarizes the state of a community or population at a particular time (Wearn &amp; Glover-Kapfer, 2017) (e.g., species richness or population abundance), and</w:t>
-      </w:r>
-    </w:p>
-    <w:p/>
-    <w:p>
-      <w:r>
-        <w:t>-   Proposed [modelling approach(es)](#mods_modelling_approach) - the method used to analyze the camera data, which should depend on the [state variable](#state_variable) (e.g., [occupancy models](#mods_occupancy) [MacKenzie et al., 2002], [spatially explicit capture-recapture (SECR) models](#mods_scr_secr) [e.g., Royle et al., 2009] for [density](#density) estimation, etc.) and the [Target Species](#target_species).</w:t>
-      </w:r>
-    </w:p>
-    <w:p/>
-    <w:p>
-      <w:r>
-        <w:t>An example of a clearly defined [Survey Objective](#survey_objectives) could be “to monitor trends in wolverine [occupancy](#occupancy) at 5-year intervals from March – December 2020 to 2030 in wildlife management unit 539”.</w:t>
-      </w:r>
-    </w:p>
-    <w:p/>
-    <w:p>
-      <w:r>
-        <w:t>The [Survey Objective](.#survey_objectives) will determine the appropriate [study design](#survey) and [deployment](#deployment) considerations (e.g., [camera spacing](#camera_spacing), [survey](#survey) effort, attractants or not). For example, based on the above objective for our wolverine [occupancy](#occupancy) [project](#project), we “randomly selected [camera locations](#camera_location) within a 15 km x 15 km grid cell with one camera per location and a total of 60 stations across our [study area](#study_area). We will place [lure](#baitlure_lure) dispensers at each [camera location](#camera_location) to increase the likelihood of detecting a wolverine.” to increase the likelihood of detecting a wolverine.”</w:t>
-      </w:r>
-    </w:p>
-    <w:p/>
-    <w:p>
-      <w:r>
-        <w:t>--- **RCSC et al. (2024)**</w:t>
-      </w:r>
-    </w:p>
-    <w:p>
-      <w:r>
-        <w:t>:::::</w:t>
       </w:r>
     </w:p>
     <w:p/>
     <w:p/>
-    <w:bookmarkEnd w:id="1"/>
+    <w:p>
+      <w:pPr>
+        <w:rPr>
+          <w:rFonts w:ascii="Aptos Narrow" w:eastAsia="Times New Roman" w:hAnsi="Aptos Narrow" w:cs="Times New Roman"/>
+          <w:color w:val="000000"/>
+          <w:kern w:val="0"/>
+          <w:szCs w:val="22"/>
+          <w:lang w:eastAsia="en-CA"/>
+          <w14:ligatures w14:val="none"/>
+        </w:rPr>
+      </w:pPr>
+      <w:r>
+        <w:rPr>
+          <w:rFonts w:ascii="Aptos Narrow" w:eastAsia="Times New Roman" w:hAnsi="Aptos Narrow" w:cs="Times New Roman"/>
+          <w:color w:val="000000"/>
+          <w:kern w:val="0"/>
+          <w:szCs w:val="22"/>
+          <w:lang w:eastAsia="en-CA"/>
+          <w14:ligatures w14:val="none"/>
+        </w:rPr>
+        <w:t>**Species inventory**: Rapid assessment [surveys](#survey) to determine what species are present in a given area at a given point in time; there is no attempt made to quantify aspects of communities or populations ({{ ref_intext_wearn_gloverkapfer_2017 }}).</w:t>
+      </w:r>
+    </w:p>
+    <w:p>
+      <w:pPr>
+        <w:rPr>
+          <w:rFonts w:ascii="Aptos Narrow" w:eastAsia="Times New Roman" w:hAnsi="Aptos Narrow" w:cs="Times New Roman"/>
+          <w:color w:val="000000"/>
+          <w:kern w:val="0"/>
+          <w:szCs w:val="22"/>
+          <w:lang w:eastAsia="en-CA"/>
+          <w14:ligatures w14:val="none"/>
+        </w:rPr>
+      </w:pPr>
+    </w:p>
+    <w:p>
+      <w:pPr>
+        <w:rPr>
+          <w:rFonts w:ascii="Aptos Narrow" w:eastAsia="Times New Roman" w:hAnsi="Aptos Narrow" w:cs="Times New Roman"/>
+          <w:color w:val="000000"/>
+          <w:kern w:val="0"/>
+          <w:szCs w:val="22"/>
+          <w:lang w:eastAsia="en-CA"/>
+          <w14:ligatures w14:val="none"/>
+        </w:rPr>
+      </w:pPr>
+    </w:p>
+    <w:p>
+      <w:pPr>
+        <w:rPr>
+          <w:rFonts w:ascii="Aptos Narrow" w:eastAsia="Times New Roman" w:hAnsi="Aptos Narrow" w:cs="Times New Roman"/>
+          <w:color w:val="000000"/>
+          <w:kern w:val="0"/>
+          <w:szCs w:val="22"/>
+          <w:lang w:eastAsia="en-CA"/>
+          <w14:ligatures w14:val="none"/>
+        </w:rPr>
+      </w:pPr>
+    </w:p>
+    <w:p>
+      <w:pPr>
+        <w:rPr>
+          <w:rFonts w:ascii="Aptos Narrow" w:eastAsia="Times New Roman" w:hAnsi="Aptos Narrow" w:cs="Times New Roman"/>
+          <w:color w:val="000000"/>
+          <w:kern w:val="0"/>
+          <w:szCs w:val="22"/>
+          <w:lang w:eastAsia="en-CA"/>
+          <w14:ligatures w14:val="none"/>
+        </w:rPr>
+      </w:pPr>
+      <w:r>
+        <w:rPr>
+          <w:rFonts w:ascii="Aptos Narrow" w:eastAsia="Times New Roman" w:hAnsi="Aptos Narrow" w:cs="Times New Roman"/>
+          <w:color w:val="000000"/>
+          <w:kern w:val="0"/>
+          <w:szCs w:val="22"/>
+          <w:lang w:eastAsia="en-CA"/>
+          <w14:ligatures w14:val="none"/>
+        </w:rPr>
+        <w:t>**Absolute abundance / Population size**: The number of individuals in a population ({{ ref_intext_wearn_gloverkapfer_2017 }}).</w:t>
+      </w:r>
+    </w:p>
+    <w:p>
+      <w:pPr>
+        <w:rPr>
+          <w:rFonts w:ascii="Aptos Narrow" w:eastAsia="Times New Roman" w:hAnsi="Aptos Narrow" w:cs="Times New Roman"/>
+          <w:color w:val="000000"/>
+          <w:kern w:val="0"/>
+          <w:szCs w:val="22"/>
+          <w:lang w:eastAsia="en-CA"/>
+          <w14:ligatures w14:val="none"/>
+        </w:rPr>
+      </w:pPr>
+    </w:p>
+    <w:p>
+      <w:pPr>
+        <w:rPr>
+          <w:rFonts w:ascii="Aptos Narrow" w:eastAsia="Times New Roman" w:hAnsi="Aptos Narrow" w:cs="Times New Roman"/>
+          <w:color w:val="000000"/>
+          <w:kern w:val="0"/>
+          <w:szCs w:val="22"/>
+          <w:lang w:eastAsia="en-CA"/>
+          <w14:ligatures w14:val="none"/>
+        </w:rPr>
+      </w:pPr>
+      <w:r>
+        <w:rPr>
+          <w:rFonts w:ascii="Aptos Narrow" w:eastAsia="Times New Roman" w:hAnsi="Aptos Narrow" w:cs="Times New Roman"/>
+          <w:color w:val="000000"/>
+          <w:kern w:val="0"/>
+          <w:szCs w:val="22"/>
+          <w:lang w:eastAsia="en-CA"/>
+          <w14:ligatures w14:val="none"/>
+        </w:rPr>
+        <w:t>**Occupancy**: The probability a site is occupied by the species ({{ ref_intext_mackenzie_et_al_2002 }}). Occupancy is also highly suitable for evaluating broad-scale patterns of species distribution ({{ ref_intext_wearn_gloverkapfer_2017 }}).</w:t>
+      </w:r>
+    </w:p>
+    <w:p>
+      <w:pPr>
+        <w:rPr>
+          <w:rFonts w:ascii="Aptos Narrow" w:eastAsia="Times New Roman" w:hAnsi="Aptos Narrow" w:cs="Times New Roman"/>
+          <w:color w:val="000000"/>
+          <w:kern w:val="0"/>
+          <w:szCs w:val="22"/>
+          <w:lang w:eastAsia="en-CA"/>
+          <w14:ligatures w14:val="none"/>
+        </w:rPr>
+      </w:pPr>
+    </w:p>
+    <w:p/>
+    <w:p/>
+    <w:p/>
+    <w:bookmarkEnd w:id="3"/>
     <w:p/>
     <w:p/>
     <w:p>
@@ -443,7 +448,7 @@
           <w:bCs/>
           <w:highlight w:val="yellow"/>
         </w:rPr>
-        <w:t>::::::{tab-item} Overview 2</w:t>
+        <w:t>::::::{tab-item} Overview</w:t>
       </w:r>
     </w:p>
     <w:p>
@@ -488,126 +493,339 @@
         <w:t>**Richness** ***vs*** **Diversity**</w:t>
       </w:r>
     </w:p>
+    <w:p>
+      <w:r>
+        <w:t>::::{grid} 2</w:t>
+      </w:r>
+    </w:p>
+    <w:p>
+      <w:r>
+        <w:t>:gutter: 1</w:t>
+      </w:r>
+    </w:p>
+    <w:p>
+      <w:r>
+        <w:t>:padding: 0</w:t>
+      </w:r>
+    </w:p>
+    <w:p>
+      <w:r>
+        <w:t>:margin: 0</w:t>
+      </w:r>
+    </w:p>
     <w:p/>
     <w:p>
       <w:r>
-        <w:t>::::{grid} 2</w:t>
-      </w:r>
-    </w:p>
-    <w:p>
-      <w:r>
-        <w:t>:gutter: 1</w:t>
+        <w:t>:::{grid-item}</w:t>
+      </w:r>
+    </w:p>
+    <w:p>
+      <w:pPr>
+        <w:rPr>
+          <w:rFonts w:ascii="Aptos Narrow" w:eastAsia="Times New Roman" w:hAnsi="Aptos Narrow" w:cs="Times New Roman"/>
+          <w:color w:val="000000"/>
+          <w:kern w:val="0"/>
+          <w:szCs w:val="22"/>
+          <w:lang w:eastAsia="en-CA"/>
+          <w14:ligatures w14:val="none"/>
+        </w:rPr>
+      </w:pPr>
+      <w:r>
+        <w:rPr>
+          <w:rFonts w:ascii="Aptos Narrow" w:eastAsia="Times New Roman" w:hAnsi="Aptos Narrow" w:cs="Times New Roman"/>
+          <w:b/>
+          <w:bCs/>
+          <w:color w:val="000000"/>
+          <w:kern w:val="0"/>
+          <w:szCs w:val="22"/>
+          <w:lang w:eastAsia="en-CA"/>
+          <w14:ligatures w14:val="none"/>
+        </w:rPr>
+        <w:t>**Species richness**:</w:t>
+      </w:r>
+      <w:r>
+        <w:rPr>
+          <w:rFonts w:ascii="Aptos Narrow" w:eastAsia="Times New Roman" w:hAnsi="Aptos Narrow" w:cs="Times New Roman"/>
+          <w:color w:val="000000"/>
+          <w:kern w:val="0"/>
+          <w:szCs w:val="22"/>
+          <w:lang w:eastAsia="en-CA"/>
+          <w14:ligatures w14:val="none"/>
+        </w:rPr>
+        <w:t xml:space="preserve"> The total number of species in an assemblage or a sample' ({{ ref_intext_gotelli_chao_2013 }}).</w:t>
+      </w:r>
+    </w:p>
+    <w:p>
+      <w:r>
+        <w:t>:::</w:t>
+      </w:r>
+    </w:p>
+    <w:p/>
+    <w:p>
+      <w:r>
+        <w:t>:::{grid-item}</w:t>
+      </w:r>
+    </w:p>
+    <w:p>
+      <w:pPr>
+        <w:rPr>
+          <w:rFonts w:ascii="Arial" w:eastAsia="Times New Roman" w:hAnsi="Arial" w:cs="Arial"/>
+          <w:color w:val="000000"/>
+          <w:kern w:val="0"/>
+          <w:szCs w:val="22"/>
+          <w:lang w:eastAsia="en-CA"/>
+          <w14:ligatures w14:val="none"/>
+        </w:rPr>
+      </w:pPr>
+      <w:r>
+        <w:rPr>
+          <w:b/>
+          <w:bCs/>
+        </w:rPr>
+        <w:t xml:space="preserve">**Species diversity**: </w:t>
+      </w:r>
+      <w:r>
+        <w:rPr>
+          <w:rFonts w:ascii="Arial" w:eastAsia="Times New Roman" w:hAnsi="Arial" w:cs="Arial"/>
+          <w:color w:val="000000"/>
+          <w:kern w:val="0"/>
+          <w:szCs w:val="22"/>
+          <w:lang w:eastAsia="en-CA"/>
+          <w14:ligatures w14:val="none"/>
+        </w:rPr>
+        <w:t>A measure of diversity that incorporates both the number of species in an assemblage and some measure of their relative abundances.' ({{ ref_intext_gotelli_chao_2013 }})</w:t>
+      </w:r>
+    </w:p>
+    <w:p>
+      <w:r>
+        <w:t>:::</w:t>
+      </w:r>
+    </w:p>
+    <w:p/>
+    <w:p>
+      <w:r>
+        <w:t>::::</w:t>
+      </w:r>
+    </w:p>
+    <w:p/>
+    <w:p>
+      <w:r>
+        <w:t>:::</w:t>
+      </w:r>
+      <w:r>
+        <w:t>{figure} ../03_images/03_image_files/pyron_2010_fig1_clipped.png</w:t>
       </w:r>
     </w:p>
     <w:p>
       <w:r>
         <w:lastRenderedPageBreak/>
-        <w:t>:padding: 0</w:t>
-      </w:r>
-    </w:p>
-    <w:p>
-      <w:r>
-        <w:t>:margin: 0</w:t>
+        <w:t>:align: center</w:t>
+      </w:r>
+    </w:p>
+    <w:p>
+      <w:r>
+        <w:t>:scale: 60%</w:t>
+      </w:r>
+    </w:p>
+    <w:p>
+      <w:r>
+        <w:t>:::</w:t>
+      </w:r>
+    </w:p>
+    <w:p>
+      <w:r>
+        <w:t xml:space="preserve">**Pyron (2010) – Fig. 1**: Species evenness and species richness for animalcule communities. Both communities contain five species of animalcules. Species richness is the same. The community on the left is dominated by one of the species. The community on the right has equal proportions of each species. Evenness is higher when species are present in similar proportions. Thus the community on the left has higher species diversity, because evenness is higher. </w:t>
       </w:r>
     </w:p>
     <w:p/>
     <w:p>
       <w:r>
-        <w:t>:::{grid-item}</w:t>
-      </w:r>
-    </w:p>
-    <w:p>
-      <w:r>
-        <w:t>**{{ term_mod_divers_rich_rich }}**</w:t>
+        <w:t>Note that there are multiple “levels” to Species diversity &amp; richness, these include:</w:t>
+      </w:r>
+    </w:p>
+    <w:p>
+      <w:r>
+        <w:t>-</w:t>
+      </w:r>
+      <w:r>
+        <w:t xml:space="preserve"> </w:t>
+      </w:r>
+      <w:r>
+        <w:rPr>
+          <w:rFonts w:ascii="Aptos Narrow" w:eastAsia="Times New Roman" w:hAnsi="Aptos Narrow" w:cs="Times New Roman"/>
+          <w:b/>
+          <w:bCs/>
+          <w:color w:val="000000"/>
+          <w:kern w:val="0"/>
+          <w:szCs w:val="22"/>
+          <w:lang w:eastAsia="en-CA"/>
+          <w14:ligatures w14:val="none"/>
+        </w:rPr>
+        <w:t>**Alpha richness (α)**:</w:t>
+      </w:r>
+      <w:r>
+        <w:rPr>
+          <w:rFonts w:ascii="Aptos Narrow" w:eastAsia="Times New Roman" w:hAnsi="Aptos Narrow" w:cs="Times New Roman"/>
+          <w:color w:val="000000"/>
+          <w:kern w:val="0"/>
+          <w:szCs w:val="22"/>
+          <w:lang w:eastAsia="en-CA"/>
+          <w14:ligatures w14:val="none"/>
+        </w:rPr>
+        <w:t xml:space="preserve"> The number of species at the level of an individual camera location ({{ ref_intext_wearn_gloverkapfer_2017 }}).</w:t>
+      </w:r>
+    </w:p>
+    <w:p>
+      <w:pPr>
+        <w:rPr>
+          <w:rFonts w:ascii="Aptos Narrow" w:eastAsia="Times New Roman" w:hAnsi="Aptos Narrow" w:cs="Times New Roman"/>
+          <w:color w:val="000000"/>
+          <w:kern w:val="0"/>
+          <w:szCs w:val="22"/>
+          <w:lang w:eastAsia="en-CA"/>
+          <w14:ligatures w14:val="none"/>
+        </w:rPr>
+      </w:pPr>
+      <w:r>
+        <w:t xml:space="preserve">- </w:t>
+      </w:r>
+      <w:r>
+        <w:rPr>
+          <w:rFonts w:ascii="Aptos Narrow" w:eastAsia="Times New Roman" w:hAnsi="Aptos Narrow" w:cs="Times New Roman"/>
+          <w:b/>
+          <w:bCs/>
+          <w:color w:val="000000"/>
+          <w:kern w:val="0"/>
+          <w:szCs w:val="22"/>
+          <w:lang w:eastAsia="en-CA"/>
+          <w14:ligatures w14:val="none"/>
+        </w:rPr>
+        <w:t>**Beta-diversity (β)**:</w:t>
+      </w:r>
+      <w:r>
+        <w:rPr>
+          <w:rFonts w:ascii="Aptos Narrow" w:eastAsia="Times New Roman" w:hAnsi="Aptos Narrow" w:cs="Times New Roman"/>
+          <w:color w:val="000000"/>
+          <w:kern w:val="0"/>
+          <w:szCs w:val="22"/>
+          <w:lang w:eastAsia="en-CA"/>
+          <w14:ligatures w14:val="none"/>
+        </w:rPr>
+        <w:t xml:space="preserve"> The differences between the communities or, more formally, the variance among the communities ({{ ref_intext_wearn_gloverkapfer_2017 }}).</w:t>
+      </w:r>
+    </w:p>
+    <w:p>
+      <w:pPr>
+        <w:rPr>
+          <w:rFonts w:ascii="Aptos Narrow" w:eastAsia="Times New Roman" w:hAnsi="Aptos Narrow" w:cs="Times New Roman"/>
+          <w:color w:val="000000"/>
+          <w:kern w:val="0"/>
+          <w:szCs w:val="22"/>
+          <w:lang w:eastAsia="en-CA"/>
+          <w14:ligatures w14:val="none"/>
+        </w:rPr>
+      </w:pPr>
+      <w:r>
+        <w:t xml:space="preserve">- </w:t>
+      </w:r>
+      <w:r>
+        <w:rPr>
+          <w:rFonts w:ascii="Aptos Narrow" w:eastAsia="Times New Roman" w:hAnsi="Aptos Narrow" w:cs="Times New Roman"/>
+          <w:b/>
+          <w:bCs/>
+          <w:color w:val="000000"/>
+          <w:kern w:val="0"/>
+          <w:szCs w:val="22"/>
+          <w:lang w:eastAsia="en-CA"/>
+          <w14:ligatures w14:val="none"/>
+        </w:rPr>
+        <w:t>**Gamma richness (γ)**:</w:t>
+      </w:r>
+      <w:r>
+        <w:rPr>
+          <w:rFonts w:ascii="Aptos Narrow" w:eastAsia="Times New Roman" w:hAnsi="Aptos Narrow" w:cs="Times New Roman"/>
+          <w:color w:val="000000"/>
+          <w:kern w:val="0"/>
+          <w:szCs w:val="22"/>
+          <w:lang w:eastAsia="en-CA"/>
+          <w14:ligatures w14:val="none"/>
+        </w:rPr>
+        <w:t xml:space="preserve"> The number of species across a whole study area ({{ ref_intext_wearn_gloverkapfer_2017 }}).</w:t>
       </w:r>
     </w:p>
     <w:p/>
     <w:p>
       <w:r>
-        <w:t>{{ term_def_mod_divers_rich_rich }}</w:t>
-      </w:r>
-    </w:p>
-    <w:p>
-      <w:r>
-        <w:t>:::</w:t>
-      </w:r>
-    </w:p>
-    <w:p/>
-    <w:p>
-      <w:r>
-        <w:t>:::{grid-item}</w:t>
-      </w:r>
-    </w:p>
-    <w:p>
-      <w:r>
-        <w:t>**{{ term_mod_divers_rich_divers }}**</w:t>
-      </w:r>
-    </w:p>
-    <w:p/>
-    <w:p>
-      <w:r>
-        <w:t>{{ term_def_mod_divers_rich_divers }}</w:t>
-      </w:r>
-    </w:p>
-    <w:p>
-      <w:r>
-        <w:t>:::</w:t>
-      </w:r>
-    </w:p>
-    <w:p/>
-    <w:p>
-      <w:r>
-        <w:t>::::</w:t>
-      </w:r>
-    </w:p>
-    <w:p/>
-    <w:p>
-      <w:r>
-        <w:t>```{figure} ../03_images/03_image_files/pyron_2010_fig1_clipped.png</w:t>
-      </w:r>
-    </w:p>
-    <w:p>
-      <w:r>
-        <w:t>:align: center</w:t>
-      </w:r>
-    </w:p>
-    <w:p>
-      <w:r>
-        <w:t>:scale: 60%</w:t>
-      </w:r>
-    </w:p>
-    <w:p>
-      <w:r>
-        <w:t>```</w:t>
-      </w:r>
-    </w:p>
-    <w:p>
-      <w:r>
-        <w:t xml:space="preserve">**Pyron (2010) – Fig. 1**: Species evenness and species richness for animalcule communities. Both communities contain five species of animalcules. Species richness is the same. The community on the left is dominated by one of the species. The community on the right has equal proportions of each species. Evenness is higher when species are present in similar proportions. Thus the community on the left has higher species diversity, because evenness is higher. </w:t>
-      </w:r>
-    </w:p>
-    <w:p/>
-    <w:p>
-      <w:r>
-        <w:t>Note that there are multiple “levels” to Species diversity &amp; richness, these include:</w:t>
-      </w:r>
-    </w:p>
-    <w:p/>
-    <w:p>
-      <w:r>
-        <w:t>- **{{ term_mod_divers_rich_alpha }}**: {{ term_def_mod_divers_rich_alpha }}</w:t>
-      </w:r>
-    </w:p>
-    <w:p/>
-    <w:p>
-      <w:r>
-        <w:t>- **{{ term_mod_divers_rich_beta }}**: {{ term_def_mod_divers_rich_beta }}</w:t>
-      </w:r>
-    </w:p>
-    <w:p/>
-    <w:p>
-      <w:r>
-        <w:t>- **{{ term_mod_divers_rich_gamma }}**: {{ term_def_mod_divers_rich_gamma }}</w:t>
+        <w:drawing>
+          <wp:inline distT="0" distB="0" distL="0" distR="0" wp14:anchorId="332960AD" wp14:editId="556E9095">
+            <wp:extent cx="3686175" cy="2828925"/>
+            <wp:effectExtent l="0" t="0" r="9525" b="9525"/>
+            <wp:docPr id="956272258" name="Picture 2"/>
+            <wp:cNvGraphicFramePr>
+              <a:graphicFrameLocks xmlns:a="http://schemas.openxmlformats.org/drawingml/2006/main" noChangeAspect="1"/>
+            </wp:cNvGraphicFramePr>
+            <a:graphic xmlns:a="http://schemas.openxmlformats.org/drawingml/2006/main">
+              <a:graphicData uri="http://schemas.openxmlformats.org/drawingml/2006/picture">
+                <pic:pic xmlns:pic="http://schemas.openxmlformats.org/drawingml/2006/picture">
+                  <pic:nvPicPr>
+                    <pic:cNvPr id="0" name="Picture 6"/>
+                    <pic:cNvPicPr>
+                      <a:picLocks noChangeAspect="1" noChangeArrowheads="1"/>
+                    </pic:cNvPicPr>
+                  </pic:nvPicPr>
+                  <pic:blipFill>
+                    <a:blip r:embed="rId8">
+                      <a:extLst>
+                        <a:ext uri="{28A0092B-C50C-407E-A947-70E740481C1C}">
+                          <a14:useLocalDpi xmlns:a14="http://schemas.microsoft.com/office/drawing/2010/main" val="0"/>
+                        </a:ext>
+                      </a:extLst>
+                    </a:blip>
+                    <a:srcRect/>
+                    <a:stretch>
+                      <a:fillRect/>
+                    </a:stretch>
+                  </pic:blipFill>
+                  <pic:spPr bwMode="auto">
+                    <a:xfrm>
+                      <a:off x="0" y="0"/>
+                      <a:ext cx="3686175" cy="2828925"/>
+                    </a:xfrm>
+                    <a:prstGeom prst="rect">
+                      <a:avLst/>
+                    </a:prstGeom>
+                    <a:noFill/>
+                    <a:ln>
+                      <a:noFill/>
+                    </a:ln>
+                  </pic:spPr>
+                </pic:pic>
+              </a:graphicData>
+            </a:graphic>
+          </wp:inline>
+        </w:drawing>
+      </w:r>
+    </w:p>
+    <w:p>
+      <w:r>
+        <w:t>https://eco-intelligent.com/2016/10/14/alpha-beta-gamma-diversity/</w:t>
+      </w:r>
+    </w:p>
+    <w:p>
+      <w:r>
+        <w:t>Babu, A. (N.D.). *</w:t>
+      </w:r>
+      <w:r>
+        <w:t>Alpha, Beta and Gamma Diversity: Biodiversity at different scales</w:t>
+      </w:r>
+      <w:r>
+        <w:t>*. &lt;</w:t>
+      </w:r>
+      <w:r>
+        <w:t>https://eco-intelligent.com/2016/10/14/alpha-beta-gamma-diversity/</w:t>
+      </w:r>
+      <w:r>
+        <w:t>&gt;</w:t>
       </w:r>
     </w:p>
     <w:p/>
@@ -625,7 +843,22 @@
     </w:p>
     <w:p>
       <w:r>
-        <w:t>### **Presence/absence** ***vs.*** **Occupancy**</w:t>
+        <w:t xml:space="preserve">### </w:t>
+      </w:r>
+      <w:r>
+        <w:t>**Presence** ***vs.***</w:t>
+      </w:r>
+      <w:r>
+        <w:t xml:space="preserve"> </w:t>
+      </w:r>
+      <w:r>
+        <w:rPr>
+          <w:highlight w:val="yellow"/>
+        </w:rPr>
+        <w:t>**Presence/absence*</w:t>
+      </w:r>
+      <w:r>
+        <w:t>* ***vs.*** **Occupancy**</w:t>
       </w:r>
     </w:p>
     <w:p/>
@@ -657,16 +890,92 @@
     </w:p>
     <w:p>
       <w:r>
-        <w:t>**{{ name_mod_inventory }}**</w:t>
+        <w:rPr>
+          <w:b/>
+          <w:bCs/>
+        </w:rPr>
+        <w:t>**</w:t>
+      </w:r>
+      <w:r>
+        <w:rPr>
+          <w:b/>
+          <w:bCs/>
+        </w:rPr>
+        <w:t xml:space="preserve"> </w:t>
+      </w:r>
+      <w:r>
+        <w:rPr>
+          <w:b/>
+          <w:bCs/>
+        </w:rPr>
+        <w:t>Species inventory</w:t>
+      </w:r>
+      <w:r>
+        <w:rPr>
+          <w:b/>
+          <w:bCs/>
+        </w:rPr>
+        <w:t>**</w:t>
+      </w:r>
+      <w:r>
+        <w:t xml:space="preserve">: </w:t>
+      </w:r>
+      <w:r>
+        <w:t>Rapid assessment surveys</w:t>
+      </w:r>
+      <w:r>
+        <w:t xml:space="preserve"> used</w:t>
+      </w:r>
+      <w:r>
+        <w:t xml:space="preserve"> to determine what species are present in a given area at a given point in time; there is no attempt made to quantify aspects of communities or populations ({{ ref_intext_wearn_gloverkapfer_2017 }}).</w:t>
+      </w:r>
+    </w:p>
+    <w:p>
+      <w:r>
+        <w:t>:::</w:t>
       </w:r>
     </w:p>
     <w:p/>
     <w:p>
       <w:r>
-        <w:t>{{ term_def_mod_inventory }}</w:t>
-      </w:r>
-    </w:p>
-    <w:p>
+        <w:t>:::{grid-item}</w:t>
+      </w:r>
+    </w:p>
+    <w:p>
+      <w:pPr>
+        <w:rPr>
+          <w:rFonts w:ascii="Aptos Narrow" w:eastAsia="Times New Roman" w:hAnsi="Aptos Narrow" w:cs="Times New Roman"/>
+          <w:color w:val="000000"/>
+          <w:kern w:val="0"/>
+          <w:szCs w:val="22"/>
+          <w:lang w:eastAsia="en-CA"/>
+          <w14:ligatures w14:val="none"/>
+        </w:rPr>
+      </w:pPr>
+      <w:r>
+        <w:rPr>
+          <w:rFonts w:ascii="Aptos Narrow" w:eastAsia="Times New Roman" w:hAnsi="Aptos Narrow" w:cs="Times New Roman"/>
+          <w:b/>
+          <w:bCs/>
+          <w:color w:val="000000"/>
+          <w:kern w:val="0"/>
+          <w:szCs w:val="22"/>
+          <w:lang w:eastAsia="en-CA"/>
+          <w14:ligatures w14:val="none"/>
+        </w:rPr>
+        <w:t xml:space="preserve">**Occupancy**: </w:t>
+      </w:r>
+      <w:r>
+        <w:rPr>
+          <w:rFonts w:ascii="Aptos Narrow" w:eastAsia="Times New Roman" w:hAnsi="Aptos Narrow" w:cs="Times New Roman"/>
+          <w:color w:val="000000"/>
+          <w:kern w:val="0"/>
+          <w:szCs w:val="22"/>
+          <w:lang w:eastAsia="en-CA"/>
+          <w14:ligatures w14:val="none"/>
+        </w:rPr>
+        <w:t>The probability a site is occupied by the species ({{ ref_intext_mackenzie_et_al_2002 }}). Occupancy is also highly suitable for evaluating broad-scale patterns of species distribution ({{ ref_intext_wearn_gloverkapfer_2017 }}).</w:t>
+      </w:r>
       <w:r>
         <w:t>:::</w:t>
       </w:r>
@@ -674,59 +983,41 @@
     <w:p/>
     <w:p>
       <w:r>
-        <w:t>:::{grid-item}</w:t>
-      </w:r>
-    </w:p>
-    <w:p>
-      <w:r>
-        <w:t>**{{ name_obj_occupancy }}**</w:t>
+        <w:t>::::</w:t>
       </w:r>
     </w:p>
     <w:p/>
     <w:p>
       <w:r>
-        <w:t>{{ name_def_obj_occupancy }}</w:t>
-      </w:r>
-    </w:p>
-    <w:p>
-      <w:r>
-        <w:t>:::</w:t>
+        <w:t>:::::</w:t>
       </w:r>
     </w:p>
     <w:p/>
     <w:p>
       <w:r>
-        <w:t>::::</w:t>
+        <w:t>:::::{card}</w:t>
+      </w:r>
+    </w:p>
+    <w:p>
+      <w:r>
+        <w:t>### **Absolute abundance** ***vs.*** **Relative abundance** ***vs.*** **Density**</w:t>
       </w:r>
     </w:p>
     <w:p/>
-    <w:p>
-      <w:r>
-        <w:t>:::::</w:t>
-      </w:r>
-    </w:p>
     <w:p/>
-    <w:p>
-      <w:r>
-        <w:t>:::::{card}</w:t>
-      </w:r>
-    </w:p>
-    <w:p>
-      <w:r>
-        <w:t>### **Absolute abundance** ***vs.*** **Relative abundance** ***vs.*** **Density**</w:t>
-      </w:r>
-    </w:p>
+    <w:p/>
     <w:p/>
     <w:tbl>
       <w:tblPr>
         <w:tblStyle w:val="TableGrid"/>
         <w:tblW w:w="0" w:type="auto"/>
+        <w:tblLayout w:type="fixed"/>
         <w:tblLook w:val="04A0" w:firstRow="1" w:lastRow="0" w:firstColumn="1" w:lastColumn="0" w:noHBand="0" w:noVBand="1"/>
       </w:tblPr>
       <w:tblGrid>
-        <w:gridCol w:w="5016"/>
-        <w:gridCol w:w="3787"/>
-        <w:gridCol w:w="4147"/>
+        <w:gridCol w:w="4316"/>
+        <w:gridCol w:w="4317"/>
+        <w:gridCol w:w="4317"/>
       </w:tblGrid>
       <w:tr>
         <w:tc>
@@ -809,6 +1100,33 @@
                 <w:color w:val="000000"/>
                 <w:szCs w:val="22"/>
               </w:rPr>
+              <w:t>**</w:t>
+            </w:r>
+            <w:r>
+              <w:t xml:space="preserve"> </w:t>
+            </w:r>
+            <w:r>
+              <w:rPr>
+                <w:rFonts w:ascii="Aptos Narrow" w:hAnsi="Aptos Narrow"/>
+                <w:color w:val="000000"/>
+                <w:szCs w:val="22"/>
+              </w:rPr>
+              <w:t>Absolute abundance</w:t>
+            </w:r>
+            <w:r>
+              <w:rPr>
+                <w:rFonts w:ascii="Aptos Narrow" w:hAnsi="Aptos Narrow"/>
+                <w:color w:val="000000"/>
+                <w:szCs w:val="22"/>
+              </w:rPr>
+              <w:t xml:space="preserve">**: </w:t>
+            </w:r>
+            <w:r>
+              <w:rPr>
+                <w:rFonts w:ascii="Aptos Narrow" w:hAnsi="Aptos Narrow"/>
+                <w:color w:val="000000"/>
+                <w:szCs w:val="22"/>
+              </w:rPr>
               <w:t>The number of individuals in a population ({{ ref_intext_wearn_gloverkapfer_2017 }}).</w:t>
             </w:r>
           </w:p>
@@ -822,7 +1140,25 @@
               <w:rPr>
                 <w:highlight w:val="yellow"/>
               </w:rPr>
-              <w:t>The number of individuals ……</w:t>
+              <w:t xml:space="preserve">**Relative abundance"**: </w:t>
+            </w:r>
+            <w:r>
+              <w:rPr>
+                <w:highlight w:val="yellow"/>
+              </w:rPr>
+              <w:t xml:space="preserve">The number of </w:t>
+            </w:r>
+            <w:r>
+              <w:t xml:space="preserve">animals </w:t>
+            </w:r>
+            <w:r>
+              <w:t>detected from</w:t>
+            </w:r>
+            <w:r>
+              <w:t xml:space="preserve"> one camera/area compared to another camera</w:t>
+            </w:r>
+            <w:r>
+              <w:t>/area.</w:t>
             </w:r>
           </w:p>
         </w:tc>
@@ -844,10 +1180,25 @@
                 <w:color w:val="000000"/>
                 <w:szCs w:val="22"/>
               </w:rPr>
-              <w:t>The number of individuals per unit area ({{ ref_intext_wearn_gloverkapfer_2017 }})</w:t>
+              <w:t>**</w:t>
+            </w:r>
+            <w:r>
+              <w:rPr>
+                <w:rFonts w:ascii="Aptos Narrow" w:hAnsi="Aptos Narrow"/>
+                <w:color w:val="000000"/>
+                <w:szCs w:val="22"/>
+              </w:rPr>
+              <w:t>Density**: t</w:t>
+            </w:r>
+            <w:r>
+              <w:rPr>
+                <w:rFonts w:ascii="Aptos Narrow" w:hAnsi="Aptos Narrow"/>
+                <w:color w:val="000000"/>
+                <w:szCs w:val="22"/>
+              </w:rPr>
+              <w:t>he number of individuals per unit area ({{ ref_intext_wearn_gloverkapfer_2017 }})</w:t>
             </w:r>
           </w:p>
-          <w:p/>
         </w:tc>
       </w:tr>
       <w:tr>
@@ -857,15 +1208,18 @@
           </w:tcPr>
           <w:p>
             <w:r>
-              <w:rPr>
-                <w:noProof/>
-              </w:rPr>
               <w:lastRenderedPageBreak/>
               <w:drawing>
-                <wp:inline distT="0" distB="0" distL="0" distR="0" wp14:anchorId="5DF782EF" wp14:editId="5A4969F5">
-                  <wp:extent cx="3038475" cy="3038475"/>
-                  <wp:effectExtent l="0" t="0" r="9525" b="9525"/>
-                  <wp:docPr id="1487140024" name="Picture 1"/>
+                <wp:inline distT="0" distB="0" distL="0" distR="0" wp14:anchorId="400C725C" wp14:editId="11A76270">
+                  <wp:extent cx="2487930" cy="1762635"/>
+                  <wp:effectExtent l="0" t="0" r="7620" b="9525"/>
+                  <wp:docPr id="30" name="Picture 29">
+                    <a:extLst xmlns:a="http://schemas.openxmlformats.org/drawingml/2006/main">
+                      <a:ext uri="{FF2B5EF4-FFF2-40B4-BE49-F238E27FC236}">
+                        <a16:creationId xmlns:a16="http://schemas.microsoft.com/office/drawing/2014/main" id="{BF718950-78C4-642A-0AE5-8D52EBB4B44C}"/>
+                      </a:ext>
+                    </a:extLst>
+                  </wp:docPr>
                   <wp:cNvGraphicFramePr>
                     <a:graphicFrameLocks xmlns:a="http://schemas.openxmlformats.org/drawingml/2006/main" noChangeAspect="1"/>
                   </wp:cNvGraphicFramePr>
@@ -873,36 +1227,94 @@
                     <a:graphicData uri="http://schemas.openxmlformats.org/drawingml/2006/picture">
                       <pic:pic xmlns:pic="http://schemas.openxmlformats.org/drawingml/2006/picture">
                         <pic:nvPicPr>
-                          <pic:cNvPr id="0" name="Picture 1"/>
+                          <pic:cNvPr id="30" name="Picture 29">
+                            <a:extLst>
+                              <a:ext uri="{FF2B5EF4-FFF2-40B4-BE49-F238E27FC236}">
+                                <a16:creationId xmlns:a16="http://schemas.microsoft.com/office/drawing/2014/main" id="{BF718950-78C4-642A-0AE5-8D52EBB4B44C}"/>
+                              </a:ext>
+                            </a:extLst>
+                          </pic:cNvPr>
                           <pic:cNvPicPr>
-                            <a:picLocks noChangeAspect="1" noChangeArrowheads="1"/>
+                            <a:picLocks noChangeAspect="1"/>
                           </pic:cNvPicPr>
                         </pic:nvPicPr>
                         <pic:blipFill>
-                          <a:blip r:embed="rId8" cstate="print">
-                            <a:extLst>
-                              <a:ext uri="{28A0092B-C50C-407E-A947-70E740481C1C}">
-                                <a14:useLocalDpi xmlns:a14="http://schemas.microsoft.com/office/drawing/2010/main" val="0"/>
-                              </a:ext>
-                            </a:extLst>
-                          </a:blip>
-                          <a:srcRect/>
+                          <a:blip r:embed="rId9"/>
                           <a:stretch>
                             <a:fillRect/>
                           </a:stretch>
                         </pic:blipFill>
-                        <pic:spPr bwMode="auto">
+                        <pic:spPr>
                           <a:xfrm>
                             <a:off x="0" y="0"/>
-                            <a:ext cx="3038475" cy="3038475"/>
+                            <a:ext cx="2499136" cy="1770574"/>
                           </a:xfrm>
                           <a:prstGeom prst="rect">
                             <a:avLst/>
                           </a:prstGeom>
-                          <a:noFill/>
-                          <a:ln>
-                            <a:noFill/>
-                          </a:ln>
+                        </pic:spPr>
+                      </pic:pic>
+                    </a:graphicData>
+                  </a:graphic>
+                </wp:inline>
+              </w:drawing>
+            </w:r>
+          </w:p>
+          <w:p>
+            <w:r>
+              <w:t>modified from Becker, 2024</w:t>
+            </w:r>
+          </w:p>
+        </w:tc>
+        <w:tc>
+          <w:tcPr>
+            <w:tcW w:w="4317" w:type="dxa"/>
+          </w:tcPr>
+          <w:p>
+            <w:r>
+              <w:drawing>
+                <wp:inline distT="0" distB="0" distL="0" distR="0" wp14:anchorId="63D6E043" wp14:editId="529EA314">
+                  <wp:extent cx="3067050" cy="1075597"/>
+                  <wp:effectExtent l="0" t="0" r="0" b="0"/>
+                  <wp:docPr id="32" name="Picture 31">
+                    <a:extLst xmlns:a="http://schemas.openxmlformats.org/drawingml/2006/main">
+                      <a:ext uri="{FF2B5EF4-FFF2-40B4-BE49-F238E27FC236}">
+                        <a16:creationId xmlns:a16="http://schemas.microsoft.com/office/drawing/2014/main" id="{694F29CC-6255-FFB5-CB24-6F2E0B7F242A}"/>
+                      </a:ext>
+                    </a:extLst>
+                  </wp:docPr>
+                  <wp:cNvGraphicFramePr>
+                    <a:graphicFrameLocks xmlns:a="http://schemas.openxmlformats.org/drawingml/2006/main" noChangeAspect="1"/>
+                  </wp:cNvGraphicFramePr>
+                  <a:graphic xmlns:a="http://schemas.openxmlformats.org/drawingml/2006/main">
+                    <a:graphicData uri="http://schemas.openxmlformats.org/drawingml/2006/picture">
+                      <pic:pic xmlns:pic="http://schemas.openxmlformats.org/drawingml/2006/picture">
+                        <pic:nvPicPr>
+                          <pic:cNvPr id="32" name="Picture 31">
+                            <a:extLst>
+                              <a:ext uri="{FF2B5EF4-FFF2-40B4-BE49-F238E27FC236}">
+                                <a16:creationId xmlns:a16="http://schemas.microsoft.com/office/drawing/2014/main" id="{694F29CC-6255-FFB5-CB24-6F2E0B7F242A}"/>
+                              </a:ext>
+                            </a:extLst>
+                          </pic:cNvPr>
+                          <pic:cNvPicPr>
+                            <a:picLocks noChangeAspect="1"/>
+                          </pic:cNvPicPr>
+                        </pic:nvPicPr>
+                        <pic:blipFill>
+                          <a:blip r:embed="rId10"/>
+                          <a:stretch>
+                            <a:fillRect/>
+                          </a:stretch>
+                        </pic:blipFill>
+                        <pic:spPr>
+                          <a:xfrm>
+                            <a:off x="0" y="0"/>
+                            <a:ext cx="3101453" cy="1087662"/>
+                          </a:xfrm>
+                          <a:prstGeom prst="rect">
+                            <a:avLst/>
+                          </a:prstGeom>
                         </pic:spPr>
                       </pic:pic>
                     </a:graphicData>
@@ -916,6 +1328,96 @@
           <w:tcPr>
             <w:tcW w:w="4317" w:type="dxa"/>
           </w:tcPr>
+          <w:p>
+            <w:r>
+              <w:drawing>
+                <wp:inline distT="0" distB="0" distL="0" distR="0" wp14:anchorId="52BAB21A" wp14:editId="42544CFF">
+                  <wp:extent cx="2513793" cy="1443878"/>
+                  <wp:effectExtent l="0" t="0" r="0" b="4445"/>
+                  <wp:docPr id="29" name="Picture 28">
+                    <a:extLst xmlns:a="http://schemas.openxmlformats.org/drawingml/2006/main">
+                      <a:ext uri="{FF2B5EF4-FFF2-40B4-BE49-F238E27FC236}">
+                        <a16:creationId xmlns:a16="http://schemas.microsoft.com/office/drawing/2014/main" id="{5B93F289-1E5D-0FE4-7F8A-A1CB58A747EA}"/>
+                      </a:ext>
+                    </a:extLst>
+                  </wp:docPr>
+                  <wp:cNvGraphicFramePr>
+                    <a:graphicFrameLocks xmlns:a="http://schemas.openxmlformats.org/drawingml/2006/main" noChangeAspect="1"/>
+                  </wp:cNvGraphicFramePr>
+                  <a:graphic xmlns:a="http://schemas.openxmlformats.org/drawingml/2006/main">
+                    <a:graphicData uri="http://schemas.openxmlformats.org/drawingml/2006/picture">
+                      <pic:pic xmlns:pic="http://schemas.openxmlformats.org/drawingml/2006/picture">
+                        <pic:nvPicPr>
+                          <pic:cNvPr id="29" name="Picture 28">
+                            <a:extLst>
+                              <a:ext uri="{FF2B5EF4-FFF2-40B4-BE49-F238E27FC236}">
+                                <a16:creationId xmlns:a16="http://schemas.microsoft.com/office/drawing/2014/main" id="{5B93F289-1E5D-0FE4-7F8A-A1CB58A747EA}"/>
+                              </a:ext>
+                            </a:extLst>
+                          </pic:cNvPr>
+                          <pic:cNvPicPr>
+                            <a:picLocks noChangeAspect="1"/>
+                          </pic:cNvPicPr>
+                        </pic:nvPicPr>
+                        <pic:blipFill>
+                          <a:blip r:embed="rId11"/>
+                          <a:stretch>
+                            <a:fillRect/>
+                          </a:stretch>
+                        </pic:blipFill>
+                        <pic:spPr>
+                          <a:xfrm>
+                            <a:off x="0" y="0"/>
+                            <a:ext cx="2543134" cy="1460731"/>
+                          </a:xfrm>
+                          <a:prstGeom prst="rect">
+                            <a:avLst/>
+                          </a:prstGeom>
+                        </pic:spPr>
+                      </pic:pic>
+                    </a:graphicData>
+                  </a:graphic>
+                </wp:inline>
+              </w:drawing>
+            </w:r>
+          </w:p>
+          <w:p/>
+          <w:p>
+            <w:r>
+              <w:t xml:space="preserve">(modified from </w:t>
+            </w:r>
+            <w:r>
+              <w:t>Becker, 2024</w:t>
+            </w:r>
+            <w:r>
+              <w:t>).</w:t>
+            </w:r>
+          </w:p>
+        </w:tc>
+      </w:tr>
+      <w:tr>
+        <w:trPr>
+          <w:trHeight w:val="1043"/>
+        </w:trPr>
+        <w:tc>
+          <w:tcPr>
+            <w:tcW w:w="4316" w:type="dxa"/>
+          </w:tcPr>
+          <w:p>
+            <w:r>
+              <w:t>How many animals were there?</w:t>
+            </w:r>
+          </w:p>
+        </w:tc>
+        <w:tc>
+          <w:tcPr>
+            <w:tcW w:w="4317" w:type="dxa"/>
+          </w:tcPr>
+          <w:p>
+            <w:r>
+              <w:t>Do moose spend more time in wetlands than dense forests?</w:t>
+            </w:r>
+          </w:p>
           <w:p/>
         </w:tc>
         <w:tc>
@@ -927,296 +1429,1303 @@
       </w:tr>
     </w:tbl>
     <w:p/>
-    <w:p/>
-    <w:p/>
-    <w:p>
-      <w:r>
-        <w:t>::::{grid} 3</w:t>
-      </w:r>
-    </w:p>
-    <w:p>
-      <w:r>
-        <w:t>:gutter: 1</w:t>
-      </w:r>
-    </w:p>
-    <w:p>
-      <w:r>
-        <w:t>:padding: 0</w:t>
-      </w:r>
-    </w:p>
-    <w:p>
-      <w:r>
-        <w:t>:margin: 0</w:t>
-      </w:r>
-    </w:p>
-    <w:p/>
-    <w:p>
-      <w:r>
-        <w:t>:::{grid-item}</w:t>
-      </w:r>
-    </w:p>
-    <w:p>
-      <w:r>
-        <w:t>**{{ name_obj_abundance }}**</w:t>
-      </w:r>
-    </w:p>
-    <w:p/>
-    <w:p>
-      <w:r>
-        <w:t>{{ name_def_obj_abundance }}</w:t>
-      </w:r>
-    </w:p>
-    <w:p/>
-    <w:p>
-      <w:r>
-        <w:t>```{figure} ../03_images/03_image_files/dubey_nd_abundance_clipped.png</w:t>
-      </w:r>
-    </w:p>
-    <w:p>
-      <w:r>
-        <w:t>:class: img_grid</w:t>
-      </w:r>
-    </w:p>
-    <w:p>
-      <w:r>
-        <w:t>```</w:t>
-      </w:r>
-    </w:p>
-    <w:p>
-      <w:r>
-        <w:lastRenderedPageBreak/>
-        <w:t>:::</w:t>
-      </w:r>
-    </w:p>
-    <w:p/>
-    <w:p>
-      <w:r>
-        <w:t>:::{grid-item}</w:t>
-      </w:r>
-    </w:p>
-    <w:p>
-      <w:r>
-        <w:t>**{{ name_obj_rel_abund }}**</w:t>
-      </w:r>
-    </w:p>
-    <w:p/>
-    <w:p>
-      <w:r>
-        <w:t>{{ name_def_obj_rel_abund }}</w:t>
-      </w:r>
-    </w:p>
-    <w:p/>
-    <w:p>
-      <w:r>
-        <w:t>```{figure} ../03_images/03_image_files/gilbert_et_al_2019_fig3_cliprai.png</w:t>
-      </w:r>
-    </w:p>
-    <w:p>
-      <w:r>
-        <w:t>:class: img_grid</w:t>
-      </w:r>
-    </w:p>
-    <w:p>
-      <w:r>
-        <w:t>```</w:t>
-      </w:r>
-    </w:p>
-    <w:p>
-      <w:r>
-        <w:t>:::</w:t>
-      </w:r>
-    </w:p>
-    <w:p/>
-    <w:p>
-      <w:r>
-        <w:t>:::{grid-item}</w:t>
-      </w:r>
-    </w:p>
-    <w:p>
-      <w:r>
-        <w:t>**{{ name_obj_density }}**</w:t>
-      </w:r>
-    </w:p>
-    <w:p/>
-    <w:p>
-      <w:r>
-        <w:t>{{ name_def_obj_density }}</w:t>
-      </w:r>
-    </w:p>
-    <w:p>
-      <w:r>
-        <w:t>:::</w:t>
-      </w:r>
-    </w:p>
-    <w:p/>
-    <w:p>
-      <w:r>
-        <w:t>::::</w:t>
-      </w:r>
-    </w:p>
-    <w:p/>
-    <w:p>
-      <w:r>
-        <w:t>:::::</w:t>
-      </w:r>
-    </w:p>
-    <w:p>
-      <w:r>
-        <w:t>:::::{card}</w:t>
-      </w:r>
-    </w:p>
-    <w:p>
-      <w:r>
-        <w:t>**{{ name_obj_vital_rate }}**: {{ name_def_obj_vital_rate }}</w:t>
-      </w:r>
-    </w:p>
-    <w:p>
-      <w:r>
-        <w:t>:::::</w:t>
-      </w:r>
-    </w:p>
-    <w:p>
-      <w:r>
-        <w:t>:::::{card}</w:t>
-      </w:r>
-    </w:p>
-    <w:p>
-      <w:r>
-        <w:t>**{{ name_obj_behaviour }}**: {{ name_def_obj_behaviour }}</w:t>
-      </w:r>
-    </w:p>
-    <w:p>
-      <w:r>
-        <w:t>:::::</w:t>
-      </w:r>
-    </w:p>
-    <w:p/>
-    <w:p>
-      <w:r>
-        <w:t>::::::</w:t>
-      </w:r>
-    </w:p>
-    <w:p/>
-    <w:p/>
-    <w:p>
-      <w:r>
-        <w:rPr>
-          <w:highlight w:val="yellow"/>
-        </w:rPr>
-        <w:t>::::::{tab-item} In-depth</w:t>
-      </w:r>
-    </w:p>
-    <w:p>
-      <w:pPr>
-        <w:rPr>
+    <w:p>
+      <w:pPr>
+        <w:rPr>
+          <w:rFonts w:ascii="Aptos Narrow" w:eastAsia="Times New Roman" w:hAnsi="Aptos Narrow" w:cs="Times New Roman"/>
+          <w:color w:val="000000"/>
+          <w:kern w:val="0"/>
+          <w:szCs w:val="22"/>
+          <w:lang w:eastAsia="en-CA"/>
+          <w14:ligatures w14:val="none"/>
+        </w:rPr>
+      </w:pPr>
+      <w:r>
+        <w:rPr>
+          <w:rFonts w:ascii="Aptos Narrow" w:eastAsia="Times New Roman" w:hAnsi="Aptos Narrow" w:cs="Times New Roman"/>
           <w:b/>
           <w:bCs/>
-        </w:rPr>
-      </w:pPr>
-      <w:r>
-        <w:rPr>
+          <w:color w:val="000000"/>
+          <w:kern w:val="0"/>
+          <w:szCs w:val="22"/>
+          <w:lang w:eastAsia="en-CA"/>
+          <w14:ligatures w14:val="none"/>
+        </w:rPr>
+        <w:t>**Intensity of use**:</w:t>
+      </w:r>
+      <w:r>
+        <w:rPr>
+          <w:rFonts w:ascii="Aptos Narrow" w:eastAsia="Times New Roman" w:hAnsi="Aptos Narrow" w:cs="Times New Roman"/>
+          <w:color w:val="000000"/>
+          <w:kern w:val="0"/>
+          <w:szCs w:val="22"/>
+          <w:lang w:eastAsia="en-CA"/>
+          <w14:ligatures w14:val="none"/>
+        </w:rPr>
+        <w:t xml:space="preserve"> the expected number of use events of a specific resource unit during a unit of time' (i.e., "how frequently a particular resource unit is used") (Keim et al., 2019). "Intensity of use differs from probability of occupancy, selection or use, which can remain constant even when the intensity of use varies' (Keim, DeWitt, &amp; Lele, 2011; Lele et al., 2013).</w:t>
+      </w:r>
+    </w:p>
+    <w:p>
+      <w:pPr>
+        <w:rPr>
+          <w:rFonts w:ascii="Aptos Narrow" w:eastAsia="Times New Roman" w:hAnsi="Aptos Narrow" w:cs="Times New Roman"/>
+          <w:color w:val="000000"/>
+          <w:kern w:val="0"/>
+          <w:szCs w:val="22"/>
+          <w:lang w:eastAsia="en-CA"/>
+          <w14:ligatures w14:val="none"/>
+        </w:rPr>
+      </w:pPr>
+      <w:r>
+        <w:rPr>
+          <w:rFonts w:ascii="Aptos Narrow" w:eastAsia="Times New Roman" w:hAnsi="Aptos Narrow" w:cs="Times New Roman"/>
           <w:b/>
           <w:bCs/>
-        </w:rPr>
-        <w:t>**&lt;font size="4"&gt;&lt;span style="color:#2F5496"&gt;Objective *vs.* State Variable&lt;/font&gt;&lt;/span&gt;**</w:t>
-      </w:r>
-    </w:p>
-    <w:p/>
-    <w:p>
-      <w:r>
-        <w:lastRenderedPageBreak/>
-        <w:t>One of the first choices you will make when designing your study, is what it is that you plan to measure (or your “state variable”; a formal measure that summarizes the state of a community or population at a particular time \[{{ ref_intext_wearn_gloverkapfer_2017 }}\]). Since this concept might be easy to confuse with [Survey Objective(s)](#survey_objectives) (and since “objective” is often referred to interchangeably with “state variable”), consider the following figure:</w:t>
-      </w:r>
-    </w:p>
-    <w:p/>
-    <w:p>
-      <w:r>
-        <w:t>```{figure} ../03_images/03_image_files/00_FIG_obj_state_var.png</w:t>
-      </w:r>
-    </w:p>
-    <w:p>
-      <w:r>
-        <w:t>:width: 900px</w:t>
-      </w:r>
-    </w:p>
-    <w:p>
-      <w:r>
-        <w:t>:align: center</w:t>
-      </w:r>
-    </w:p>
-    <w:p>
-      <w:r>
-        <w:t>```</w:t>
-      </w:r>
-    </w:p>
-    <w:p/>
-    <w:p>
-      <w:pPr>
-        <w:rPr>
-          <w:b/>
-          <w:bCs/>
-        </w:rPr>
-      </w:pPr>
-      <w:r>
-        <w:rPr>
-          <w:b/>
-          <w:bCs/>
-        </w:rPr>
-        <w:t>**&lt;font size="4"&gt;&lt;span style="color:#2F5496"&gt;What should objectives include?&lt;/font&gt;&lt;/span&gt;**</w:t>
-      </w:r>
-    </w:p>
-    <w:p/>
-    <w:p>
-      <w:r>
-        <w:t>To expand upon the figure above, [Survey Objectives](#survey_objectives) should be specific, measurable, achievable, relevant and time-bound (i.e., SMART). [Survey Objectives](#survey_objectives) should describe the following:</w:t>
-      </w:r>
-    </w:p>
-    <w:p/>
-    <w:p>
-      <w:r>
-        <w:t>-   [Target Species](#target_species) - the species that the [survey](#survey) is designed to detect,</w:t>
-      </w:r>
-    </w:p>
-    <w:p/>
-    <w:p>
-      <w:r>
-        <w:t>-   [State variable(s)](#state_variable) - a formal measure that summarizes the state of a community or population at a particular time (Wearn &amp; Glover-Kapfer, 2017) (e.g., species richness or population abundance), and</w:t>
-      </w:r>
-    </w:p>
-    <w:p/>
-    <w:p>
-      <w:r>
-        <w:t>-   Proposed [modelling approach(es)](#mods_modelling_approach) - the method used to analyze the camera data, which should depend on the [state variable](#state_variable) (e.g., [occupancy models](#mods_occupancy) [MacKenzie et al., 2002], [spatially explicit capture-recapture (SECR) models](#mods_scr_secr) [e.g., Royle et al., 2009] for [density](#density) estimation, etc.) and the [Target Species](#target_species).</w:t>
-      </w:r>
-    </w:p>
-    <w:p/>
-    <w:p>
-      <w:r>
-        <w:t>An example of a clearly defined [Survey Objective](#survey_objectives) could be “to monitor trends in wolverine [occupancy](#occupancy) at 5-year intervals from March – December 2020 to 2030 in wildlife management unit 539”.</w:t>
-      </w:r>
-    </w:p>
-    <w:p/>
-    <w:p>
-      <w:r>
-        <w:t>The [Survey Objective](#survey_objectives) will determine the appropriate [study design](#survey) and [deployment](#deployment) considerations (e.g., [camera spacing](#camera_spacing), [survey](#survey) effort, attractants or not). For example, based on the above objective for our wolverine [occupancy](#occupancy) [project](#project), we “randomly selected [camera locations](#camera_location) within a 15 km x 15 km grid cell with one camera per location and a total of 60 stations across our [study area](#study_area). We will place [lure](#baitlure_lure) dispensers at each [camera location](#camera_location) to increase the likelihood of detecting a wolverine.” to increase the likelihood of detecting a wolverine.”</w:t>
-      </w:r>
-    </w:p>
-    <w:p>
-      <w:r>
-        <w:lastRenderedPageBreak/>
-        <w:t>::::::</w:t>
-      </w:r>
-    </w:p>
-    <w:p/>
-    <w:p/>
-    <w:p>
-      <w:r>
-        <w:t>:::::::</w:t>
+          <w:color w:val="000000"/>
+          <w:kern w:val="0"/>
+          <w:szCs w:val="22"/>
+          <w:lang w:eastAsia="en-CA"/>
+          <w14:ligatures w14:val="none"/>
+        </w:rPr>
+        <w:t xml:space="preserve">**Probability of use**: </w:t>
+      </w:r>
+      <w:r>
+        <w:rPr>
+          <w:rFonts w:ascii="Aptos Narrow" w:eastAsia="Times New Roman" w:hAnsi="Aptos Narrow" w:cs="Times New Roman"/>
+          <w:color w:val="000000"/>
+          <w:kern w:val="0"/>
+          <w:szCs w:val="22"/>
+          <w:lang w:eastAsia="en-CA"/>
+          <w14:ligatures w14:val="none"/>
+        </w:rPr>
+        <w:t>The probability of at least one, use event of that resource unit during a unit of time' (i.e.,  would a particular resource unit be used at least once) (Keim et al., 2019).</w:t>
       </w:r>
     </w:p>
     <w:p/>
     <w:p/>
     <w:p/>
+    <w:p/>
+    <w:p/>
+    <w:p>
+      <w:r>
+        <w:t>::::{grid} 3</w:t>
+      </w:r>
+    </w:p>
+    <w:p>
+      <w:r>
+        <w:t>:gutter: 1</w:t>
+      </w:r>
+    </w:p>
+    <w:p>
+      <w:r>
+        <w:t>:padding: 0</w:t>
+      </w:r>
+    </w:p>
+    <w:p>
+      <w:r>
+        <w:t>:margin: 0</w:t>
+      </w:r>
+    </w:p>
+    <w:p/>
+    <w:p>
+      <w:r>
+        <w:t>:::{grid-item}</w:t>
+      </w:r>
+    </w:p>
+    <w:p>
+      <w:r>
+        <w:t>**</w:t>
+      </w:r>
+      <w:r>
+        <w:rPr>
+          <w:b/>
+          <w:bCs/>
+        </w:rPr>
+        <w:t>Absolute abundance</w:t>
+      </w:r>
+      <w:r>
+        <w:t>**</w:t>
+      </w:r>
+      <w:r>
+        <w:rPr>
+          <w:b/>
+          <w:bCs/>
+        </w:rPr>
+        <w:t>:</w:t>
+      </w:r>
+    </w:p>
+    <w:p>
+      <w:pPr>
+        <w:rPr>
+          <w:rFonts w:ascii="Aptos Narrow" w:hAnsi="Aptos Narrow"/>
+          <w:color w:val="000000"/>
+          <w:szCs w:val="22"/>
+        </w:rPr>
+      </w:pPr>
+      <w:r>
+        <w:rPr>
+          <w:rFonts w:ascii="Aptos Narrow" w:hAnsi="Aptos Narrow"/>
+          <w:color w:val="000000"/>
+          <w:szCs w:val="22"/>
+        </w:rPr>
+        <w:t>The number of individuals in a population ({{ ref_intext_wearn_gloverkapfer_2017 }}).</w:t>
+      </w:r>
+    </w:p>
+    <w:p/>
+    <w:p>
+      <w:r>
+        <w:t>:::</w:t>
+      </w:r>
+      <w:r>
+        <w:t>{figure} ../03_images/03_image_files/</w:t>
+      </w:r>
+      <w:r>
+        <w:t>state_var/</w:t>
+      </w:r>
+      <w:r>
+        <w:t>abundance.png</w:t>
+      </w:r>
+    </w:p>
+    <w:p>
+      <w:r>
+        <w:t>:class: img_grid</w:t>
+      </w:r>
+    </w:p>
+    <w:p>
+      <w:r>
+        <w:t>:::</w:t>
+      </w:r>
+    </w:p>
+    <w:p>
+      <w:r>
+        <w:t>*modified from Becker (2024)*</w:t>
+      </w:r>
+    </w:p>
+    <w:p>
+      <w:r>
+        <w:t>:::</w:t>
+      </w:r>
+    </w:p>
+    <w:p/>
+    <w:p>
+      <w:r>
+        <w:t>:::{grid-item}</w:t>
+      </w:r>
+    </w:p>
+    <w:p>
+      <w:r>
+        <w:t>**</w:t>
+      </w:r>
+      <w:r>
+        <w:rPr>
+          <w:b/>
+          <w:bCs/>
+        </w:rPr>
+        <w:t>Relative</w:t>
+      </w:r>
+      <w:r>
+        <w:rPr>
+          <w:b/>
+          <w:bCs/>
+        </w:rPr>
+        <w:t xml:space="preserve"> abundance</w:t>
+      </w:r>
+      <w:r>
+        <w:t>**</w:t>
+      </w:r>
+      <w:r>
+        <w:rPr>
+          <w:b/>
+          <w:bCs/>
+        </w:rPr>
+        <w:t>:</w:t>
+      </w:r>
+    </w:p>
+    <w:p>
+      <w:r>
+        <w:rPr>
+          <w:highlight w:val="yellow"/>
+        </w:rPr>
+        <w:t xml:space="preserve">The number of </w:t>
+      </w:r>
+      <w:r>
+        <w:t>animals detected from one camera/area compared to another camera/area.</w:t>
+      </w:r>
+    </w:p>
+    <w:p/>
+    <w:p>
+      <w:r>
+        <w:t>:::</w:t>
+      </w:r>
+      <w:r>
+        <w:t>{figure} ../03_images/03_image_files/</w:t>
+      </w:r>
+      <w:r>
+        <w:t>state_var/</w:t>
+      </w:r>
+      <w:r>
+        <w:t>relative_abundance.png</w:t>
+      </w:r>
+    </w:p>
+    <w:p>
+      <w:r>
+        <w:t>:class: img_grid</w:t>
+      </w:r>
+    </w:p>
+    <w:p>
+      <w:r>
+        <w:t>:::</w:t>
+      </w:r>
+    </w:p>
+    <w:p>
+      <w:r>
+        <w:t>*modified from Becker (2024)*</w:t>
+      </w:r>
+    </w:p>
+    <w:p>
+      <w:r>
+        <w:t>:::</w:t>
+      </w:r>
+    </w:p>
+    <w:p/>
+    <w:p>
+      <w:r>
+        <w:t>:::{grid-item}</w:t>
+      </w:r>
+    </w:p>
+    <w:p>
+      <w:pPr>
+        <w:rPr>
+          <w:rFonts w:ascii="Aptos Narrow" w:hAnsi="Aptos Narrow"/>
+          <w:b/>
+          <w:bCs/>
+          <w:color w:val="000000"/>
+          <w:szCs w:val="22"/>
+        </w:rPr>
+      </w:pPr>
+      <w:r>
+        <w:rPr>
+          <w:rFonts w:ascii="Aptos Narrow" w:hAnsi="Aptos Narrow"/>
+          <w:b/>
+          <w:bCs/>
+          <w:color w:val="000000"/>
+          <w:szCs w:val="22"/>
+        </w:rPr>
+        <w:t>**Density**</w:t>
+      </w:r>
+      <w:r>
+        <w:rPr>
+          <w:b/>
+          <w:bCs/>
+        </w:rPr>
+        <w:t>:</w:t>
+      </w:r>
+    </w:p>
+    <w:p>
+      <w:pPr>
+        <w:rPr>
+          <w:rFonts w:ascii="Aptos Narrow" w:hAnsi="Aptos Narrow"/>
+          <w:color w:val="000000"/>
+          <w:szCs w:val="22"/>
+        </w:rPr>
+      </w:pPr>
+      <w:r>
+        <w:rPr>
+          <w:rFonts w:ascii="Aptos Narrow" w:hAnsi="Aptos Narrow"/>
+          <w:color w:val="000000"/>
+          <w:szCs w:val="22"/>
+        </w:rPr>
+        <w:t xml:space="preserve"> </w:t>
+      </w:r>
+      <w:r>
+        <w:rPr>
+          <w:rFonts w:ascii="Aptos Narrow" w:hAnsi="Aptos Narrow"/>
+          <w:color w:val="000000"/>
+          <w:szCs w:val="22"/>
+        </w:rPr>
+        <w:t>T</w:t>
+      </w:r>
+      <w:r>
+        <w:rPr>
+          <w:rFonts w:ascii="Aptos Narrow" w:hAnsi="Aptos Narrow"/>
+          <w:color w:val="000000"/>
+          <w:szCs w:val="22"/>
+        </w:rPr>
+        <w:t>he number of individuals per unit area ({{ ref_intext_wearn_gloverkapfer_2017 }})</w:t>
+      </w:r>
+    </w:p>
+    <w:p/>
+    <w:p>
+      <w:r>
+        <w:t>:::{figure} ../03_images/03_image_files/</w:t>
+      </w:r>
+      <w:r>
+        <w:t>state_var/</w:t>
+      </w:r>
+      <w:r>
+        <w:t>density.png</w:t>
+      </w:r>
+    </w:p>
+    <w:p>
+      <w:r>
+        <w:t>:class: img_grid</w:t>
+      </w:r>
+    </w:p>
+    <w:p>
+      <w:r>
+        <w:t>:::</w:t>
+      </w:r>
+    </w:p>
+    <w:p>
+      <w:r>
+        <w:t>*</w:t>
+      </w:r>
+      <w:r>
+        <w:t>modified from Becker</w:t>
+      </w:r>
+      <w:r>
+        <w:t xml:space="preserve"> (</w:t>
+      </w:r>
+      <w:r>
+        <w:t>2024</w:t>
+      </w:r>
+      <w:r>
+        <w:t>)</w:t>
+      </w:r>
+      <w:r>
+        <w:t>*</w:t>
+      </w:r>
+    </w:p>
+    <w:p>
+      <w:r>
+        <w:t>:::</w:t>
+      </w:r>
+    </w:p>
+    <w:p/>
+    <w:p>
+      <w:r>
+        <w:t>::::</w:t>
+      </w:r>
+    </w:p>
+    <w:p/>
+    <w:p>
+      <w:r>
+        <w:t>:::::</w:t>
+      </w:r>
+    </w:p>
+    <w:p>
+      <w:r>
+        <w:t>:::::{card}</w:t>
+      </w:r>
+    </w:p>
+    <w:p>
+      <w:pPr>
+        <w:rPr>
+          <w:b/>
+          <w:bCs/>
+        </w:rPr>
+      </w:pPr>
+      <w:r>
+        <w:rPr>
+          <w:b/>
+          <w:bCs/>
+        </w:rPr>
+        <w:t>**</w:t>
+      </w:r>
+      <w:r>
+        <w:rPr>
+          <w:b/>
+          <w:bCs/>
+        </w:rPr>
+        <w:t>V</w:t>
+      </w:r>
+      <w:r>
+        <w:rPr>
+          <w:b/>
+          <w:bCs/>
+        </w:rPr>
+        <w:t>ital</w:t>
+      </w:r>
+      <w:r>
+        <w:rPr>
+          <w:b/>
+          <w:bCs/>
+        </w:rPr>
+        <w:t xml:space="preserve"> </w:t>
+      </w:r>
+      <w:r>
+        <w:rPr>
+          <w:b/>
+          <w:bCs/>
+        </w:rPr>
+        <w:t>rate</w:t>
+      </w:r>
+      <w:r>
+        <w:rPr>
+          <w:b/>
+          <w:bCs/>
+        </w:rPr>
+        <w:t>s</w:t>
+      </w:r>
+      <w:r>
+        <w:rPr>
+          <w:b/>
+          <w:bCs/>
+        </w:rPr>
+        <w:t>**</w:t>
+      </w:r>
+      <w:r>
+        <w:rPr>
+          <w:b/>
+          <w:bCs/>
+        </w:rPr>
+        <w:t xml:space="preserve">: </w:t>
+      </w:r>
+      <w:r>
+        <w:rPr>
+          <w:rFonts w:ascii="Arial" w:eastAsia="Times New Roman" w:hAnsi="Arial" w:cs="Arial"/>
+          <w:color w:val="000000"/>
+          <w:kern w:val="0"/>
+          <w:szCs w:val="22"/>
+          <w:lang w:eastAsia="en-CA"/>
+          <w14:ligatures w14:val="none"/>
+        </w:rPr>
+        <w:t>The species-specific factors of a population that, together, play a large role in the population's trend. These include the birth rate, recruitment rate, and probability of survival and mortality.' {{ ref_intext_nbckc_2024a }}</w:t>
+      </w:r>
+    </w:p>
+    <w:p/>
+    <w:p/>
+    <w:p/>
+    <w:p>
+      <w:pPr>
+        <w:rPr>
+          <w:rFonts w:ascii="Calibri" w:eastAsia="Times New Roman" w:hAnsi="Calibri" w:cs="Calibri"/>
+          <w:kern w:val="0"/>
+          <w:sz w:val="24"/>
+          <w:highlight w:val="yellow"/>
+          <w:lang w:eastAsia="en-CA"/>
+          <w14:ligatures w14:val="none"/>
+        </w:rPr>
+      </w:pPr>
+      <w:r>
+        <w:rPr>
+          <w:rFonts w:ascii="Arial" w:eastAsia="Times New Roman" w:hAnsi="Arial" w:cs="Arial"/>
+          <w:color w:val="000000"/>
+          <w:kern w:val="0"/>
+          <w:szCs w:val="22"/>
+          <w:highlight w:val="yellow"/>
+          <w:lang w:eastAsia="en-CA"/>
+          <w14:ligatures w14:val="none"/>
+        </w:rPr>
+        <w:t>B</w:t>
+      </w:r>
+      <w:r>
+        <w:rPr>
+          <w:rFonts w:ascii="Arial" w:eastAsia="Times New Roman" w:hAnsi="Arial" w:cs="Arial"/>
+          <w:color w:val="000000"/>
+          <w:kern w:val="0"/>
+          <w:szCs w:val="22"/>
+          <w:highlight w:val="yellow"/>
+          <w:lang w:eastAsia="en-CA"/>
+          <w14:ligatures w14:val="none"/>
+        </w:rPr>
+        <w:t>irth rate</w:t>
+      </w:r>
+      <w:r>
+        <w:rPr>
+          <w:rFonts w:ascii="Arial" w:eastAsia="Times New Roman" w:hAnsi="Arial" w:cs="Arial"/>
+          <w:color w:val="000000"/>
+          <w:kern w:val="0"/>
+          <w:szCs w:val="22"/>
+          <w:highlight w:val="yellow"/>
+          <w:lang w:eastAsia="en-CA"/>
+          <w14:ligatures w14:val="none"/>
+        </w:rPr>
+        <w:t xml:space="preserve">: </w:t>
+      </w:r>
+      <w:r>
+        <w:rPr>
+          <w:rFonts w:ascii="Calibri" w:eastAsia="Times New Roman" w:hAnsi="Calibri" w:cs="Calibri"/>
+          <w:kern w:val="0"/>
+          <w:sz w:val="24"/>
+          <w:highlight w:val="yellow"/>
+          <w:lang w:eastAsia="en-CA"/>
+          <w14:ligatures w14:val="none"/>
+        </w:rPr>
+        <w:t>'The average number of offspring produced per individual per unit time.' {{ ref_intext_nbckc_2024a }}</w:t>
+      </w:r>
+    </w:p>
+    <w:p>
+      <w:pPr>
+        <w:rPr>
+          <w:rFonts w:ascii="Calibri" w:eastAsia="Times New Roman" w:hAnsi="Calibri" w:cs="Calibri"/>
+          <w:color w:val="000000"/>
+          <w:kern w:val="0"/>
+          <w:sz w:val="24"/>
+          <w:highlight w:val="yellow"/>
+          <w:lang w:eastAsia="en-CA"/>
+          <w14:ligatures w14:val="none"/>
+        </w:rPr>
+      </w:pPr>
+    </w:p>
+    <w:p>
+      <w:pPr>
+        <w:rPr>
+          <w:rFonts w:ascii="Calibri" w:eastAsia="Times New Roman" w:hAnsi="Calibri" w:cs="Calibri"/>
+          <w:b/>
+          <w:bCs/>
+          <w:color w:val="000000"/>
+          <w:kern w:val="0"/>
+          <w:sz w:val="24"/>
+          <w:highlight w:val="yellow"/>
+          <w:lang w:eastAsia="en-CA"/>
+          <w14:ligatures w14:val="none"/>
+        </w:rPr>
+      </w:pPr>
+      <w:r>
+        <w:rPr>
+          <w:rFonts w:ascii="Calibri" w:eastAsia="Times New Roman" w:hAnsi="Calibri" w:cs="Calibri"/>
+          <w:b/>
+          <w:bCs/>
+          <w:color w:val="000000"/>
+          <w:kern w:val="0"/>
+          <w:sz w:val="24"/>
+          <w:highlight w:val="yellow"/>
+          <w:lang w:eastAsia="en-CA"/>
+          <w14:ligatures w14:val="none"/>
+        </w:rPr>
+        <w:t xml:space="preserve">Recruitment rate: </w:t>
+      </w:r>
+    </w:p>
+    <w:p>
+      <w:pPr>
+        <w:rPr>
+          <w:rFonts w:ascii="Calibri" w:eastAsia="Times New Roman" w:hAnsi="Calibri" w:cs="Calibri"/>
+          <w:color w:val="000000"/>
+          <w:kern w:val="0"/>
+          <w:sz w:val="24"/>
+          <w:highlight w:val="yellow"/>
+          <w:lang w:eastAsia="en-CA"/>
+          <w14:ligatures w14:val="none"/>
+        </w:rPr>
+      </w:pPr>
+    </w:p>
+    <w:p>
+      <w:pPr>
+        <w:rPr>
+          <w:rFonts w:ascii="Calibri" w:eastAsia="Times New Roman" w:hAnsi="Calibri" w:cs="Calibri"/>
+          <w:kern w:val="0"/>
+          <w:sz w:val="24"/>
+          <w:highlight w:val="yellow"/>
+          <w:lang w:eastAsia="en-CA"/>
+          <w14:ligatures w14:val="none"/>
+        </w:rPr>
+      </w:pPr>
+      <w:r>
+        <w:rPr>
+          <w:rFonts w:ascii="Calibri" w:eastAsia="Times New Roman" w:hAnsi="Calibri" w:cs="Calibri"/>
+          <w:kern w:val="0"/>
+          <w:sz w:val="24"/>
+          <w:highlight w:val="yellow"/>
+          <w:lang w:eastAsia="en-CA"/>
+          <w14:ligatures w14:val="none"/>
+        </w:rPr>
+        <w:t xml:space="preserve">recruitment is the process by which new individuals are added to an existing population, whether by birth and maturation or by immigration. </w:t>
+      </w:r>
+    </w:p>
+    <w:p>
+      <w:pPr>
+        <w:rPr>
+          <w:rFonts w:ascii="Calibri" w:eastAsia="Times New Roman" w:hAnsi="Calibri" w:cs="Calibri"/>
+          <w:kern w:val="0"/>
+          <w:sz w:val="24"/>
+          <w:highlight w:val="yellow"/>
+          <w:lang w:eastAsia="en-CA"/>
+          <w14:ligatures w14:val="none"/>
+        </w:rPr>
+      </w:pPr>
+    </w:p>
+    <w:p>
+      <w:pPr>
+        <w:rPr>
+          <w:rFonts w:ascii="Calibri" w:eastAsia="Times New Roman" w:hAnsi="Calibri" w:cs="Calibri"/>
+          <w:kern w:val="0"/>
+          <w:sz w:val="24"/>
+          <w:highlight w:val="yellow"/>
+          <w:lang w:eastAsia="en-CA"/>
+          <w14:ligatures w14:val="none"/>
+        </w:rPr>
+      </w:pPr>
+      <w:r>
+        <w:rPr>
+          <w:rFonts w:ascii="Calibri" w:eastAsia="Times New Roman" w:hAnsi="Calibri" w:cs="Calibri"/>
+          <w:kern w:val="0"/>
+          <w:sz w:val="24"/>
+          <w:highlight w:val="yellow"/>
+          <w:lang w:eastAsia="en-CA"/>
+          <w14:ligatures w14:val="none"/>
+        </w:rPr>
+        <w:t>I</w:t>
+      </w:r>
+      <w:r>
+        <w:rPr>
+          <w:rFonts w:ascii="Calibri" w:eastAsia="Times New Roman" w:hAnsi="Calibri" w:cs="Calibri"/>
+          <w:kern w:val="0"/>
+          <w:sz w:val="24"/>
+          <w:highlight w:val="yellow"/>
+          <w:lang w:eastAsia="en-CA"/>
+          <w14:ligatures w14:val="none"/>
+        </w:rPr>
+        <w:t>ndividuals ar</w:t>
+      </w:r>
+      <w:r>
+        <w:rPr>
+          <w:rFonts w:ascii="Calibri" w:eastAsia="Times New Roman" w:hAnsi="Calibri" w:cs="Calibri"/>
+          <w:kern w:val="0"/>
+          <w:sz w:val="24"/>
+          <w:highlight w:val="yellow"/>
+          <w:lang w:eastAsia="en-CA"/>
+          <w14:ligatures w14:val="none"/>
+        </w:rPr>
+        <w:t>e</w:t>
+      </w:r>
+      <w:r>
+        <w:rPr>
+          <w:rFonts w:ascii="Calibri" w:eastAsia="Times New Roman" w:hAnsi="Calibri" w:cs="Calibri"/>
+          <w:kern w:val="0"/>
+          <w:sz w:val="24"/>
+          <w:highlight w:val="yellow"/>
+          <w:lang w:eastAsia="en-CA"/>
+          <w14:ligatures w14:val="none"/>
+        </w:rPr>
+        <w:t xml:space="preserve"> considered to have been recruited once they've reached a certain age</w:t>
+      </w:r>
+      <w:r>
+        <w:rPr>
+          <w:rFonts w:ascii="Calibri" w:eastAsia="Times New Roman" w:hAnsi="Calibri" w:cs="Calibri"/>
+          <w:kern w:val="0"/>
+          <w:sz w:val="24"/>
+          <w:highlight w:val="yellow"/>
+          <w:lang w:eastAsia="en-CA"/>
+          <w14:ligatures w14:val="none"/>
+        </w:rPr>
+        <w:t xml:space="preserve"> ({{ ts_species_dependent }}), and this age is generally related to when they begin to reproduce.</w:t>
+      </w:r>
+    </w:p>
+    <w:p>
+      <w:pPr>
+        <w:rPr>
+          <w:rFonts w:ascii="Calibri" w:eastAsia="Times New Roman" w:hAnsi="Calibri" w:cs="Calibri"/>
+          <w:kern w:val="0"/>
+          <w:sz w:val="24"/>
+          <w:highlight w:val="yellow"/>
+          <w:lang w:eastAsia="en-CA"/>
+          <w14:ligatures w14:val="none"/>
+        </w:rPr>
+      </w:pPr>
+    </w:p>
+    <w:p>
+      <w:pPr>
+        <w:rPr>
+          <w:rFonts w:ascii="Calibri" w:eastAsia="Times New Roman" w:hAnsi="Calibri" w:cs="Calibri"/>
+          <w:kern w:val="0"/>
+          <w:sz w:val="24"/>
+          <w:highlight w:val="yellow"/>
+          <w:lang w:eastAsia="en-CA"/>
+          <w14:ligatures w14:val="none"/>
+        </w:rPr>
+      </w:pPr>
+      <w:r>
+        <w:rPr>
+          <w:rFonts w:ascii="Calibri" w:eastAsia="Times New Roman" w:hAnsi="Calibri" w:cs="Calibri"/>
+          <w:b/>
+          <w:bCs/>
+          <w:color w:val="000000"/>
+          <w:kern w:val="0"/>
+          <w:sz w:val="24"/>
+          <w:highlight w:val="yellow"/>
+          <w:lang w:eastAsia="en-CA"/>
+          <w14:ligatures w14:val="none"/>
+        </w:rPr>
+        <w:t>Recruitment rate</w:t>
+      </w:r>
+      <w:r>
+        <w:rPr>
+          <w:rFonts w:ascii="Calibri" w:eastAsia="Times New Roman" w:hAnsi="Calibri" w:cs="Calibri"/>
+          <w:b/>
+          <w:bCs/>
+          <w:color w:val="000000"/>
+          <w:kern w:val="0"/>
+          <w:sz w:val="24"/>
+          <w:highlight w:val="yellow"/>
+          <w:lang w:eastAsia="en-CA"/>
+          <w14:ligatures w14:val="none"/>
+        </w:rPr>
+        <w:t xml:space="preserve"> </w:t>
+      </w:r>
+      <w:r>
+        <w:rPr>
+          <w:rFonts w:ascii="Calibri" w:eastAsia="Times New Roman" w:hAnsi="Calibri" w:cs="Calibri"/>
+          <w:kern w:val="0"/>
+          <w:sz w:val="24"/>
+          <w:highlight w:val="yellow"/>
+          <w:lang w:eastAsia="en-CA"/>
+          <w14:ligatures w14:val="none"/>
+        </w:rPr>
+        <w:t>is really a measure of how many individuals are added to the reproductive pool</w:t>
+      </w:r>
+      <w:r>
+        <w:rPr>
+          <w:rFonts w:ascii="Calibri" w:eastAsia="Times New Roman" w:hAnsi="Calibri" w:cs="Calibri"/>
+          <w:kern w:val="0"/>
+          <w:sz w:val="24"/>
+          <w:highlight w:val="yellow"/>
+          <w:lang w:eastAsia="en-CA"/>
+          <w14:ligatures w14:val="none"/>
+        </w:rPr>
+        <w:t>; i</w:t>
+      </w:r>
+      <w:r>
+        <w:rPr>
+          <w:rFonts w:ascii="Calibri" w:eastAsia="Times New Roman" w:hAnsi="Calibri" w:cs="Calibri"/>
+          <w:kern w:val="0"/>
+          <w:sz w:val="24"/>
+          <w:highlight w:val="yellow"/>
+          <w:lang w:eastAsia="en-CA"/>
+          <w14:ligatures w14:val="none"/>
+        </w:rPr>
+        <w:t>ndividuals ar</w:t>
+      </w:r>
+      <w:r>
+        <w:rPr>
+          <w:rFonts w:ascii="Calibri" w:eastAsia="Times New Roman" w:hAnsi="Calibri" w:cs="Calibri"/>
+          <w:kern w:val="0"/>
+          <w:sz w:val="24"/>
+          <w:highlight w:val="yellow"/>
+          <w:lang w:eastAsia="en-CA"/>
+          <w14:ligatures w14:val="none"/>
+        </w:rPr>
+        <w:t>e</w:t>
+      </w:r>
+      <w:r>
+        <w:rPr>
+          <w:rFonts w:ascii="Calibri" w:eastAsia="Times New Roman" w:hAnsi="Calibri" w:cs="Calibri"/>
+          <w:kern w:val="0"/>
+          <w:sz w:val="24"/>
+          <w:highlight w:val="yellow"/>
+          <w:lang w:eastAsia="en-CA"/>
+          <w14:ligatures w14:val="none"/>
+        </w:rPr>
+        <w:t xml:space="preserve"> considered to have been recruited once they've reached a certain age</w:t>
+      </w:r>
+      <w:r>
+        <w:rPr>
+          <w:rFonts w:ascii="Calibri" w:eastAsia="Times New Roman" w:hAnsi="Calibri" w:cs="Calibri"/>
+          <w:kern w:val="0"/>
+          <w:sz w:val="24"/>
+          <w:highlight w:val="yellow"/>
+          <w:lang w:eastAsia="en-CA"/>
+          <w14:ligatures w14:val="none"/>
+        </w:rPr>
+        <w:t xml:space="preserve"> ({{ ts_species_dependent }}), and this age is generally related to when they begin to reproduce.</w:t>
+      </w:r>
+    </w:p>
+    <w:p>
+      <w:pPr>
+        <w:rPr>
+          <w:rFonts w:ascii="Calibri" w:eastAsia="Times New Roman" w:hAnsi="Calibri" w:cs="Calibri"/>
+          <w:kern w:val="0"/>
+          <w:sz w:val="24"/>
+          <w:highlight w:val="yellow"/>
+          <w:lang w:eastAsia="en-CA"/>
+          <w14:ligatures w14:val="none"/>
+        </w:rPr>
+      </w:pPr>
+    </w:p>
+    <w:p>
+      <w:pPr>
+        <w:rPr>
+          <w:rFonts w:ascii="Calibri" w:eastAsia="Times New Roman" w:hAnsi="Calibri" w:cs="Calibri"/>
+          <w:kern w:val="0"/>
+          <w:sz w:val="24"/>
+          <w:lang w:eastAsia="en-CA"/>
+          <w14:ligatures w14:val="none"/>
+        </w:rPr>
+      </w:pPr>
+      <w:r>
+        <w:rPr>
+          <w:rFonts w:ascii="Calibri" w:eastAsia="Times New Roman" w:hAnsi="Calibri" w:cs="Calibri"/>
+          <w:kern w:val="0"/>
+          <w:sz w:val="24"/>
+          <w:highlight w:val="yellow"/>
+          <w:lang w:eastAsia="en-CA"/>
+          <w14:ligatures w14:val="none"/>
+        </w:rPr>
+        <w:t>Recruitment</w:t>
+      </w:r>
+      <w:r>
+        <w:rPr>
+          <w:rFonts w:ascii="Calibri" w:eastAsia="Times New Roman" w:hAnsi="Calibri" w:cs="Calibri"/>
+          <w:kern w:val="0"/>
+          <w:sz w:val="24"/>
+          <w:highlight w:val="yellow"/>
+          <w:lang w:eastAsia="en-CA"/>
+          <w14:ligatures w14:val="none"/>
+        </w:rPr>
+        <w:t xml:space="preserve"> rate</w:t>
+      </w:r>
+      <w:r>
+        <w:rPr>
+          <w:rFonts w:ascii="Calibri" w:eastAsia="Times New Roman" w:hAnsi="Calibri" w:cs="Calibri"/>
+          <w:kern w:val="0"/>
+          <w:sz w:val="24"/>
+          <w:highlight w:val="yellow"/>
+          <w:lang w:eastAsia="en-CA"/>
+          <w14:ligatures w14:val="none"/>
+        </w:rPr>
+        <w:t xml:space="preserve"> is usually expressed as </w:t>
+      </w:r>
+      <w:r>
+        <w:rPr>
+          <w:rFonts w:ascii="Calibri" w:eastAsia="Times New Roman" w:hAnsi="Calibri" w:cs="Calibri"/>
+          <w:kern w:val="0"/>
+          <w:sz w:val="24"/>
+          <w:highlight w:val="yellow"/>
+          <w:lang w:eastAsia="en-CA"/>
+          <w14:ligatures w14:val="none"/>
+        </w:rPr>
+        <w:t xml:space="preserve">a ratio between the number of adult females and the number of </w:t>
+      </w:r>
+      <w:r>
+        <w:rPr>
+          <w:rFonts w:ascii="Calibri" w:eastAsia="Times New Roman" w:hAnsi="Calibri" w:cs="Calibri"/>
+          <w:kern w:val="0"/>
+          <w:sz w:val="24"/>
+          <w:highlight w:val="yellow"/>
+          <w:lang w:eastAsia="en-CA"/>
+          <w14:ligatures w14:val="none"/>
+        </w:rPr>
+        <w:t xml:space="preserve">juveniles (not yet at reproductive age; </w:t>
+      </w:r>
+      <w:r>
+        <w:rPr>
+          <w:rFonts w:ascii="Calibri" w:eastAsia="Times New Roman" w:hAnsi="Calibri" w:cs="Calibri"/>
+          <w:kern w:val="0"/>
+          <w:sz w:val="24"/>
+          <w:highlight w:val="yellow"/>
+          <w:lang w:eastAsia="en-CA"/>
+          <w14:ligatures w14:val="none"/>
+        </w:rPr>
+        <w:t>e.g.,</w:t>
+      </w:r>
+      <w:r>
+        <w:rPr>
+          <w:rFonts w:ascii="Calibri" w:eastAsia="Times New Roman" w:hAnsi="Calibri" w:cs="Calibri"/>
+          <w:kern w:val="0"/>
+          <w:sz w:val="24"/>
+          <w:highlight w:val="yellow"/>
+          <w:lang w:eastAsia="en-CA"/>
+          <w14:ligatures w14:val="none"/>
+        </w:rPr>
+        <w:t xml:space="preserve"> for caribou, this ratio is referred to as the</w:t>
+      </w:r>
+      <w:r>
+        <w:rPr>
+          <w:rFonts w:ascii="Calibri" w:eastAsia="Times New Roman" w:hAnsi="Calibri" w:cs="Calibri"/>
+          <w:kern w:val="0"/>
+          <w:sz w:val="24"/>
+          <w:highlight w:val="yellow"/>
+          <w:lang w:eastAsia="en-CA"/>
+          <w14:ligatures w14:val="none"/>
+        </w:rPr>
+        <w:t xml:space="preserve"> </w:t>
+      </w:r>
+      <w:r>
+        <w:rPr>
+          <w:rFonts w:ascii="Calibri" w:eastAsia="Times New Roman" w:hAnsi="Calibri" w:cs="Calibri"/>
+          <w:kern w:val="0"/>
+          <w:sz w:val="24"/>
+          <w:highlight w:val="yellow"/>
+          <w:lang w:eastAsia="en-CA"/>
+          <w14:ligatures w14:val="none"/>
+        </w:rPr>
+        <w:t>'</w:t>
+      </w:r>
+      <w:r>
+        <w:rPr>
+          <w:rFonts w:ascii="Calibri" w:eastAsia="Times New Roman" w:hAnsi="Calibri" w:cs="Calibri"/>
+          <w:kern w:val="0"/>
+          <w:sz w:val="24"/>
+          <w:highlight w:val="yellow"/>
+          <w:lang w:eastAsia="en-CA"/>
+          <w14:ligatures w14:val="none"/>
+        </w:rPr>
+        <w:t>cow/calf ratio</w:t>
+      </w:r>
+      <w:r>
+        <w:rPr>
+          <w:rFonts w:ascii="Calibri" w:eastAsia="Times New Roman" w:hAnsi="Calibri" w:cs="Calibri"/>
+          <w:kern w:val="0"/>
+          <w:sz w:val="24"/>
+          <w:highlight w:val="yellow"/>
+          <w:lang w:eastAsia="en-CA"/>
+          <w14:ligatures w14:val="none"/>
+        </w:rPr>
+        <w:t>'</w:t>
+      </w:r>
+      <w:r>
+        <w:rPr>
+          <w:rFonts w:ascii="Calibri" w:eastAsia="Times New Roman" w:hAnsi="Calibri" w:cs="Calibri"/>
+          <w:kern w:val="0"/>
+          <w:sz w:val="24"/>
+          <w:highlight w:val="yellow"/>
+          <w:lang w:eastAsia="en-CA"/>
+          <w14:ligatures w14:val="none"/>
+        </w:rPr>
+        <w:t xml:space="preserve">, </w:t>
+      </w:r>
+      <w:r>
+        <w:rPr>
+          <w:rFonts w:ascii="Calibri" w:eastAsia="Times New Roman" w:hAnsi="Calibri" w:cs="Calibri"/>
+          <w:kern w:val="0"/>
+          <w:sz w:val="24"/>
+          <w:highlight w:val="yellow"/>
+          <w:lang w:eastAsia="en-CA"/>
+          <w14:ligatures w14:val="none"/>
+        </w:rPr>
+        <w:t xml:space="preserve">the </w:t>
+      </w:r>
+      <w:r>
+        <w:rPr>
+          <w:rFonts w:ascii="Calibri" w:eastAsia="Times New Roman" w:hAnsi="Calibri" w:cs="Calibri"/>
+          <w:kern w:val="0"/>
+          <w:sz w:val="24"/>
+          <w:highlight w:val="yellow"/>
+          <w:lang w:eastAsia="en-CA"/>
+          <w14:ligatures w14:val="none"/>
+        </w:rPr>
+        <w:t>number of calves per 100 adult females</w:t>
+      </w:r>
+      <w:r>
+        <w:rPr>
+          <w:rFonts w:ascii="Calibri" w:eastAsia="Times New Roman" w:hAnsi="Calibri" w:cs="Calibri"/>
+          <w:kern w:val="0"/>
+          <w:sz w:val="24"/>
+          <w:highlight w:val="yellow"/>
+          <w:lang w:eastAsia="en-CA"/>
+          <w14:ligatures w14:val="none"/>
+        </w:rPr>
+        <w:t>)</w:t>
+      </w:r>
+      <w:r>
+        <w:rPr>
+          <w:rFonts w:ascii="Calibri" w:eastAsia="Times New Roman" w:hAnsi="Calibri" w:cs="Calibri"/>
+          <w:kern w:val="0"/>
+          <w:sz w:val="24"/>
+          <w:highlight w:val="yellow"/>
+          <w:lang w:eastAsia="en-CA"/>
+          <w14:ligatures w14:val="none"/>
+        </w:rPr>
+        <w:t>.</w:t>
+      </w:r>
+      <w:r>
+        <w:rPr>
+          <w:rFonts w:ascii="Calibri" w:eastAsia="Times New Roman" w:hAnsi="Calibri" w:cs="Calibri"/>
+          <w:kern w:val="0"/>
+          <w:sz w:val="24"/>
+          <w:lang w:eastAsia="en-CA"/>
+          <w14:ligatures w14:val="none"/>
+        </w:rPr>
+        <w:t xml:space="preserve"> </w:t>
+      </w:r>
+    </w:p>
+    <w:p>
+      <w:pPr>
+        <w:rPr>
+          <w:rFonts w:ascii="Arial" w:eastAsia="Times New Roman" w:hAnsi="Arial" w:cs="Arial"/>
+          <w:color w:val="000000"/>
+          <w:kern w:val="0"/>
+          <w:szCs w:val="22"/>
+          <w:lang w:eastAsia="en-CA"/>
+          <w14:ligatures w14:val="none"/>
+        </w:rPr>
+      </w:pPr>
+    </w:p>
+    <w:p/>
+    <w:p/>
+    <w:p>
+      <w:r>
+        <w:t>:::::</w:t>
+      </w:r>
+    </w:p>
+    <w:p>
+      <w:r>
+        <w:t>:::::{card}</w:t>
+      </w:r>
+    </w:p>
+    <w:p>
+      <w:pPr>
+        <w:rPr>
+          <w:rFonts w:ascii="Aptos Narrow" w:eastAsia="Times New Roman" w:hAnsi="Aptos Narrow" w:cs="Times New Roman"/>
+          <w:color w:val="000000"/>
+          <w:kern w:val="0"/>
+          <w:szCs w:val="22"/>
+          <w:lang w:eastAsia="en-CA"/>
+          <w14:ligatures w14:val="none"/>
+        </w:rPr>
+      </w:pPr>
+      <w:r>
+        <w:rPr>
+          <w:b/>
+          <w:bCs/>
+        </w:rPr>
+        <w:t>**</w:t>
+      </w:r>
+      <w:r>
+        <w:rPr>
+          <w:rFonts w:ascii="Aptos Narrow" w:eastAsia="Times New Roman" w:hAnsi="Aptos Narrow" w:cs="Times New Roman"/>
+          <w:b/>
+          <w:bCs/>
+          <w:color w:val="000000"/>
+          <w:kern w:val="0"/>
+          <w:szCs w:val="22"/>
+          <w:lang w:eastAsia="en-CA"/>
+          <w14:ligatures w14:val="none"/>
+        </w:rPr>
+        <w:t>B</w:t>
+      </w:r>
+      <w:r>
+        <w:rPr>
+          <w:rFonts w:ascii="Aptos Narrow" w:eastAsia="Times New Roman" w:hAnsi="Aptos Narrow" w:cs="Times New Roman"/>
+          <w:b/>
+          <w:bCs/>
+          <w:color w:val="000000"/>
+          <w:kern w:val="0"/>
+          <w:szCs w:val="22"/>
+          <w:lang w:eastAsia="en-CA"/>
+          <w14:ligatures w14:val="none"/>
+        </w:rPr>
+        <w:t>ehaviour</w:t>
+      </w:r>
+      <w:r>
+        <w:rPr>
+          <w:b/>
+          <w:bCs/>
+        </w:rPr>
+        <w:t xml:space="preserve">**: </w:t>
+      </w:r>
+      <w:r>
+        <w:rPr>
+          <w:rFonts w:ascii="Aptos Narrow" w:eastAsia="Times New Roman" w:hAnsi="Aptos Narrow" w:cs="Times New Roman"/>
+          <w:color w:val="000000"/>
+          <w:kern w:val="0"/>
+          <w:szCs w:val="22"/>
+          <w:lang w:eastAsia="en-CA"/>
+          <w14:ligatures w14:val="none"/>
+        </w:rPr>
+        <w:t>behaviour focused objectives vary greatly; they may be qualitative or quantitative (e.g., diel activity patterns, mating, boldness, predation, foraging, activity patterns, vigilance, parental care ({{ ref_intext_caravaggi_et_al_2020 }}; {{ ref_intext_wearn_gloverkapfer_2017 }}).</w:t>
+      </w:r>
+    </w:p>
+    <w:p/>
+    <w:p>
+      <w:r>
+        <w:t>:::{figure} ../03_images/03_image_files/state_var/</w:t>
+      </w:r>
+      <w:r>
+        <w:t>caravaggi_et_al_2017_fig1_clipped.png</w:t>
+      </w:r>
+    </w:p>
+    <w:p>
+      <w:r>
+        <w:t>:class: img_grid</w:t>
+      </w:r>
+    </w:p>
+    <w:p>
+      <w:r>
+        <w:t>:::</w:t>
+      </w:r>
+    </w:p>
+    <w:p>
+      <w:r>
+        <w:t>({{ ref_intext_</w:t>
+      </w:r>
+      <w:r>
+        <w:t>caravaggi_et_al_2017</w:t>
+      </w:r>
+      <w:r>
+        <w:t xml:space="preserve"> }})</w:t>
+      </w:r>
+    </w:p>
+    <w:p>
+      <w:r>
+        <w:t>:::::</w:t>
+      </w:r>
+    </w:p>
+    <w:p/>
+    <w:p>
+      <w:r>
+        <w:t>::::::</w:t>
+      </w:r>
+    </w:p>
+    <w:p/>
+    <w:p/>
+    <w:p>
+      <w:r>
+        <w:rPr>
+          <w:highlight w:val="yellow"/>
+        </w:rPr>
+        <w:t>::::::{tab-item} In-depth</w:t>
+      </w:r>
+    </w:p>
+    <w:p>
+      <w:pPr>
+        <w:rPr>
+          <w:b/>
+          <w:bCs/>
+        </w:rPr>
+      </w:pPr>
+      <w:r>
+        <w:rPr>
+          <w:b/>
+          <w:bCs/>
+        </w:rPr>
+        <w:t>**&lt;font size="4"&gt;&lt;span style="color:#2F5496"&gt;Objective *vs.* State Variable&lt;/font&gt;&lt;/span&gt;**</w:t>
+      </w:r>
+    </w:p>
+    <w:p/>
+    <w:p>
+      <w:r>
+        <w:t>One of the first choices you will make when designing your study, is what it is that you plan to measure (or your “state variable”; a formal measure that summarizes the state of a community or population at a particular time \[{{ ref_intext_wearn_gloverkapfer_2017 }}\]). Since this concept might be easy to confuse with [Survey Objective(s)](#survey_objectives) (and since “objective” is often referred to interchangeably with “state variable”), consider the following figure:</w:t>
+      </w:r>
+    </w:p>
+    <w:p/>
+    <w:p>
+      <w:r>
+        <w:t>:::</w:t>
+      </w:r>
+      <w:r>
+        <w:t>{figure} ../03_images/03_image_files/00_FIG_obj_state_var.png</w:t>
+      </w:r>
+    </w:p>
+    <w:p>
+      <w:r>
+        <w:t>:width: 900px</w:t>
+      </w:r>
+    </w:p>
+    <w:p>
+      <w:r>
+        <w:t>:align: center</w:t>
+      </w:r>
+    </w:p>
+    <w:p>
+      <w:r>
+        <w:t>:::</w:t>
+      </w:r>
+    </w:p>
+    <w:p/>
+    <w:p>
+      <w:pPr>
+        <w:rPr>
+          <w:b/>
+          <w:bCs/>
+        </w:rPr>
+      </w:pPr>
+      <w:r>
+        <w:rPr>
+          <w:b/>
+          <w:bCs/>
+        </w:rPr>
+        <w:t>**&lt;font size="4"&gt;&lt;span style="color:#2F5496"&gt;What should objectives include?&lt;/font&gt;&lt;/span&gt;**</w:t>
+      </w:r>
+    </w:p>
+    <w:p/>
+    <w:p>
+      <w:r>
+        <w:t>To expand upon the figure above, [Survey Objectives](#survey_objectives) should be specific, measurable, achievable, relevant and time-bound (i.e., SMART). [Survey Objectives](#survey_objectives) should describe the following:</w:t>
+      </w:r>
+    </w:p>
+    <w:p/>
+    <w:p>
+      <w:r>
+        <w:t xml:space="preserve">-   </w:t>
+      </w:r>
+      <w:r>
+        <w:t>**</w:t>
+      </w:r>
+      <w:r>
+        <w:t>[Target Species](#target_species)</w:t>
+      </w:r>
+      <w:r>
+        <w:t>**</w:t>
+      </w:r>
+      <w:r>
+        <w:t xml:space="preserve"> - the species that the [survey](#survey) is designed to detect,</w:t>
+      </w:r>
+    </w:p>
+    <w:p/>
+    <w:p>
+      <w:r>
+        <w:t xml:space="preserve">-   </w:t>
+      </w:r>
+      <w:r>
+        <w:t>**</w:t>
+      </w:r>
+      <w:r>
+        <w:t>[State variable(s)](#state_variable)</w:t>
+      </w:r>
+      <w:r>
+        <w:t>**</w:t>
+      </w:r>
+      <w:r>
+        <w:t xml:space="preserve"> - a formal measure that summarizes the state of a community or population at a particular time (Wearn &amp; Glover-Kapfer, 2017) (e.g., species richness or population abundance), and</w:t>
+      </w:r>
+    </w:p>
+    <w:p/>
+    <w:p>
+      <w:r>
+        <w:t xml:space="preserve">-   </w:t>
+      </w:r>
+      <w:r>
+        <w:t>**</w:t>
+      </w:r>
+      <w:r>
+        <w:t>Proposed [modelling approach(es)](#mods_modelling_approach)</w:t>
+      </w:r>
+      <w:r>
+        <w:t>**</w:t>
+      </w:r>
+      <w:r>
+        <w:t xml:space="preserve"> - the method used to analyze the camera data, which should depend on the [state variable](#state_variable) (e.g., [occupancy models](#mods_occupancy) [MacKenzie et al., 2002], [spatially explicit capture-recapture (SECR) models](#mods_scr_secr) [e.g., Royle et al., 2009] for [density](#density) estimation, etc.) and the [Target Species](#target_species).</w:t>
+      </w:r>
+    </w:p>
+    <w:p/>
+    <w:p>
+      <w:r>
+        <w:t>An example of a clearly defined [Survey Objective](#survey_objectives) could be “to monitor trends in wolverine [occupancy](#occupancy) at 5-year intervals from March – December 2020 to 2030 in wildlife management unit 539”.</w:t>
+      </w:r>
+    </w:p>
+    <w:p/>
+    <w:p>
+      <w:r>
+        <w:lastRenderedPageBreak/>
+        <w:t>The [Survey Objective](#survey_objectives) will determine the appropriate [study design](#survey) and [deployment](#deployment) considerations (e.g., [camera spacing](#camera_spacing), [survey](#survey) effort, attractants or not). For example, based on the above objective for our wolverine [occupancy](#occupancy) [project](#project), we “randomly selected [camera locations](#camera_location) within a 15 km x 15 km grid cell with one camera per location and a total of 60 stations across our [study area](#study_area). We will place [lure](#baitlure_lure) dispensers at each [camera location](#camera_location) to increase the likelihood of detecting a wolverine.” to increase the likelihood of detecting a wolverine.”</w:t>
+      </w:r>
+    </w:p>
+    <w:p>
+      <w:r>
+        <w:t>::::::</w:t>
+      </w:r>
+    </w:p>
+    <w:p/>
+    <w:p/>
+    <w:p>
+      <w:r>
+        <w:t>:::::::</w:t>
+      </w:r>
+    </w:p>
+    <w:p/>
+    <w:p/>
+    <w:p/>
     <w:p>
       <w:pPr>
         <w:pStyle w:val="Heading2"/>
@@ -1233,7 +2742,7 @@
           <w:color w:val="3C78D8"/>
         </w:rPr>
       </w:pPr>
-      <w:bookmarkStart w:id="2" w:name="text_advanced"/>
+      <w:bookmarkStart w:id="4" w:name="text_advanced"/>
       <w:r>
         <w:rPr>
           <w:b/>
@@ -1244,7 +2753,7 @@
       </w:r>
     </w:p>
     <w:p/>
-    <w:bookmarkEnd w:id="2"/>
+    <w:bookmarkEnd w:id="4"/>
     <w:p>
       <w:pPr>
         <w:pStyle w:val="Heading2"/>
@@ -1419,11 +2928,11 @@
             </w:tcMar>
           </w:tcPr>
           <w:p>
-            <w:bookmarkStart w:id="3" w:name="figure1_filename"/>
+            <w:bookmarkStart w:id="5" w:name="figure1_filename"/>
             <w:r>
               <w:t>00_FIG_obj_state_var.png</w:t>
             </w:r>
-            <w:bookmarkEnd w:id="3"/>
+            <w:bookmarkEnd w:id="5"/>
           </w:p>
         </w:tc>
         <w:tc>
@@ -1442,11 +2951,11 @@
                 <w:highlight w:val="yellow"/>
               </w:rPr>
             </w:pPr>
-            <w:bookmarkStart w:id="4" w:name="figure1_caption"/>
+            <w:bookmarkStart w:id="6" w:name="figure1_caption"/>
             <w:r>
               <w:t xml:space="preserve">   </w:t>
             </w:r>
-            <w:bookmarkEnd w:id="4"/>
+            <w:bookmarkEnd w:id="6"/>
           </w:p>
         </w:tc>
         <w:tc>
@@ -1460,7 +2969,7 @@
             </w:tcMar>
           </w:tcPr>
           <w:p>
-            <w:bookmarkStart w:id="5" w:name="figure1_ref_id"/>
+            <w:bookmarkStart w:id="7" w:name="figure1_ref_id"/>
             <w:r>
               <w:t>rcsc</w:t>
             </w:r>
@@ -1470,7 +2979,7 @@
             <w:r>
               <w:t>014b</w:t>
             </w:r>
-            <w:bookmarkEnd w:id="5"/>
+            <w:bookmarkEnd w:id="7"/>
           </w:p>
         </w:tc>
       </w:tr>
@@ -1509,7 +3018,7 @@
                           <pic:cNvPicPr/>
                         </pic:nvPicPr>
                         <pic:blipFill>
-                          <a:blip r:embed="rId9"/>
+                          <a:blip r:embed="rId12"/>
                           <a:stretch>
                             <a:fillRect/>
                           </a:stretch>
@@ -1547,12 +3056,12 @@
                 <w:highlight w:val="cyan"/>
               </w:rPr>
             </w:pPr>
-            <w:bookmarkStart w:id="6" w:name="figure2_filename"/>
+            <w:bookmarkStart w:id="8" w:name="figure2_filename"/>
             <w:r>
               <w:t>mccomb_et_al_2010_fig4_3_clipped.png</w:t>
             </w:r>
           </w:p>
-          <w:bookmarkEnd w:id="6"/>
+          <w:bookmarkEnd w:id="8"/>
           <w:p>
             <w:pPr>
               <w:rPr>
@@ -1572,11 +3081,11 @@
             </w:tcMar>
           </w:tcPr>
           <w:p>
-            <w:bookmarkStart w:id="7" w:name="figure2_caption"/>
+            <w:bookmarkStart w:id="9" w:name="figure2_caption"/>
             <w:r>
               <w:t>**McComb et al. (2010) – Fig 4.3**: The components of a monitoring objective.</w:t>
             </w:r>
-            <w:bookmarkEnd w:id="7"/>
+            <w:bookmarkEnd w:id="9"/>
           </w:p>
         </w:tc>
         <w:tc>
@@ -1595,7 +3104,7 @@
                 <w:highlight w:val="cyan"/>
               </w:rPr>
             </w:pPr>
-            <w:bookmarkStart w:id="8" w:name="figure2_ref_id"/>
+            <w:bookmarkStart w:id="10" w:name="figure2_ref_id"/>
             <w:r>
               <w:t>mccomb</w:t>
             </w:r>
@@ -1611,7 +3120,7 @@
             <w:r>
               <w:t>al_2010</w:t>
             </w:r>
-            <w:bookmarkEnd w:id="8"/>
+            <w:bookmarkEnd w:id="10"/>
           </w:p>
         </w:tc>
       </w:tr>
@@ -1634,6 +3143,7 @@
               <w:rPr>
                 <w:noProof/>
               </w:rPr>
+              <w:lastRenderedPageBreak/>
               <w:drawing>
                 <wp:inline distT="0" distB="0" distL="0" distR="0" wp14:anchorId="6AA1E70B" wp14:editId="60298B5A">
                   <wp:extent cx="2661920" cy="985520"/>
@@ -1650,7 +3160,7 @@
                           <pic:cNvPicPr/>
                         </pic:nvPicPr>
                         <pic:blipFill>
-                          <a:blip r:embed="rId10"/>
+                          <a:blip r:embed="rId13"/>
                           <a:stretch>
                             <a:fillRect/>
                           </a:stretch>
@@ -1688,7 +3198,7 @@
                 <w:highlight w:val="cyan"/>
               </w:rPr>
             </w:pPr>
-            <w:bookmarkStart w:id="9" w:name="figure3_filename"/>
+            <w:bookmarkStart w:id="11" w:name="figure3_filename"/>
             <w:r>
               <w:t>gilbert_et_al_2019_fig3_cliprai</w:t>
             </w:r>
@@ -1701,7 +3211,7 @@
               </w:rPr>
               <w:t xml:space="preserve"> </w:t>
             </w:r>
-            <w:bookmarkEnd w:id="9"/>
+            <w:bookmarkEnd w:id="11"/>
           </w:p>
         </w:tc>
         <w:tc>
@@ -1720,7 +3230,7 @@
                 <w:highlight w:val="cyan"/>
               </w:rPr>
             </w:pPr>
-            <w:bookmarkStart w:id="10" w:name="figure3_caption"/>
+            <w:bookmarkStart w:id="12" w:name="figure3_caption"/>
             <w:r>
               <w:rPr>
                 <w:highlight w:val="cyan"/>
@@ -1757,7 +3267,7 @@
               </w:rPr>
               <w:t xml:space="preserve">  </w:t>
             </w:r>
-            <w:bookmarkEnd w:id="10"/>
+            <w:bookmarkEnd w:id="12"/>
           </w:p>
         </w:tc>
         <w:tc>
@@ -1776,11 +3286,11 @@
                 <w:highlight w:val="cyan"/>
               </w:rPr>
             </w:pPr>
-            <w:bookmarkStart w:id="11" w:name="figure3_ref_id"/>
+            <w:bookmarkStart w:id="13" w:name="figure3_ref_id"/>
             <w:r>
               <w:t>gilbert_et_al_2019</w:t>
             </w:r>
-            <w:bookmarkEnd w:id="11"/>
+            <w:bookmarkEnd w:id="13"/>
           </w:p>
         </w:tc>
       </w:tr>
@@ -1816,14 +3326,14 @@
                 <w:highlight w:val="cyan"/>
               </w:rPr>
             </w:pPr>
-            <w:bookmarkStart w:id="12" w:name="figure4_filename"/>
+            <w:bookmarkStart w:id="14" w:name="figure4_filename"/>
             <w:r>
               <w:rPr>
                 <w:highlight w:val="cyan"/>
               </w:rPr>
               <w:t>figure4_filename.png</w:t>
             </w:r>
-            <w:bookmarkEnd w:id="12"/>
+            <w:bookmarkEnd w:id="14"/>
           </w:p>
         </w:tc>
         <w:tc>
@@ -1842,14 +3352,14 @@
                 <w:highlight w:val="cyan"/>
               </w:rPr>
             </w:pPr>
-            <w:bookmarkStart w:id="13" w:name="figure4_caption"/>
+            <w:bookmarkStart w:id="15" w:name="figure4_caption"/>
             <w:r>
               <w:rPr>
                 <w:highlight w:val="cyan"/>
               </w:rPr>
               <w:t>figure4_caption</w:t>
             </w:r>
-            <w:bookmarkEnd w:id="13"/>
+            <w:bookmarkEnd w:id="15"/>
           </w:p>
         </w:tc>
         <w:tc>
@@ -1868,7 +3378,7 @@
                 <w:highlight w:val="cyan"/>
               </w:rPr>
             </w:pPr>
-            <w:bookmarkStart w:id="14" w:name="figure4_ref_id"/>
+            <w:bookmarkStart w:id="16" w:name="figure4_ref_id"/>
             <w:r>
               <w:rPr>
                 <w:highlight w:val="cyan"/>
@@ -1881,7 +3391,7 @@
               </w:rPr>
               <w:t>_id</w:t>
             </w:r>
-            <w:bookmarkEnd w:id="14"/>
+            <w:bookmarkEnd w:id="16"/>
           </w:p>
         </w:tc>
       </w:tr>
@@ -1921,14 +3431,14 @@
                 <w:highlight w:val="cyan"/>
               </w:rPr>
             </w:pPr>
-            <w:bookmarkStart w:id="15" w:name="figure5_filename"/>
+            <w:bookmarkStart w:id="17" w:name="figure5_filename"/>
             <w:r>
               <w:rPr>
                 <w:highlight w:val="cyan"/>
               </w:rPr>
               <w:t>figure5_filename.png</w:t>
             </w:r>
-            <w:bookmarkEnd w:id="15"/>
+            <w:bookmarkEnd w:id="17"/>
           </w:p>
         </w:tc>
         <w:tc>
@@ -1947,14 +3457,14 @@
                 <w:highlight w:val="cyan"/>
               </w:rPr>
             </w:pPr>
-            <w:bookmarkStart w:id="16" w:name="figure5_caption"/>
+            <w:bookmarkStart w:id="18" w:name="figure5_caption"/>
             <w:r>
               <w:rPr>
                 <w:highlight w:val="cyan"/>
               </w:rPr>
               <w:t>figure5_caption</w:t>
             </w:r>
-            <w:bookmarkEnd w:id="16"/>
+            <w:bookmarkEnd w:id="18"/>
           </w:p>
         </w:tc>
         <w:tc>
@@ -1973,8 +3483,8 @@
                 <w:highlight w:val="cyan"/>
               </w:rPr>
             </w:pPr>
-            <w:bookmarkStart w:id="17" w:name="figure5_ref_intext"/>
-            <w:bookmarkStart w:id="18" w:name="figure5_ref_id"/>
+            <w:bookmarkStart w:id="19" w:name="figure5_ref_intext"/>
+            <w:bookmarkStart w:id="20" w:name="figure5_ref_id"/>
             <w:r>
               <w:rPr>
                 <w:highlight w:val="cyan"/>
@@ -1987,8 +3497,8 @@
               </w:rPr>
               <w:t>d</w:t>
             </w:r>
-            <w:bookmarkEnd w:id="17"/>
-            <w:bookmarkEnd w:id="18"/>
+            <w:bookmarkEnd w:id="19"/>
+            <w:bookmarkEnd w:id="20"/>
           </w:p>
         </w:tc>
       </w:tr>
@@ -2024,14 +3534,14 @@
                 <w:highlight w:val="cyan"/>
               </w:rPr>
             </w:pPr>
-            <w:bookmarkStart w:id="19" w:name="figure6_filename"/>
+            <w:bookmarkStart w:id="21" w:name="figure6_filename"/>
             <w:r>
               <w:rPr>
                 <w:highlight w:val="cyan"/>
               </w:rPr>
               <w:t>figure6_filename.png</w:t>
             </w:r>
-            <w:bookmarkEnd w:id="19"/>
+            <w:bookmarkEnd w:id="21"/>
           </w:p>
         </w:tc>
         <w:tc>
@@ -2050,14 +3560,14 @@
                 <w:highlight w:val="cyan"/>
               </w:rPr>
             </w:pPr>
-            <w:bookmarkStart w:id="20" w:name="figure6_caption"/>
+            <w:bookmarkStart w:id="22" w:name="figure6_caption"/>
             <w:r>
               <w:rPr>
                 <w:highlight w:val="cyan"/>
               </w:rPr>
               <w:t>figure6_caption</w:t>
             </w:r>
-            <w:bookmarkEnd w:id="20"/>
+            <w:bookmarkEnd w:id="22"/>
           </w:p>
         </w:tc>
         <w:tc>
@@ -2076,14 +3586,14 @@
                 <w:highlight w:val="cyan"/>
               </w:rPr>
             </w:pPr>
-            <w:bookmarkStart w:id="21" w:name="figure6_ref_id"/>
+            <w:bookmarkStart w:id="23" w:name="figure6_ref_id"/>
             <w:r>
               <w:rPr>
                 <w:highlight w:val="cyan"/>
               </w:rPr>
               <w:t>figure6_ref_id</w:t>
             </w:r>
-            <w:bookmarkEnd w:id="21"/>
+            <w:bookmarkEnd w:id="23"/>
           </w:p>
         </w:tc>
       </w:tr>
@@ -2093,7 +3603,6 @@
         <w:pStyle w:val="Heading2"/>
       </w:pPr>
       <w:r>
-        <w:lastRenderedPageBreak/>
         <w:t>Video</w:t>
       </w:r>
     </w:p>
@@ -2222,14 +3731,14 @@
                 <w:highlight w:val="cyan"/>
               </w:rPr>
             </w:pPr>
-            <w:bookmarkStart w:id="22" w:name="vid1_caption"/>
+            <w:bookmarkStart w:id="24" w:name="vid1_caption"/>
             <w:r>
               <w:rPr>
                 <w:highlight w:val="cyan"/>
               </w:rPr>
               <w:t>vid1_caption</w:t>
             </w:r>
-            <w:bookmarkEnd w:id="22"/>
+            <w:bookmarkEnd w:id="24"/>
           </w:p>
         </w:tc>
         <w:tc>
@@ -2248,14 +3757,14 @@
                 <w:highlight w:val="cyan"/>
               </w:rPr>
             </w:pPr>
-            <w:bookmarkStart w:id="23" w:name="vid1_url"/>
+            <w:bookmarkStart w:id="25" w:name="vid1_url"/>
             <w:r>
               <w:rPr>
                 <w:highlight w:val="cyan"/>
               </w:rPr>
               <w:t>vid1_url</w:t>
             </w:r>
-            <w:bookmarkEnd w:id="23"/>
+            <w:bookmarkEnd w:id="25"/>
           </w:p>
         </w:tc>
         <w:tc>
@@ -2274,14 +3783,14 @@
                 <w:highlight w:val="cyan"/>
               </w:rPr>
             </w:pPr>
-            <w:bookmarkStart w:id="24" w:name="vid1_ref_id"/>
+            <w:bookmarkStart w:id="26" w:name="vid1_ref_id"/>
             <w:r>
               <w:rPr>
                 <w:highlight w:val="cyan"/>
               </w:rPr>
               <w:t>vid1_ref_id</w:t>
             </w:r>
-            <w:bookmarkEnd w:id="24"/>
+            <w:bookmarkEnd w:id="26"/>
           </w:p>
         </w:tc>
       </w:tr>
@@ -2305,14 +3814,14 @@
                 <w:highlight w:val="cyan"/>
               </w:rPr>
             </w:pPr>
-            <w:bookmarkStart w:id="25" w:name="vid2_caption"/>
+            <w:bookmarkStart w:id="27" w:name="vid2_caption"/>
             <w:r>
               <w:rPr>
                 <w:highlight w:val="cyan"/>
               </w:rPr>
               <w:t>vid2_caption</w:t>
             </w:r>
-            <w:bookmarkEnd w:id="25"/>
+            <w:bookmarkEnd w:id="27"/>
           </w:p>
         </w:tc>
         <w:tc>
@@ -2331,14 +3840,14 @@
                 <w:highlight w:val="cyan"/>
               </w:rPr>
             </w:pPr>
-            <w:bookmarkStart w:id="26" w:name="vid2_url"/>
+            <w:bookmarkStart w:id="28" w:name="vid2_url"/>
             <w:r>
               <w:rPr>
                 <w:highlight w:val="cyan"/>
               </w:rPr>
               <w:t>vid2_url</w:t>
             </w:r>
-            <w:bookmarkEnd w:id="26"/>
+            <w:bookmarkEnd w:id="28"/>
           </w:p>
         </w:tc>
         <w:tc>
@@ -2357,14 +3866,14 @@
                 <w:highlight w:val="cyan"/>
               </w:rPr>
             </w:pPr>
-            <w:bookmarkStart w:id="27" w:name="vid2_ref_id"/>
+            <w:bookmarkStart w:id="29" w:name="vid2_ref_id"/>
             <w:r>
               <w:rPr>
                 <w:highlight w:val="cyan"/>
               </w:rPr>
               <w:t>vid2_ref_id</w:t>
             </w:r>
-            <w:bookmarkEnd w:id="27"/>
+            <w:bookmarkEnd w:id="29"/>
           </w:p>
         </w:tc>
       </w:tr>
@@ -2388,14 +3897,14 @@
                 <w:highlight w:val="cyan"/>
               </w:rPr>
             </w:pPr>
-            <w:bookmarkStart w:id="28" w:name="vid3_caption"/>
+            <w:bookmarkStart w:id="30" w:name="vid3_caption"/>
             <w:r>
               <w:rPr>
                 <w:highlight w:val="cyan"/>
               </w:rPr>
               <w:t>vid3_caption</w:t>
             </w:r>
-            <w:bookmarkEnd w:id="28"/>
+            <w:bookmarkEnd w:id="30"/>
           </w:p>
         </w:tc>
         <w:tc>
@@ -2414,14 +3923,14 @@
                 <w:highlight w:val="cyan"/>
               </w:rPr>
             </w:pPr>
-            <w:bookmarkStart w:id="29" w:name="vid3_url"/>
+            <w:bookmarkStart w:id="31" w:name="vid3_url"/>
             <w:r>
               <w:rPr>
                 <w:highlight w:val="cyan"/>
               </w:rPr>
               <w:t>vid3_url</w:t>
             </w:r>
-            <w:bookmarkEnd w:id="29"/>
+            <w:bookmarkEnd w:id="31"/>
           </w:p>
         </w:tc>
         <w:tc>
@@ -2440,7 +3949,7 @@
                 <w:highlight w:val="cyan"/>
               </w:rPr>
             </w:pPr>
-            <w:bookmarkStart w:id="30" w:name="vid3_ref_id"/>
+            <w:bookmarkStart w:id="32" w:name="vid3_ref_id"/>
             <w:r>
               <w:rPr>
                 <w:highlight w:val="cyan"/>
@@ -2459,7 +3968,7 @@
               </w:rPr>
               <w:t>_ref_id</w:t>
             </w:r>
-            <w:bookmarkEnd w:id="30"/>
+            <w:bookmarkEnd w:id="32"/>
           </w:p>
         </w:tc>
       </w:tr>
@@ -2483,14 +3992,14 @@
                 <w:highlight w:val="cyan"/>
               </w:rPr>
             </w:pPr>
-            <w:bookmarkStart w:id="31" w:name="vid4_caption"/>
+            <w:bookmarkStart w:id="33" w:name="vid4_caption"/>
             <w:r>
               <w:rPr>
                 <w:highlight w:val="cyan"/>
               </w:rPr>
               <w:t>vid4_caption</w:t>
             </w:r>
-            <w:bookmarkEnd w:id="31"/>
+            <w:bookmarkEnd w:id="33"/>
           </w:p>
         </w:tc>
         <w:tc>
@@ -2509,14 +4018,14 @@
                 <w:highlight w:val="cyan"/>
               </w:rPr>
             </w:pPr>
-            <w:bookmarkStart w:id="32" w:name="vid4_url"/>
+            <w:bookmarkStart w:id="34" w:name="vid4_url"/>
             <w:r>
               <w:rPr>
                 <w:highlight w:val="cyan"/>
               </w:rPr>
               <w:t>vid4_url</w:t>
             </w:r>
-            <w:bookmarkEnd w:id="32"/>
+            <w:bookmarkEnd w:id="34"/>
           </w:p>
         </w:tc>
         <w:tc>
@@ -2535,14 +4044,14 @@
                 <w:highlight w:val="cyan"/>
               </w:rPr>
             </w:pPr>
-            <w:bookmarkStart w:id="33" w:name="vid4_ref_id"/>
+            <w:bookmarkStart w:id="35" w:name="vid4_ref_id"/>
             <w:r>
               <w:rPr>
                 <w:highlight w:val="cyan"/>
               </w:rPr>
               <w:t>vid4_ref_id</w:t>
             </w:r>
-            <w:bookmarkEnd w:id="33"/>
+            <w:bookmarkEnd w:id="35"/>
           </w:p>
         </w:tc>
       </w:tr>
@@ -2566,14 +4075,14 @@
                 <w:highlight w:val="cyan"/>
               </w:rPr>
             </w:pPr>
-            <w:bookmarkStart w:id="34" w:name="vid5_caption"/>
+            <w:bookmarkStart w:id="36" w:name="vid5_caption"/>
             <w:r>
               <w:rPr>
                 <w:highlight w:val="cyan"/>
               </w:rPr>
               <w:t>vid5_caption</w:t>
             </w:r>
-            <w:bookmarkEnd w:id="34"/>
+            <w:bookmarkEnd w:id="36"/>
           </w:p>
         </w:tc>
         <w:tc>
@@ -2592,14 +4101,14 @@
                 <w:highlight w:val="cyan"/>
               </w:rPr>
             </w:pPr>
-            <w:bookmarkStart w:id="35" w:name="vid5_url"/>
+            <w:bookmarkStart w:id="37" w:name="vid5_url"/>
             <w:r>
               <w:rPr>
                 <w:highlight w:val="cyan"/>
               </w:rPr>
               <w:t>vid5_url</w:t>
             </w:r>
-            <w:bookmarkEnd w:id="35"/>
+            <w:bookmarkEnd w:id="37"/>
           </w:p>
         </w:tc>
         <w:tc>
@@ -2618,14 +4127,14 @@
                 <w:highlight w:val="cyan"/>
               </w:rPr>
             </w:pPr>
-            <w:bookmarkStart w:id="36" w:name="vid5_ref_id"/>
+            <w:bookmarkStart w:id="38" w:name="vid5_ref_id"/>
             <w:r>
               <w:rPr>
                 <w:highlight w:val="cyan"/>
               </w:rPr>
               <w:t>vid5_ref_id</w:t>
             </w:r>
-            <w:bookmarkEnd w:id="36"/>
+            <w:bookmarkEnd w:id="38"/>
           </w:p>
         </w:tc>
       </w:tr>
@@ -2649,14 +4158,14 @@
                 <w:highlight w:val="cyan"/>
               </w:rPr>
             </w:pPr>
-            <w:bookmarkStart w:id="37" w:name="vid6_caption"/>
+            <w:bookmarkStart w:id="39" w:name="vid6_caption"/>
             <w:r>
               <w:rPr>
                 <w:highlight w:val="cyan"/>
               </w:rPr>
               <w:t>vid6_caption</w:t>
             </w:r>
-            <w:bookmarkEnd w:id="37"/>
+            <w:bookmarkEnd w:id="39"/>
           </w:p>
         </w:tc>
         <w:tc>
@@ -2675,14 +4184,14 @@
                 <w:highlight w:val="cyan"/>
               </w:rPr>
             </w:pPr>
-            <w:bookmarkStart w:id="38" w:name="vid6_url"/>
+            <w:bookmarkStart w:id="40" w:name="vid6_url"/>
             <w:r>
               <w:rPr>
                 <w:highlight w:val="cyan"/>
               </w:rPr>
               <w:t>vid6_url</w:t>
             </w:r>
-            <w:bookmarkEnd w:id="38"/>
+            <w:bookmarkEnd w:id="40"/>
           </w:p>
         </w:tc>
         <w:tc>
@@ -2701,14 +4210,14 @@
                 <w:highlight w:val="cyan"/>
               </w:rPr>
             </w:pPr>
-            <w:bookmarkStart w:id="39" w:name="vid6_ref_id"/>
+            <w:bookmarkStart w:id="41" w:name="vid6_ref_id"/>
             <w:r>
               <w:rPr>
                 <w:highlight w:val="cyan"/>
               </w:rPr>
               <w:t>vid6_ref_id</w:t>
             </w:r>
-            <w:bookmarkEnd w:id="39"/>
+            <w:bookmarkEnd w:id="41"/>
           </w:p>
         </w:tc>
       </w:tr>
@@ -2726,31 +4235,31 @@
       <w:r>
         <w:t xml:space="preserve">Shiny name = </w:t>
       </w:r>
-      <w:bookmarkStart w:id="40" w:name="shiny_name"/>
+      <w:bookmarkStart w:id="42" w:name="shiny_name"/>
       <w:r>
         <w:t>shiny_name</w:t>
       </w:r>
-      <w:bookmarkEnd w:id="40"/>
+      <w:bookmarkEnd w:id="42"/>
     </w:p>
     <w:p>
       <w:r>
         <w:t xml:space="preserve">Shiny caption = </w:t>
       </w:r>
-      <w:bookmarkStart w:id="41" w:name="shiny_caption"/>
+      <w:bookmarkStart w:id="43" w:name="shiny_caption"/>
       <w:r>
         <w:t>shiny_caption</w:t>
       </w:r>
-      <w:bookmarkEnd w:id="41"/>
+      <w:bookmarkEnd w:id="43"/>
     </w:p>
     <w:p>
       <w:r>
         <w:t xml:space="preserve">Shiny URL = </w:t>
       </w:r>
-      <w:bookmarkStart w:id="42" w:name="shiny_url"/>
+      <w:bookmarkStart w:id="44" w:name="shiny_url"/>
       <w:r>
         <w:t>shiny_url</w:t>
       </w:r>
-      <w:bookmarkEnd w:id="42"/>
+      <w:bookmarkEnd w:id="44"/>
     </w:p>
     <w:p>
       <w:pPr>
@@ -2904,11 +4413,11 @@
                 <w:bCs/>
               </w:rPr>
             </w:pPr>
-            <w:bookmarkStart w:id="43" w:name="resource1_type"/>
+            <w:bookmarkStart w:id="45" w:name="resource1_type"/>
             <w:r>
               <w:t>NULL</w:t>
             </w:r>
-            <w:bookmarkEnd w:id="43"/>
+            <w:bookmarkEnd w:id="45"/>
           </w:p>
         </w:tc>
         <w:tc>
@@ -2921,11 +4430,11 @@
                 <w:bCs/>
               </w:rPr>
             </w:pPr>
-            <w:bookmarkStart w:id="44" w:name="resource1_name"/>
+            <w:bookmarkStart w:id="46" w:name="resource1_name"/>
             <w:r>
               <w:t>resource1_name</w:t>
             </w:r>
-            <w:bookmarkEnd w:id="44"/>
+            <w:bookmarkEnd w:id="46"/>
           </w:p>
         </w:tc>
         <w:tc>
@@ -2933,11 +4442,11 @@
             <w:tcW w:w="2485" w:type="dxa"/>
           </w:tcPr>
           <w:p>
-            <w:bookmarkStart w:id="45" w:name="resource1_note"/>
+            <w:bookmarkStart w:id="47" w:name="resource1_note"/>
             <w:r>
               <w:t>resource1_note</w:t>
             </w:r>
-            <w:bookmarkEnd w:id="45"/>
+            <w:bookmarkEnd w:id="47"/>
           </w:p>
         </w:tc>
         <w:tc>
@@ -2945,11 +4454,11 @@
             <w:tcW w:w="4111" w:type="dxa"/>
           </w:tcPr>
           <w:p>
-            <w:bookmarkStart w:id="46" w:name="resource1_url"/>
+            <w:bookmarkStart w:id="48" w:name="resource1_url"/>
             <w:r>
               <w:t>resource1_url</w:t>
             </w:r>
-            <w:bookmarkEnd w:id="46"/>
+            <w:bookmarkEnd w:id="48"/>
           </w:p>
         </w:tc>
         <w:tc>
@@ -2957,11 +4466,11 @@
             <w:tcW w:w="2977" w:type="dxa"/>
           </w:tcPr>
           <w:p>
-            <w:bookmarkStart w:id="47" w:name="resource1_ref_id"/>
+            <w:bookmarkStart w:id="49" w:name="resource1_ref_id"/>
             <w:r>
               <w:t>resource1_ref_id</w:t>
             </w:r>
-            <w:bookmarkEnd w:id="47"/>
+            <w:bookmarkEnd w:id="49"/>
           </w:p>
         </w:tc>
       </w:tr>
@@ -2971,11 +4480,11 @@
             <w:tcW w:w="1696" w:type="dxa"/>
           </w:tcPr>
           <w:p>
-            <w:bookmarkStart w:id="48" w:name="resource2_type"/>
+            <w:bookmarkStart w:id="50" w:name="resource2_type"/>
             <w:r>
               <w:t>resource2_type</w:t>
             </w:r>
-            <w:bookmarkEnd w:id="48"/>
+            <w:bookmarkEnd w:id="50"/>
           </w:p>
         </w:tc>
         <w:tc>
@@ -2983,11 +4492,11 @@
             <w:tcW w:w="2051" w:type="dxa"/>
           </w:tcPr>
           <w:p>
-            <w:bookmarkStart w:id="49" w:name="resource2_name"/>
+            <w:bookmarkStart w:id="51" w:name="resource2_name"/>
             <w:r>
               <w:t>resource2_name</w:t>
             </w:r>
-            <w:bookmarkEnd w:id="49"/>
+            <w:bookmarkEnd w:id="51"/>
           </w:p>
         </w:tc>
         <w:tc>
@@ -2995,11 +4504,11 @@
             <w:tcW w:w="2485" w:type="dxa"/>
           </w:tcPr>
           <w:p>
-            <w:bookmarkStart w:id="50" w:name="resource2_note"/>
+            <w:bookmarkStart w:id="52" w:name="resource2_note"/>
             <w:r>
               <w:t>resource2_note</w:t>
             </w:r>
-            <w:bookmarkEnd w:id="50"/>
+            <w:bookmarkEnd w:id="52"/>
           </w:p>
         </w:tc>
         <w:tc>
@@ -3007,11 +4516,11 @@
             <w:tcW w:w="4111" w:type="dxa"/>
           </w:tcPr>
           <w:p>
-            <w:bookmarkStart w:id="51" w:name="resource2_url"/>
+            <w:bookmarkStart w:id="53" w:name="resource2_url"/>
             <w:r>
               <w:t>resource2_url</w:t>
             </w:r>
-            <w:bookmarkEnd w:id="51"/>
+            <w:bookmarkEnd w:id="53"/>
           </w:p>
         </w:tc>
         <w:tc>
@@ -3019,11 +4528,11 @@
             <w:tcW w:w="2977" w:type="dxa"/>
           </w:tcPr>
           <w:p>
-            <w:bookmarkStart w:id="52" w:name="resource2_ref_id"/>
+            <w:bookmarkStart w:id="54" w:name="resource2_ref_id"/>
             <w:r>
               <w:t>resource2_ref_id</w:t>
             </w:r>
-            <w:bookmarkEnd w:id="52"/>
+            <w:bookmarkEnd w:id="54"/>
           </w:p>
         </w:tc>
       </w:tr>
@@ -3033,11 +4542,12 @@
             <w:tcW w:w="1696" w:type="dxa"/>
           </w:tcPr>
           <w:p>
-            <w:bookmarkStart w:id="53" w:name="resource3_type"/>
+            <w:bookmarkStart w:id="55" w:name="resource3_type"/>
             <w:r>
+              <w:lastRenderedPageBreak/>
               <w:t>resource3_type</w:t>
             </w:r>
-            <w:bookmarkEnd w:id="53"/>
+            <w:bookmarkEnd w:id="55"/>
           </w:p>
         </w:tc>
         <w:tc>
@@ -3045,11 +4555,11 @@
             <w:tcW w:w="2051" w:type="dxa"/>
           </w:tcPr>
           <w:p>
-            <w:bookmarkStart w:id="54" w:name="resource3_name"/>
+            <w:bookmarkStart w:id="56" w:name="resource3_name"/>
             <w:r>
               <w:t>resource3_name</w:t>
             </w:r>
-            <w:bookmarkEnd w:id="54"/>
+            <w:bookmarkEnd w:id="56"/>
           </w:p>
         </w:tc>
         <w:tc>
@@ -3057,11 +4567,11 @@
             <w:tcW w:w="2485" w:type="dxa"/>
           </w:tcPr>
           <w:p>
-            <w:bookmarkStart w:id="55" w:name="resource3_note"/>
+            <w:bookmarkStart w:id="57" w:name="resource3_note"/>
             <w:r>
               <w:t>resource3_note</w:t>
             </w:r>
-            <w:bookmarkEnd w:id="55"/>
+            <w:bookmarkEnd w:id="57"/>
           </w:p>
         </w:tc>
         <w:tc>
@@ -3069,11 +4579,11 @@
             <w:tcW w:w="4111" w:type="dxa"/>
           </w:tcPr>
           <w:p>
-            <w:bookmarkStart w:id="56" w:name="resource3_url"/>
+            <w:bookmarkStart w:id="58" w:name="resource3_url"/>
             <w:r>
               <w:t>resource3_url</w:t>
             </w:r>
-            <w:bookmarkEnd w:id="56"/>
+            <w:bookmarkEnd w:id="58"/>
           </w:p>
         </w:tc>
         <w:tc>
@@ -3081,11 +4591,11 @@
             <w:tcW w:w="2977" w:type="dxa"/>
           </w:tcPr>
           <w:p>
-            <w:bookmarkStart w:id="57" w:name="resource3_ref_id"/>
+            <w:bookmarkStart w:id="59" w:name="resource3_ref_id"/>
             <w:r>
               <w:t>resource3_ref_id</w:t>
             </w:r>
-            <w:bookmarkEnd w:id="57"/>
+            <w:bookmarkEnd w:id="59"/>
           </w:p>
         </w:tc>
       </w:tr>
@@ -3095,11 +4605,11 @@
             <w:tcW w:w="1696" w:type="dxa"/>
           </w:tcPr>
           <w:p>
-            <w:bookmarkStart w:id="58" w:name="resource4_type"/>
+            <w:bookmarkStart w:id="60" w:name="resource4_type"/>
             <w:r>
               <w:t>resource4_type</w:t>
             </w:r>
-            <w:bookmarkEnd w:id="58"/>
+            <w:bookmarkEnd w:id="60"/>
           </w:p>
         </w:tc>
         <w:tc>
@@ -3107,11 +4617,11 @@
             <w:tcW w:w="2051" w:type="dxa"/>
           </w:tcPr>
           <w:p>
-            <w:bookmarkStart w:id="59" w:name="resource4_name"/>
+            <w:bookmarkStart w:id="61" w:name="resource4_name"/>
             <w:r>
               <w:t>resource4_name</w:t>
             </w:r>
-            <w:bookmarkEnd w:id="59"/>
+            <w:bookmarkEnd w:id="61"/>
           </w:p>
         </w:tc>
         <w:tc>
@@ -3119,11 +4629,11 @@
             <w:tcW w:w="2485" w:type="dxa"/>
           </w:tcPr>
           <w:p>
-            <w:bookmarkStart w:id="60" w:name="resource4_note"/>
+            <w:bookmarkStart w:id="62" w:name="resource4_note"/>
             <w:r>
               <w:t>resource4_note</w:t>
             </w:r>
-            <w:bookmarkEnd w:id="60"/>
+            <w:bookmarkEnd w:id="62"/>
           </w:p>
         </w:tc>
         <w:tc>
@@ -3131,11 +4641,11 @@
             <w:tcW w:w="4111" w:type="dxa"/>
           </w:tcPr>
           <w:p>
-            <w:bookmarkStart w:id="61" w:name="resource4_url"/>
+            <w:bookmarkStart w:id="63" w:name="resource4_url"/>
             <w:r>
               <w:t>resource4_url</w:t>
             </w:r>
-            <w:bookmarkEnd w:id="61"/>
+            <w:bookmarkEnd w:id="63"/>
           </w:p>
         </w:tc>
         <w:tc>
@@ -3143,11 +4653,11 @@
             <w:tcW w:w="2977" w:type="dxa"/>
           </w:tcPr>
           <w:p>
-            <w:bookmarkStart w:id="62" w:name="resource4_ref_id"/>
+            <w:bookmarkStart w:id="64" w:name="resource4_ref_id"/>
             <w:r>
               <w:t>resource4_ref_id</w:t>
             </w:r>
-            <w:bookmarkEnd w:id="62"/>
+            <w:bookmarkEnd w:id="64"/>
           </w:p>
         </w:tc>
       </w:tr>
@@ -3157,11 +4667,11 @@
             <w:tcW w:w="1696" w:type="dxa"/>
           </w:tcPr>
           <w:p>
-            <w:bookmarkStart w:id="63" w:name="resource5_type"/>
+            <w:bookmarkStart w:id="65" w:name="resource5_type"/>
             <w:r>
               <w:t>resource5_type</w:t>
             </w:r>
-            <w:bookmarkEnd w:id="63"/>
+            <w:bookmarkEnd w:id="65"/>
           </w:p>
         </w:tc>
         <w:tc>
@@ -3169,11 +4679,11 @@
             <w:tcW w:w="2051" w:type="dxa"/>
           </w:tcPr>
           <w:p>
-            <w:bookmarkStart w:id="64" w:name="resource5_name"/>
+            <w:bookmarkStart w:id="66" w:name="resource5_name"/>
             <w:r>
               <w:t>resource5_name</w:t>
             </w:r>
-            <w:bookmarkEnd w:id="64"/>
+            <w:bookmarkEnd w:id="66"/>
           </w:p>
         </w:tc>
         <w:tc>
@@ -3181,11 +4691,11 @@
             <w:tcW w:w="2485" w:type="dxa"/>
           </w:tcPr>
           <w:p>
-            <w:bookmarkStart w:id="65" w:name="resource5_note"/>
+            <w:bookmarkStart w:id="67" w:name="resource5_note"/>
             <w:r>
               <w:t>resource5_note</w:t>
             </w:r>
-            <w:bookmarkEnd w:id="65"/>
+            <w:bookmarkEnd w:id="67"/>
           </w:p>
         </w:tc>
         <w:tc>
@@ -3198,11 +4708,11 @@
                 <w:bCs/>
               </w:rPr>
             </w:pPr>
-            <w:bookmarkStart w:id="66" w:name="resource5_url"/>
+            <w:bookmarkStart w:id="68" w:name="resource5_url"/>
             <w:r>
               <w:t>resource5_url</w:t>
             </w:r>
-            <w:bookmarkEnd w:id="66"/>
+            <w:bookmarkEnd w:id="68"/>
           </w:p>
         </w:tc>
         <w:tc>
@@ -3210,11 +4720,11 @@
             <w:tcW w:w="2977" w:type="dxa"/>
           </w:tcPr>
           <w:p>
-            <w:bookmarkStart w:id="67" w:name="resource5_ref_id"/>
+            <w:bookmarkStart w:id="69" w:name="resource5_ref_id"/>
             <w:r>
               <w:t>resource5_ref_id</w:t>
             </w:r>
-            <w:bookmarkEnd w:id="67"/>
+            <w:bookmarkEnd w:id="69"/>
           </w:p>
         </w:tc>
       </w:tr>
@@ -3229,11 +4739,11 @@
                 <w:rFonts w:eastAsia="Arial" w:cs="Arial"/>
               </w:rPr>
             </w:pPr>
-            <w:bookmarkStart w:id="68" w:name="resource6_type"/>
+            <w:bookmarkStart w:id="70" w:name="resource6_type"/>
             <w:r>
               <w:t>resource6_type</w:t>
             </w:r>
-            <w:bookmarkEnd w:id="68"/>
+            <w:bookmarkEnd w:id="70"/>
           </w:p>
         </w:tc>
         <w:tc>
@@ -3241,11 +4751,11 @@
             <w:tcW w:w="2051" w:type="dxa"/>
           </w:tcPr>
           <w:p>
-            <w:bookmarkStart w:id="69" w:name="resource6_name"/>
+            <w:bookmarkStart w:id="71" w:name="resource6_name"/>
             <w:r>
               <w:t>resource6_name</w:t>
             </w:r>
-            <w:bookmarkEnd w:id="69"/>
+            <w:bookmarkEnd w:id="71"/>
           </w:p>
         </w:tc>
         <w:tc>
@@ -3253,11 +4763,11 @@
             <w:tcW w:w="2485" w:type="dxa"/>
           </w:tcPr>
           <w:p>
-            <w:bookmarkStart w:id="70" w:name="resource6_note"/>
+            <w:bookmarkStart w:id="72" w:name="resource6_note"/>
             <w:r>
               <w:t>resource6_note</w:t>
             </w:r>
-            <w:bookmarkEnd w:id="70"/>
+            <w:bookmarkEnd w:id="72"/>
           </w:p>
         </w:tc>
         <w:tc>
@@ -3265,11 +4775,11 @@
             <w:tcW w:w="4111" w:type="dxa"/>
           </w:tcPr>
           <w:p>
-            <w:bookmarkStart w:id="71" w:name="resource6_url"/>
+            <w:bookmarkStart w:id="73" w:name="resource6_url"/>
             <w:r>
               <w:t>resource6_url</w:t>
             </w:r>
-            <w:bookmarkEnd w:id="71"/>
+            <w:bookmarkEnd w:id="73"/>
           </w:p>
         </w:tc>
         <w:tc>
@@ -3277,11 +4787,11 @@
             <w:tcW w:w="2977" w:type="dxa"/>
           </w:tcPr>
           <w:p>
-            <w:bookmarkStart w:id="72" w:name="resource6_ref_id"/>
+            <w:bookmarkStart w:id="74" w:name="resource6_ref_id"/>
             <w:r>
               <w:t>resource6_ref_id</w:t>
             </w:r>
-            <w:bookmarkEnd w:id="72"/>
+            <w:bookmarkEnd w:id="74"/>
           </w:p>
         </w:tc>
       </w:tr>
@@ -3291,11 +4801,11 @@
             <w:tcW w:w="1696" w:type="dxa"/>
           </w:tcPr>
           <w:p>
-            <w:bookmarkStart w:id="73" w:name="resource7_type"/>
+            <w:bookmarkStart w:id="75" w:name="resource7_type"/>
             <w:r>
               <w:t>resource7_type</w:t>
             </w:r>
-            <w:bookmarkEnd w:id="73"/>
+            <w:bookmarkEnd w:id="75"/>
           </w:p>
         </w:tc>
         <w:tc>
@@ -3308,11 +4818,11 @@
                 <w:bCs/>
               </w:rPr>
             </w:pPr>
-            <w:bookmarkStart w:id="74" w:name="resource7_name"/>
+            <w:bookmarkStart w:id="76" w:name="resource7_name"/>
             <w:r>
               <w:t>resource7_name</w:t>
             </w:r>
-            <w:bookmarkEnd w:id="74"/>
+            <w:bookmarkEnd w:id="76"/>
           </w:p>
         </w:tc>
         <w:tc>
@@ -3320,11 +4830,11 @@
             <w:tcW w:w="2485" w:type="dxa"/>
           </w:tcPr>
           <w:p>
-            <w:bookmarkStart w:id="75" w:name="resource7_note"/>
+            <w:bookmarkStart w:id="77" w:name="resource7_note"/>
             <w:r>
               <w:t>resource7_note</w:t>
             </w:r>
-            <w:bookmarkEnd w:id="75"/>
+            <w:bookmarkEnd w:id="77"/>
           </w:p>
         </w:tc>
         <w:tc>
@@ -3332,11 +4842,11 @@
             <w:tcW w:w="4111" w:type="dxa"/>
           </w:tcPr>
           <w:p>
-            <w:bookmarkStart w:id="76" w:name="resource7_url"/>
+            <w:bookmarkStart w:id="78" w:name="resource7_url"/>
             <w:r>
               <w:t>resource7_url</w:t>
             </w:r>
-            <w:bookmarkEnd w:id="76"/>
+            <w:bookmarkEnd w:id="78"/>
           </w:p>
         </w:tc>
         <w:tc>
@@ -3344,11 +4854,11 @@
             <w:tcW w:w="2977" w:type="dxa"/>
           </w:tcPr>
           <w:p>
-            <w:bookmarkStart w:id="77" w:name="resource7_ref_id"/>
+            <w:bookmarkStart w:id="79" w:name="resource7_ref_id"/>
             <w:r>
               <w:t>resource7_ref_id</w:t>
             </w:r>
-            <w:bookmarkEnd w:id="77"/>
+            <w:bookmarkEnd w:id="79"/>
           </w:p>
         </w:tc>
       </w:tr>
@@ -3358,11 +4868,11 @@
             <w:tcW w:w="1696" w:type="dxa"/>
           </w:tcPr>
           <w:p>
-            <w:bookmarkStart w:id="78" w:name="resource8_type"/>
+            <w:bookmarkStart w:id="80" w:name="resource8_type"/>
             <w:r>
               <w:t>resource8_type</w:t>
             </w:r>
-            <w:bookmarkEnd w:id="78"/>
+            <w:bookmarkEnd w:id="80"/>
           </w:p>
         </w:tc>
         <w:tc>
@@ -3370,14 +4880,14 @@
             <w:tcW w:w="2051" w:type="dxa"/>
           </w:tcPr>
           <w:p>
-            <w:bookmarkStart w:id="79" w:name="resource8_name"/>
+            <w:bookmarkStart w:id="81" w:name="resource8_name"/>
             <w:r>
               <w:t>resource8_</w:t>
             </w:r>
             <w:r>
               <w:t>name</w:t>
             </w:r>
-            <w:bookmarkEnd w:id="79"/>
+            <w:bookmarkEnd w:id="81"/>
           </w:p>
         </w:tc>
         <w:tc>
@@ -3385,14 +4895,14 @@
             <w:tcW w:w="2485" w:type="dxa"/>
           </w:tcPr>
           <w:p>
-            <w:bookmarkStart w:id="80" w:name="resource8_note"/>
+            <w:bookmarkStart w:id="82" w:name="resource8_note"/>
             <w:r>
               <w:t>resource8_</w:t>
             </w:r>
             <w:r>
               <w:t>note</w:t>
             </w:r>
-            <w:bookmarkEnd w:id="80"/>
+            <w:bookmarkEnd w:id="82"/>
           </w:p>
         </w:tc>
         <w:tc>
@@ -3400,14 +4910,14 @@
             <w:tcW w:w="4111" w:type="dxa"/>
           </w:tcPr>
           <w:p>
-            <w:bookmarkStart w:id="81" w:name="resource8_url"/>
+            <w:bookmarkStart w:id="83" w:name="resource8_url"/>
             <w:r>
               <w:t>resource8_</w:t>
             </w:r>
             <w:r>
               <w:t>url</w:t>
             </w:r>
-            <w:bookmarkEnd w:id="81"/>
+            <w:bookmarkEnd w:id="83"/>
           </w:p>
         </w:tc>
         <w:tc>
@@ -3415,14 +4925,14 @@
             <w:tcW w:w="2977" w:type="dxa"/>
           </w:tcPr>
           <w:p>
-            <w:bookmarkStart w:id="82" w:name="resource8_ref_id"/>
+            <w:bookmarkStart w:id="84" w:name="resource8_ref_id"/>
             <w:r>
               <w:t>resource8_</w:t>
             </w:r>
             <w:r>
               <w:t>ref_id</w:t>
             </w:r>
-            <w:bookmarkEnd w:id="82"/>
+            <w:bookmarkEnd w:id="84"/>
           </w:p>
         </w:tc>
       </w:tr>
@@ -3432,14 +4942,14 @@
             <w:tcW w:w="1696" w:type="dxa"/>
           </w:tcPr>
           <w:p>
-            <w:bookmarkStart w:id="83" w:name="resource9_type"/>
+            <w:bookmarkStart w:id="85" w:name="resource9_type"/>
             <w:r>
               <w:t>resource9_</w:t>
             </w:r>
             <w:r>
               <w:t>type</w:t>
             </w:r>
-            <w:bookmarkEnd w:id="83"/>
+            <w:bookmarkEnd w:id="85"/>
           </w:p>
         </w:tc>
         <w:tc>
@@ -3447,11 +4957,11 @@
             <w:tcW w:w="2051" w:type="dxa"/>
           </w:tcPr>
           <w:p>
-            <w:bookmarkStart w:id="84" w:name="resource9_name"/>
+            <w:bookmarkStart w:id="86" w:name="resource9_name"/>
             <w:r>
               <w:t>resource9_name</w:t>
             </w:r>
-            <w:bookmarkEnd w:id="84"/>
+            <w:bookmarkEnd w:id="86"/>
           </w:p>
         </w:tc>
         <w:tc>
@@ -3459,14 +4969,14 @@
             <w:tcW w:w="2485" w:type="dxa"/>
           </w:tcPr>
           <w:p>
-            <w:bookmarkStart w:id="85" w:name="resource9_note"/>
+            <w:bookmarkStart w:id="87" w:name="resource9_note"/>
             <w:r>
               <w:t>resource9_</w:t>
             </w:r>
             <w:r>
               <w:t>note</w:t>
             </w:r>
-            <w:bookmarkEnd w:id="85"/>
+            <w:bookmarkEnd w:id="87"/>
           </w:p>
         </w:tc>
         <w:tc>
@@ -3474,14 +4984,14 @@
             <w:tcW w:w="4111" w:type="dxa"/>
           </w:tcPr>
           <w:p>
-            <w:bookmarkStart w:id="86" w:name="resource9_url"/>
+            <w:bookmarkStart w:id="88" w:name="resource9_url"/>
             <w:r>
               <w:t>resource9_</w:t>
             </w:r>
             <w:r>
               <w:t>url</w:t>
             </w:r>
-            <w:bookmarkEnd w:id="86"/>
+            <w:bookmarkEnd w:id="88"/>
           </w:p>
         </w:tc>
         <w:tc>
@@ -3489,14 +4999,14 @@
             <w:tcW w:w="2977" w:type="dxa"/>
           </w:tcPr>
           <w:p>
-            <w:bookmarkStart w:id="87" w:name="resource9_ref_id"/>
+            <w:bookmarkStart w:id="89" w:name="resource9_ref_id"/>
             <w:r>
               <w:t>resource9_</w:t>
             </w:r>
             <w:r>
               <w:t>ref_id</w:t>
             </w:r>
-            <w:bookmarkEnd w:id="87"/>
+            <w:bookmarkEnd w:id="89"/>
           </w:p>
         </w:tc>
       </w:tr>
@@ -3506,14 +5016,14 @@
             <w:tcW w:w="1696" w:type="dxa"/>
           </w:tcPr>
           <w:p>
-            <w:bookmarkStart w:id="88" w:name="resource10_type"/>
+            <w:bookmarkStart w:id="90" w:name="resource10_type"/>
             <w:r>
               <w:t>resource10_</w:t>
             </w:r>
             <w:r>
               <w:t>type</w:t>
             </w:r>
-            <w:bookmarkEnd w:id="88"/>
+            <w:bookmarkEnd w:id="90"/>
           </w:p>
         </w:tc>
         <w:tc>
@@ -3521,14 +5031,14 @@
             <w:tcW w:w="2051" w:type="dxa"/>
           </w:tcPr>
           <w:p>
-            <w:bookmarkStart w:id="89" w:name="resource10_name"/>
+            <w:bookmarkStart w:id="91" w:name="resource10_name"/>
             <w:r>
               <w:t>resource10_</w:t>
             </w:r>
             <w:r>
               <w:t>name</w:t>
             </w:r>
-            <w:bookmarkEnd w:id="89"/>
+            <w:bookmarkEnd w:id="91"/>
           </w:p>
         </w:tc>
         <w:tc>
@@ -3536,11 +5046,11 @@
             <w:tcW w:w="2485" w:type="dxa"/>
           </w:tcPr>
           <w:p>
-            <w:bookmarkStart w:id="90" w:name="resource10_note"/>
+            <w:bookmarkStart w:id="92" w:name="resource10_note"/>
             <w:r>
               <w:t>resource10_note</w:t>
             </w:r>
-            <w:bookmarkEnd w:id="90"/>
+            <w:bookmarkEnd w:id="92"/>
           </w:p>
         </w:tc>
         <w:tc>
@@ -3548,14 +5058,14 @@
             <w:tcW w:w="4111" w:type="dxa"/>
           </w:tcPr>
           <w:p>
-            <w:bookmarkStart w:id="91" w:name="resource10_url"/>
+            <w:bookmarkStart w:id="93" w:name="resource10_url"/>
             <w:r>
               <w:t>resource10_</w:t>
             </w:r>
             <w:r>
               <w:t>url</w:t>
             </w:r>
-            <w:bookmarkEnd w:id="91"/>
+            <w:bookmarkEnd w:id="93"/>
           </w:p>
         </w:tc>
         <w:tc>
@@ -3563,14 +5073,14 @@
             <w:tcW w:w="2977" w:type="dxa"/>
           </w:tcPr>
           <w:p>
-            <w:bookmarkStart w:id="92" w:name="resource10_ref_id"/>
+            <w:bookmarkStart w:id="94" w:name="resource10_ref_id"/>
             <w:r>
               <w:t>resource10_</w:t>
             </w:r>
             <w:r>
               <w:t>ref_id</w:t>
             </w:r>
-            <w:bookmarkEnd w:id="92"/>
+            <w:bookmarkEnd w:id="94"/>
           </w:p>
         </w:tc>
       </w:tr>
@@ -3580,14 +5090,14 @@
             <w:tcW w:w="1696" w:type="dxa"/>
           </w:tcPr>
           <w:p>
-            <w:bookmarkStart w:id="93" w:name="resource11_type"/>
+            <w:bookmarkStart w:id="95" w:name="resource11_type"/>
             <w:r>
               <w:t>resource11_</w:t>
             </w:r>
             <w:r>
               <w:t>type</w:t>
             </w:r>
-            <w:bookmarkEnd w:id="93"/>
+            <w:bookmarkEnd w:id="95"/>
           </w:p>
         </w:tc>
         <w:tc>
@@ -3595,14 +5105,14 @@
             <w:tcW w:w="2051" w:type="dxa"/>
           </w:tcPr>
           <w:p>
-            <w:bookmarkStart w:id="94" w:name="resource11_name"/>
+            <w:bookmarkStart w:id="96" w:name="resource11_name"/>
             <w:r>
               <w:t>resource11_</w:t>
             </w:r>
             <w:r>
               <w:t>name</w:t>
             </w:r>
-            <w:bookmarkEnd w:id="94"/>
+            <w:bookmarkEnd w:id="96"/>
           </w:p>
         </w:tc>
         <w:tc>
@@ -3610,14 +5120,14 @@
             <w:tcW w:w="2485" w:type="dxa"/>
           </w:tcPr>
           <w:p>
-            <w:bookmarkStart w:id="95" w:name="resource11_note"/>
+            <w:bookmarkStart w:id="97" w:name="resource11_note"/>
             <w:r>
               <w:t>resource11_</w:t>
             </w:r>
             <w:r>
               <w:t>note</w:t>
             </w:r>
-            <w:bookmarkEnd w:id="95"/>
+            <w:bookmarkEnd w:id="97"/>
           </w:p>
         </w:tc>
         <w:tc>
@@ -3625,11 +5135,11 @@
             <w:tcW w:w="4111" w:type="dxa"/>
           </w:tcPr>
           <w:p>
-            <w:bookmarkStart w:id="96" w:name="resource11_url"/>
+            <w:bookmarkStart w:id="98" w:name="resource11_url"/>
             <w:r>
               <w:t>resource11_url</w:t>
             </w:r>
-            <w:bookmarkEnd w:id="96"/>
+            <w:bookmarkEnd w:id="98"/>
           </w:p>
         </w:tc>
         <w:tc>
@@ -3637,14 +5147,14 @@
             <w:tcW w:w="2977" w:type="dxa"/>
           </w:tcPr>
           <w:p>
-            <w:bookmarkStart w:id="97" w:name="resource11_ref_id"/>
+            <w:bookmarkStart w:id="99" w:name="resource11_ref_id"/>
             <w:r>
               <w:t>resource11_</w:t>
             </w:r>
             <w:r>
               <w:t>ref_id</w:t>
             </w:r>
-            <w:bookmarkEnd w:id="97"/>
+            <w:bookmarkEnd w:id="99"/>
           </w:p>
         </w:tc>
       </w:tr>
@@ -3654,15 +5164,14 @@
             <w:tcW w:w="1696" w:type="dxa"/>
           </w:tcPr>
           <w:p>
-            <w:bookmarkStart w:id="98" w:name="resource12_type"/>
+            <w:bookmarkStart w:id="100" w:name="resource12_type"/>
             <w:r>
-              <w:lastRenderedPageBreak/>
               <w:t>resource12_</w:t>
             </w:r>
             <w:r>
               <w:t>type</w:t>
             </w:r>
-            <w:bookmarkEnd w:id="98"/>
+            <w:bookmarkEnd w:id="100"/>
           </w:p>
         </w:tc>
         <w:tc>
@@ -3670,14 +5179,14 @@
             <w:tcW w:w="2051" w:type="dxa"/>
           </w:tcPr>
           <w:p>
-            <w:bookmarkStart w:id="99" w:name="resource12_name"/>
+            <w:bookmarkStart w:id="101" w:name="resource12_name"/>
             <w:r>
               <w:t>resource12_</w:t>
             </w:r>
             <w:r>
               <w:t>name</w:t>
             </w:r>
-            <w:bookmarkEnd w:id="99"/>
+            <w:bookmarkEnd w:id="101"/>
           </w:p>
         </w:tc>
         <w:tc>
@@ -3685,14 +5194,14 @@
             <w:tcW w:w="2485" w:type="dxa"/>
           </w:tcPr>
           <w:p>
-            <w:bookmarkStart w:id="100" w:name="resource12_note"/>
+            <w:bookmarkStart w:id="102" w:name="resource12_note"/>
             <w:r>
               <w:t>resource12_</w:t>
             </w:r>
             <w:r>
               <w:t>note</w:t>
             </w:r>
-            <w:bookmarkEnd w:id="100"/>
+            <w:bookmarkEnd w:id="102"/>
           </w:p>
         </w:tc>
         <w:tc>
@@ -3700,11 +5209,11 @@
             <w:tcW w:w="4111" w:type="dxa"/>
           </w:tcPr>
           <w:p>
-            <w:bookmarkStart w:id="101" w:name="resource12_url"/>
+            <w:bookmarkStart w:id="103" w:name="resource12_url"/>
             <w:r>
               <w:t>resource12_url</w:t>
             </w:r>
-            <w:bookmarkEnd w:id="101"/>
+            <w:bookmarkEnd w:id="103"/>
           </w:p>
         </w:tc>
         <w:tc>
@@ -3712,14 +5221,14 @@
             <w:tcW w:w="2977" w:type="dxa"/>
           </w:tcPr>
           <w:p>
-            <w:bookmarkStart w:id="102" w:name="resource12_ref_id"/>
+            <w:bookmarkStart w:id="104" w:name="resource12_ref_id"/>
             <w:r>
               <w:t>resource12_</w:t>
             </w:r>
             <w:r>
               <w:t>ref_id</w:t>
             </w:r>
-            <w:bookmarkEnd w:id="102"/>
+            <w:bookmarkEnd w:id="104"/>
           </w:p>
         </w:tc>
       </w:tr>
@@ -3729,14 +5238,14 @@
             <w:tcW w:w="1696" w:type="dxa"/>
           </w:tcPr>
           <w:p>
-            <w:bookmarkStart w:id="103" w:name="resource13_type"/>
+            <w:bookmarkStart w:id="105" w:name="resource13_type"/>
             <w:r>
               <w:t>resource13_</w:t>
             </w:r>
             <w:r>
               <w:t>type</w:t>
             </w:r>
-            <w:bookmarkEnd w:id="103"/>
+            <w:bookmarkEnd w:id="105"/>
           </w:p>
         </w:tc>
         <w:tc>
@@ -3744,14 +5253,14 @@
             <w:tcW w:w="2051" w:type="dxa"/>
           </w:tcPr>
           <w:p>
-            <w:bookmarkStart w:id="104" w:name="resource13_name"/>
+            <w:bookmarkStart w:id="106" w:name="resource13_name"/>
             <w:r>
               <w:t>resource13_</w:t>
             </w:r>
             <w:r>
               <w:t>name</w:t>
             </w:r>
-            <w:bookmarkEnd w:id="104"/>
+            <w:bookmarkEnd w:id="106"/>
           </w:p>
         </w:tc>
         <w:tc>
@@ -3759,14 +5268,14 @@
             <w:tcW w:w="2485" w:type="dxa"/>
           </w:tcPr>
           <w:p>
-            <w:bookmarkStart w:id="105" w:name="resource13_note"/>
+            <w:bookmarkStart w:id="107" w:name="resource13_note"/>
             <w:r>
               <w:t>resource13_</w:t>
             </w:r>
             <w:r>
               <w:t>note</w:t>
             </w:r>
-            <w:bookmarkEnd w:id="105"/>
+            <w:bookmarkEnd w:id="107"/>
           </w:p>
         </w:tc>
         <w:tc>
@@ -3774,11 +5283,11 @@
             <w:tcW w:w="4111" w:type="dxa"/>
           </w:tcPr>
           <w:p>
-            <w:bookmarkStart w:id="106" w:name="resource13_url"/>
+            <w:bookmarkStart w:id="108" w:name="resource13_url"/>
             <w:r>
               <w:t>resource13_url</w:t>
             </w:r>
-            <w:bookmarkEnd w:id="106"/>
+            <w:bookmarkEnd w:id="108"/>
           </w:p>
         </w:tc>
         <w:tc>
@@ -3786,14 +5295,14 @@
             <w:tcW w:w="2977" w:type="dxa"/>
           </w:tcPr>
           <w:p>
-            <w:bookmarkStart w:id="107" w:name="resource13_ref_id"/>
+            <w:bookmarkStart w:id="109" w:name="resource13_ref_id"/>
             <w:r>
               <w:t>resource13_</w:t>
             </w:r>
             <w:r>
               <w:t>ref_id</w:t>
             </w:r>
-            <w:bookmarkEnd w:id="107"/>
+            <w:bookmarkEnd w:id="109"/>
           </w:p>
         </w:tc>
       </w:tr>
@@ -3803,14 +5312,14 @@
             <w:tcW w:w="1696" w:type="dxa"/>
           </w:tcPr>
           <w:p>
-            <w:bookmarkStart w:id="108" w:name="resource14_type"/>
+            <w:bookmarkStart w:id="110" w:name="resource14_type"/>
             <w:r>
               <w:t>resource14_</w:t>
             </w:r>
             <w:r>
               <w:t>type</w:t>
             </w:r>
-            <w:bookmarkEnd w:id="108"/>
+            <w:bookmarkEnd w:id="110"/>
           </w:p>
         </w:tc>
         <w:tc>
@@ -3818,14 +5327,14 @@
             <w:tcW w:w="2051" w:type="dxa"/>
           </w:tcPr>
           <w:p>
-            <w:bookmarkStart w:id="109" w:name="resource14_name"/>
+            <w:bookmarkStart w:id="111" w:name="resource14_name"/>
             <w:r>
               <w:t>resource14_</w:t>
             </w:r>
             <w:r>
               <w:t>name</w:t>
             </w:r>
-            <w:bookmarkEnd w:id="109"/>
+            <w:bookmarkEnd w:id="111"/>
           </w:p>
         </w:tc>
         <w:tc>
@@ -3833,14 +5342,14 @@
             <w:tcW w:w="2485" w:type="dxa"/>
           </w:tcPr>
           <w:p>
-            <w:bookmarkStart w:id="110" w:name="resource14_note"/>
+            <w:bookmarkStart w:id="112" w:name="resource14_note"/>
             <w:r>
               <w:t>resource14_</w:t>
             </w:r>
             <w:r>
               <w:t>note</w:t>
             </w:r>
-            <w:bookmarkEnd w:id="110"/>
+            <w:bookmarkEnd w:id="112"/>
           </w:p>
         </w:tc>
         <w:tc>
@@ -3848,11 +5357,11 @@
             <w:tcW w:w="4111" w:type="dxa"/>
           </w:tcPr>
           <w:p>
-            <w:bookmarkStart w:id="111" w:name="resource14_url"/>
+            <w:bookmarkStart w:id="113" w:name="resource14_url"/>
             <w:r>
               <w:t>resource14_url</w:t>
             </w:r>
-            <w:bookmarkEnd w:id="111"/>
+            <w:bookmarkEnd w:id="113"/>
           </w:p>
         </w:tc>
         <w:tc>
@@ -3860,14 +5369,14 @@
             <w:tcW w:w="2977" w:type="dxa"/>
           </w:tcPr>
           <w:p>
-            <w:bookmarkStart w:id="112" w:name="resource14_ref_id"/>
+            <w:bookmarkStart w:id="114" w:name="resource14_ref_id"/>
             <w:r>
               <w:t>resource14_</w:t>
             </w:r>
             <w:r>
               <w:t>ref_id</w:t>
             </w:r>
-            <w:bookmarkEnd w:id="112"/>
+            <w:bookmarkEnd w:id="114"/>
           </w:p>
         </w:tc>
       </w:tr>
@@ -3877,14 +5386,14 @@
             <w:tcW w:w="1696" w:type="dxa"/>
           </w:tcPr>
           <w:p>
-            <w:bookmarkStart w:id="113" w:name="resource15_type"/>
+            <w:bookmarkStart w:id="115" w:name="resource15_type"/>
             <w:r>
               <w:t>resource15_</w:t>
             </w:r>
             <w:r>
               <w:t>type</w:t>
             </w:r>
-            <w:bookmarkEnd w:id="113"/>
+            <w:bookmarkEnd w:id="115"/>
           </w:p>
         </w:tc>
         <w:tc>
@@ -3892,14 +5401,14 @@
             <w:tcW w:w="2051" w:type="dxa"/>
           </w:tcPr>
           <w:p>
-            <w:bookmarkStart w:id="114" w:name="resource15_name"/>
+            <w:bookmarkStart w:id="116" w:name="resource15_name"/>
             <w:r>
               <w:t>resource15_</w:t>
             </w:r>
             <w:r>
               <w:t>name</w:t>
             </w:r>
-            <w:bookmarkEnd w:id="114"/>
+            <w:bookmarkEnd w:id="116"/>
           </w:p>
         </w:tc>
         <w:tc>
@@ -3907,14 +5416,14 @@
             <w:tcW w:w="2485" w:type="dxa"/>
           </w:tcPr>
           <w:p>
-            <w:bookmarkStart w:id="115" w:name="resource15_note"/>
+            <w:bookmarkStart w:id="117" w:name="resource15_note"/>
             <w:r>
               <w:t>resource15_</w:t>
             </w:r>
             <w:r>
               <w:t>note</w:t>
             </w:r>
-            <w:bookmarkEnd w:id="115"/>
+            <w:bookmarkEnd w:id="117"/>
           </w:p>
         </w:tc>
         <w:tc>
@@ -3922,11 +5431,11 @@
             <w:tcW w:w="4111" w:type="dxa"/>
           </w:tcPr>
           <w:p>
-            <w:bookmarkStart w:id="116" w:name="resource15_url"/>
+            <w:bookmarkStart w:id="118" w:name="resource15_url"/>
             <w:r>
               <w:t>resource15_url</w:t>
             </w:r>
-            <w:bookmarkEnd w:id="116"/>
+            <w:bookmarkEnd w:id="118"/>
           </w:p>
         </w:tc>
         <w:tc>
@@ -3934,14 +5443,14 @@
             <w:tcW w:w="2977" w:type="dxa"/>
           </w:tcPr>
           <w:p>
-            <w:bookmarkStart w:id="117" w:name="resource15_ref_id"/>
+            <w:bookmarkStart w:id="119" w:name="resource15_ref_id"/>
             <w:r>
               <w:t>resource15_</w:t>
             </w:r>
             <w:r>
               <w:t>ref_id</w:t>
             </w:r>
-            <w:bookmarkEnd w:id="117"/>
+            <w:bookmarkEnd w:id="119"/>
           </w:p>
         </w:tc>
       </w:tr>
@@ -4018,7 +5527,7 @@
             <w:tcW w:w="7792" w:type="dxa"/>
           </w:tcPr>
           <w:p>
-            <w:bookmarkStart w:id="118" w:name="references"/>
+            <w:bookmarkStart w:id="120" w:name="references"/>
             <w:r>
               <w:t xml:space="preserve">{{ </w:t>
             </w:r>
@@ -4123,6 +5632,7 @@
               </w:rPr>
             </w:pPr>
             <w:r>
+              <w:lastRenderedPageBreak/>
               <w:t>{{ re</w:t>
             </w:r>
             <w:r>
@@ -4142,7 +5652,7 @@
             <w:r>
               <w:t xml:space="preserve"> }}</w:t>
             </w:r>
-            <w:bookmarkEnd w:id="118"/>
+            <w:bookmarkEnd w:id="120"/>
           </w:p>
         </w:tc>
         <w:tc>
@@ -4201,7 +5711,11 @@
     <w:p/>
     <w:p>
       <w:r>
-        <w:t>The [Survey Objective](./3_glossary/3_Glossary.md#survey_objectives) will determine the appropriate [study design](/3_glossary/3_Glossary.md#survey) and [deployment](/3_glossary/3_Glossary.md#deployment) considerations (e.g., [camera spacing](/3_glossary/3_Glossary.md#camera_spacing), [survey](/3_glossary/3_Glossary.md#survey) effort, attractants or not). For example, based on the above objective for our wolverine [occupancy](/3_glossary/3_Glossary.md#occupancy) [project](/3_glossary/3_Glossary.md#project), we “randomly selected [camera locations](/3_glossary/3_Glossary.md#camera_location) within a 15 km x 15 km grid cell with one camera per location and a total of 60 stations across our [study area](/3_glossary/3_Glossary.md#study_area). We will place [lure](/3_glossary/3_Glossary.md#baitlure_lure) dispensers at each [camera location](/3_glossary/3_Glossary.md#camera_location) to increase the likelihood of detecting a wolverine.” to increase the likelihood of detecting a wolverine.”</w:t>
+        <w:t xml:space="preserve">The [Survey Objective](./3_glossary/3_Glossary.md#survey_objectives) will determine the appropriate [study design](/3_glossary/3_Glossary.md#survey) and [deployment](/3_glossary/3_Glossary.md#deployment) considerations (e.g., [camera spacing](/3_glossary/3_Glossary.md#camera_spacing), [survey](/3_glossary/3_Glossary.md#survey) effort, attractants or not). For example, based on the above objective for our wolverine [occupancy](/3_glossary/3_Glossary.md#occupancy) [project](/3_glossary/3_Glossary.md#project), we “randomly selected [camera locations](/3_glossary/3_Glossary.md#camera_location) </w:t>
+      </w:r>
+      <w:r>
+        <w:lastRenderedPageBreak/>
+        <w:t>within a 15 km x 15 km grid cell with one camera per location and a total of 60 stations across our [study area](/3_glossary/3_Glossary.md#study_area). We will place [lure](/3_glossary/3_Glossary.md#baitlure_lure) dispensers at each [camera location](/3_glossary/3_Glossary.md#camera_location) to increase the likelihood of detecting a wolverine.” to increase the likelihood of detecting a wolverine.”</w:t>
       </w:r>
     </w:p>
     <w:p/>
@@ -4225,11 +5739,7 @@
     <w:p/>
     <w:p>
       <w:r>
-        <w:t xml:space="preserve">“It’s important to note that the scale over which species richness is calculated can affect the conclusions drawn, and may make it difficult to compare estimates from different studies. Some camera trap studies calculate species richness at the level of an individual </w:t>
-      </w:r>
-      <w:r>
-        <w:lastRenderedPageBreak/>
-        <w:t>camera location – often called α-richness (alpha richness) – whilst other studies calculate species richness across a whole study area – often called γ-richness (gamma richness). The scale used is important because of the species-area relationship: species richness accumulates as the area covered increases, but the rate of this increase may vary in different study sites, meaning that conclusions about which study site is the most diverse may change with scale.” {{ ref_intext_wearn_gloverkapfer_2017 }}</w:t>
+        <w:t>“It’s important to note that the scale over which species richness is calculated can affect the conclusions drawn, and may make it difficult to compare estimates from different studies. Some camera trap studies calculate species richness at the level of an individual camera location – often called α-richness (alpha richness) – whilst other studies calculate species richness across a whole study area – often called γ-richness (gamma richness). The scale used is important because of the species-area relationship: species richness accumulates as the area covered increases, but the rate of this increase may vary in different study sites, meaning that conclusions about which study site is the most diverse may change with scale.” {{ ref_intext_wearn_gloverkapfer_2017 }}</w:t>
       </w:r>
     </w:p>
     <w:p/>
@@ -4275,6 +5785,7 @@
     <w:p/>
     <w:p>
       <w:r>
+        <w:lastRenderedPageBreak/>
         <w:t xml:space="preserve">Communities can also be compared across time, rather than across space, giving rise to temporal β-diversity. This can be used to track how much, and how quickly, communities are changing at a single site over time. </w:t>
       </w:r>
     </w:p>
@@ -4605,6 +6116,7 @@
     <w:p/>
     <w:p>
       <w:r>
+        <w:lastRenderedPageBreak/>
         <w:t>Despite the controversy that RAIs invoke, their judicial use can still offer meaningful insights into wildlife populations. In addition, where RAIs have been compared to robust density estimates, the correlations across space (Rovero &amp; Marshall 2009), across studies (Carbone et al. 2001), and even across species (O’Brien et al. 2003; Rowcliffe et al. 2008; Kinnaird &amp; O’Brien 2012) have usually been positive and apparently linear.</w:t>
       </w:r>
     </w:p>
@@ -4652,14 +6164,7 @@
         <w:rPr>
           <w:color w:val="FF0000"/>
         </w:rPr>
-        <w:t xml:space="preserve">The second broad approach to estimating abundance from camera trap data is to attempt to describe, using a model, the ecological and methodological processes which gave rise to the data. By doing this, it is possible to obtain an estimate of absolute abundance, i.e. the </w:t>
-      </w:r>
-      <w:r>
-        <w:rPr>
-          <w:color w:val="FF0000"/>
-        </w:rPr>
-        <w:lastRenderedPageBreak/>
-        <w:t>number of individuals in a population. This could be the number of individuals in a fenced reserve or on an island. Note that in a continuous habitat, what a “population” is can be difficult to define, and density is often a more useful target for monitoring.</w:t>
+        <w:t>The second broad approach to estimating abundance from camera trap data is to attempt to describe, using a model, the ecological and methodological processes which gave rise to the data. By doing this, it is possible to obtain an estimate of absolute abundance, i.e. the number of individuals in a population. This could be the number of individuals in a fenced reserve or on an island. Note that in a continuous habitat, what a “population” is can be difficult to define, and density is often a more useful target for monitoring.</w:t>
       </w:r>
     </w:p>
     <w:p/>
@@ -4776,7 +6281,7 @@
       <w:r>
         <w:t>In abundance-based </w:t>
       </w:r>
-      <w:hyperlink r:id="rId11" w:tooltip="Learn more about population modeling from ScienceDirect's AI-generated Topic Pages" w:history="1">
+      <w:hyperlink r:id="rId14" w:tooltip="Learn more about population modeling from ScienceDirect's AI-generated Topic Pages" w:history="1">
         <w:r>
           <w:rPr>
             <w:rStyle w:val="Hyperlink"/>
@@ -4821,6 +6326,7 @@
         <w:pStyle w:val="Heading4"/>
       </w:pPr>
       <w:r>
+        <w:lastRenderedPageBreak/>
         <w:t>Behaviour</w:t>
       </w:r>
       <w:r>
@@ -4831,12 +6337,12 @@
       <w:pPr>
         <w:pStyle w:val="Heading2"/>
       </w:pPr>
-      <w:bookmarkStart w:id="119" w:name="_Hlk178596019"/>
+      <w:bookmarkStart w:id="121" w:name="_Hlk178596019"/>
       <w:r>
         <w:lastRenderedPageBreak/>
         <w:t xml:space="preserve">File from = </w:t>
       </w:r>
-      <w:bookmarkStart w:id="120" w:name="file_from"/>
+      <w:bookmarkStart w:id="122" w:name="file_from"/>
       <w:r>
         <w:t>00_00_template-master_2024-09-</w:t>
       </w:r>
@@ -4846,9 +6352,9 @@
       <w:r>
         <w:t>.docx</w:t>
       </w:r>
-      <w:bookmarkEnd w:id="120"/>
-    </w:p>
-    <w:bookmarkEnd w:id="119"/>
+      <w:bookmarkEnd w:id="122"/>
+    </w:p>
+    <w:bookmarkEnd w:id="121"/>
     <w:p>
       <w:pPr>
         <w:pStyle w:val="Heading1"/>
@@ -5130,7 +6636,7 @@
         </w:rPr>
         <w:fldChar w:fldCharType="separate"/>
       </w:r>
-      <w:bookmarkStart w:id="121" w:name="md_title_info"/>
+      <w:bookmarkStart w:id="123" w:name="md_title_info"/>
       <w:r>
         <w:rPr>
           <w:shd w:val="clear" w:color="auto" w:fill="FFFFFF"/>
@@ -5218,7 +6724,7 @@
       <w:r>
         <w:t xml:space="preserve"> }}</w:t>
       </w:r>
-      <w:bookmarkEnd w:id="121"/>
+      <w:bookmarkEnd w:id="123"/>
       <w:r>
         <w:rPr>
           <w:shd w:val="clear" w:color="auto" w:fill="FFFFFF"/>
@@ -5661,7 +7167,7 @@
         </w:rPr>
         <w:fldChar w:fldCharType="separate"/>
       </w:r>
-      <w:bookmarkStart w:id="122" w:name="md_tabset"/>
+      <w:bookmarkStart w:id="124" w:name="md_tabset"/>
       <w:r>
         <w:rPr>
           <w:shd w:val="clear" w:color="auto" w:fill="FFFFFF"/>
@@ -5669,7 +7175,7 @@
         </w:rPr>
         <w:t>:::::::{tab-set}</w:t>
       </w:r>
-      <w:bookmarkEnd w:id="122"/>
+      <w:bookmarkEnd w:id="124"/>
       <w:r>
         <w:rPr>
           <w:shd w:val="clear" w:color="auto" w:fill="FFFFFF"/>
@@ -9288,7 +10794,7 @@
         </w:rPr>
         <w:fldChar w:fldCharType="separate"/>
       </w:r>
-      <w:bookmarkStart w:id="123" w:name="md_vis_5grid_vid"/>
+      <w:bookmarkStart w:id="125" w:name="md_vis_5grid_vid"/>
       <w:r>
         <w:rPr>
           <w:shd w:val="clear" w:color="auto" w:fill="FFFFFF"/>
@@ -9644,7 +11150,7 @@
       <w:r>
         <w:t>:::::</w:t>
       </w:r>
-      <w:bookmarkEnd w:id="123"/>
+      <w:bookmarkEnd w:id="125"/>
       <w:r>
         <w:rPr>
           <w:shd w:val="clear" w:color="auto" w:fill="FFFFFF"/>
@@ -9732,7 +11238,7 @@
         </w:rPr>
         <w:fldChar w:fldCharType="separate"/>
       </w:r>
-      <w:bookmarkStart w:id="124" w:name="md_vis_6grid_vid"/>
+      <w:bookmarkStart w:id="126" w:name="md_vis_6grid_vid"/>
       <w:r>
         <w:rPr>
           <w:shd w:val="clear" w:color="auto" w:fill="FFFFFF"/>
@@ -10087,7 +11593,7 @@
       <w:r>
         <w:t>:::::</w:t>
       </w:r>
-      <w:bookmarkEnd w:id="124"/>
+      <w:bookmarkEnd w:id="126"/>
       <w:r>
         <w:rPr>
           <w:shd w:val="clear" w:color="auto" w:fill="FFFFFF"/>
@@ -10175,7 +11681,7 @@
         </w:rPr>
         <w:fldChar w:fldCharType="separate"/>
       </w:r>
-      <w:bookmarkStart w:id="125" w:name="md_vis_7grid_vid"/>
+      <w:bookmarkStart w:id="127" w:name="md_vis_7grid_vid"/>
       <w:r>
         <w:rPr>
           <w:shd w:val="clear" w:color="auto" w:fill="FFFFFF"/>
@@ -10578,7 +12084,7 @@
       <w:r>
         <w:t>:::::</w:t>
       </w:r>
-      <w:bookmarkEnd w:id="125"/>
+      <w:bookmarkEnd w:id="127"/>
       <w:r>
         <w:rPr>
           <w:shd w:val="clear" w:color="auto" w:fill="FFFFFF"/>
@@ -10593,7 +12099,7 @@
         </w:rPr>
       </w:pPr>
     </w:p>
-    <w:bookmarkStart w:id="126" w:name="_Hlk178699612"/>
+    <w:bookmarkStart w:id="128" w:name="_Hlk178699612"/>
     <w:p>
       <w:pPr>
         <w:rPr>
@@ -10686,7 +12192,7 @@
         <w:fldChar w:fldCharType="end"/>
       </w:r>
     </w:p>
-    <w:bookmarkEnd w:id="126"/>
+    <w:bookmarkEnd w:id="128"/>
     <w:p>
       <w:pPr>
         <w:rPr>
@@ -18066,6 +19572,231 @@
     </w:lvl>
   </w:abstractNum>
   <w:abstractNum w:abstractNumId="5" w15:restartNumberingAfterBreak="0">
+    <w:nsid w:val="2C347068"/>
+    <w:multiLevelType w:val="hybridMultilevel"/>
+    <w:tmpl w:val="3E440628"/>
+    <w:lvl w:ilvl="0" w:tplc="069E5E62">
+      <w:numFmt w:val="bullet"/>
+      <w:lvlText w:val="-"/>
+      <w:lvlJc w:val="left"/>
+      <w:pPr>
+        <w:ind w:left="720" w:hanging="360"/>
+      </w:pPr>
+      <w:rPr>
+        <w:rFonts w:ascii="Aptos" w:eastAsiaTheme="minorHAnsi" w:hAnsi="Aptos" w:cstheme="minorBidi" w:hint="default"/>
+      </w:rPr>
+    </w:lvl>
+    <w:lvl w:ilvl="1" w:tplc="10090003" w:tentative="1">
+      <w:start w:val="1"/>
+      <w:numFmt w:val="bullet"/>
+      <w:lvlText w:val="o"/>
+      <w:lvlJc w:val="left"/>
+      <w:pPr>
+        <w:ind w:left="1440" w:hanging="360"/>
+      </w:pPr>
+      <w:rPr>
+        <w:rFonts w:ascii="Courier New" w:hAnsi="Courier New" w:cs="Courier New" w:hint="default"/>
+      </w:rPr>
+    </w:lvl>
+    <w:lvl w:ilvl="2" w:tplc="10090005" w:tentative="1">
+      <w:start w:val="1"/>
+      <w:numFmt w:val="bullet"/>
+      <w:lvlText w:val=""/>
+      <w:lvlJc w:val="left"/>
+      <w:pPr>
+        <w:ind w:left="2160" w:hanging="360"/>
+      </w:pPr>
+      <w:rPr>
+        <w:rFonts w:ascii="Wingdings" w:hAnsi="Wingdings" w:hint="default"/>
+      </w:rPr>
+    </w:lvl>
+    <w:lvl w:ilvl="3" w:tplc="10090001" w:tentative="1">
+      <w:start w:val="1"/>
+      <w:numFmt w:val="bullet"/>
+      <w:lvlText w:val=""/>
+      <w:lvlJc w:val="left"/>
+      <w:pPr>
+        <w:ind w:left="2880" w:hanging="360"/>
+      </w:pPr>
+      <w:rPr>
+        <w:rFonts w:ascii="Symbol" w:hAnsi="Symbol" w:hint="default"/>
+      </w:rPr>
+    </w:lvl>
+    <w:lvl w:ilvl="4" w:tplc="10090003" w:tentative="1">
+      <w:start w:val="1"/>
+      <w:numFmt w:val="bullet"/>
+      <w:lvlText w:val="o"/>
+      <w:lvlJc w:val="left"/>
+      <w:pPr>
+        <w:ind w:left="3600" w:hanging="360"/>
+      </w:pPr>
+      <w:rPr>
+        <w:rFonts w:ascii="Courier New" w:hAnsi="Courier New" w:cs="Courier New" w:hint="default"/>
+      </w:rPr>
+    </w:lvl>
+    <w:lvl w:ilvl="5" w:tplc="10090005" w:tentative="1">
+      <w:start w:val="1"/>
+      <w:numFmt w:val="bullet"/>
+      <w:lvlText w:val=""/>
+      <w:lvlJc w:val="left"/>
+      <w:pPr>
+        <w:ind w:left="4320" w:hanging="360"/>
+      </w:pPr>
+      <w:rPr>
+        <w:rFonts w:ascii="Wingdings" w:hAnsi="Wingdings" w:hint="default"/>
+      </w:rPr>
+    </w:lvl>
+    <w:lvl w:ilvl="6" w:tplc="10090001" w:tentative="1">
+      <w:start w:val="1"/>
+      <w:numFmt w:val="bullet"/>
+      <w:lvlText w:val=""/>
+      <w:lvlJc w:val="left"/>
+      <w:pPr>
+        <w:ind w:left="5040" w:hanging="360"/>
+      </w:pPr>
+      <w:rPr>
+        <w:rFonts w:ascii="Symbol" w:hAnsi="Symbol" w:hint="default"/>
+      </w:rPr>
+    </w:lvl>
+    <w:lvl w:ilvl="7" w:tplc="10090003" w:tentative="1">
+      <w:start w:val="1"/>
+      <w:numFmt w:val="bullet"/>
+      <w:lvlText w:val="o"/>
+      <w:lvlJc w:val="left"/>
+      <w:pPr>
+        <w:ind w:left="5760" w:hanging="360"/>
+      </w:pPr>
+      <w:rPr>
+        <w:rFonts w:ascii="Courier New" w:hAnsi="Courier New" w:cs="Courier New" w:hint="default"/>
+      </w:rPr>
+    </w:lvl>
+    <w:lvl w:ilvl="8" w:tplc="10090005" w:tentative="1">
+      <w:start w:val="1"/>
+      <w:numFmt w:val="bullet"/>
+      <w:lvlText w:val=""/>
+      <w:lvlJc w:val="left"/>
+      <w:pPr>
+        <w:ind w:left="6480" w:hanging="360"/>
+      </w:pPr>
+      <w:rPr>
+        <w:rFonts w:ascii="Wingdings" w:hAnsi="Wingdings" w:hint="default"/>
+      </w:rPr>
+    </w:lvl>
+  </w:abstractNum>
+  <w:abstractNum w:abstractNumId="6" w15:restartNumberingAfterBreak="0">
+    <w:nsid w:val="35831FA8"/>
+    <w:multiLevelType w:val="hybridMultilevel"/>
+    <w:tmpl w:val="4BA680F0"/>
+    <w:lvl w:ilvl="0" w:tplc="10090001">
+      <w:start w:val="1"/>
+      <w:numFmt w:val="bullet"/>
+      <w:lvlText w:val=""/>
+      <w:lvlJc w:val="left"/>
+      <w:pPr>
+        <w:ind w:left="720" w:hanging="360"/>
+      </w:pPr>
+      <w:rPr>
+        <w:rFonts w:ascii="Symbol" w:hAnsi="Symbol" w:hint="default"/>
+      </w:rPr>
+    </w:lvl>
+    <w:lvl w:ilvl="1" w:tplc="10090003" w:tentative="1">
+      <w:start w:val="1"/>
+      <w:numFmt w:val="bullet"/>
+      <w:lvlText w:val="o"/>
+      <w:lvlJc w:val="left"/>
+      <w:pPr>
+        <w:ind w:left="1440" w:hanging="360"/>
+      </w:pPr>
+      <w:rPr>
+        <w:rFonts w:ascii="Courier New" w:hAnsi="Courier New" w:cs="Courier New" w:hint="default"/>
+      </w:rPr>
+    </w:lvl>
+    <w:lvl w:ilvl="2" w:tplc="10090005" w:tentative="1">
+      <w:start w:val="1"/>
+      <w:numFmt w:val="bullet"/>
+      <w:lvlText w:val=""/>
+      <w:lvlJc w:val="left"/>
+      <w:pPr>
+        <w:ind w:left="2160" w:hanging="360"/>
+      </w:pPr>
+      <w:rPr>
+        <w:rFonts w:ascii="Wingdings" w:hAnsi="Wingdings" w:hint="default"/>
+      </w:rPr>
+    </w:lvl>
+    <w:lvl w:ilvl="3" w:tplc="10090001" w:tentative="1">
+      <w:start w:val="1"/>
+      <w:numFmt w:val="bullet"/>
+      <w:lvlText w:val=""/>
+      <w:lvlJc w:val="left"/>
+      <w:pPr>
+        <w:ind w:left="2880" w:hanging="360"/>
+      </w:pPr>
+      <w:rPr>
+        <w:rFonts w:ascii="Symbol" w:hAnsi="Symbol" w:hint="default"/>
+      </w:rPr>
+    </w:lvl>
+    <w:lvl w:ilvl="4" w:tplc="10090003" w:tentative="1">
+      <w:start w:val="1"/>
+      <w:numFmt w:val="bullet"/>
+      <w:lvlText w:val="o"/>
+      <w:lvlJc w:val="left"/>
+      <w:pPr>
+        <w:ind w:left="3600" w:hanging="360"/>
+      </w:pPr>
+      <w:rPr>
+        <w:rFonts w:ascii="Courier New" w:hAnsi="Courier New" w:cs="Courier New" w:hint="default"/>
+      </w:rPr>
+    </w:lvl>
+    <w:lvl w:ilvl="5" w:tplc="10090005" w:tentative="1">
+      <w:start w:val="1"/>
+      <w:numFmt w:val="bullet"/>
+      <w:lvlText w:val=""/>
+      <w:lvlJc w:val="left"/>
+      <w:pPr>
+        <w:ind w:left="4320" w:hanging="360"/>
+      </w:pPr>
+      <w:rPr>
+        <w:rFonts w:ascii="Wingdings" w:hAnsi="Wingdings" w:hint="default"/>
+      </w:rPr>
+    </w:lvl>
+    <w:lvl w:ilvl="6" w:tplc="10090001" w:tentative="1">
+      <w:start w:val="1"/>
+      <w:numFmt w:val="bullet"/>
+      <w:lvlText w:val=""/>
+      <w:lvlJc w:val="left"/>
+      <w:pPr>
+        <w:ind w:left="5040" w:hanging="360"/>
+      </w:pPr>
+      <w:rPr>
+        <w:rFonts w:ascii="Symbol" w:hAnsi="Symbol" w:hint="default"/>
+      </w:rPr>
+    </w:lvl>
+    <w:lvl w:ilvl="7" w:tplc="10090003" w:tentative="1">
+      <w:start w:val="1"/>
+      <w:numFmt w:val="bullet"/>
+      <w:lvlText w:val="o"/>
+      <w:lvlJc w:val="left"/>
+      <w:pPr>
+        <w:ind w:left="5760" w:hanging="360"/>
+      </w:pPr>
+      <w:rPr>
+        <w:rFonts w:ascii="Courier New" w:hAnsi="Courier New" w:cs="Courier New" w:hint="default"/>
+      </w:rPr>
+    </w:lvl>
+    <w:lvl w:ilvl="8" w:tplc="10090005" w:tentative="1">
+      <w:start w:val="1"/>
+      <w:numFmt w:val="bullet"/>
+      <w:lvlText w:val=""/>
+      <w:lvlJc w:val="left"/>
+      <w:pPr>
+        <w:ind w:left="6480" w:hanging="360"/>
+      </w:pPr>
+      <w:rPr>
+        <w:rFonts w:ascii="Wingdings" w:hAnsi="Wingdings" w:hint="default"/>
+      </w:rPr>
+    </w:lvl>
+  </w:abstractNum>
+  <w:abstractNum w:abstractNumId="7" w15:restartNumberingAfterBreak="0">
     <w:nsid w:val="360B1034"/>
     <w:multiLevelType w:val="multilevel"/>
     <w:tmpl w:val="E6E46AAC"/>
@@ -18185,7 +19916,7 @@
       </w:rPr>
     </w:lvl>
   </w:abstractNum>
-  <w:abstractNum w:abstractNumId="6" w15:restartNumberingAfterBreak="0">
+  <w:abstractNum w:abstractNumId="8" w15:restartNumberingAfterBreak="0">
     <w:nsid w:val="37CA7150"/>
     <w:multiLevelType w:val="hybridMultilevel"/>
     <w:tmpl w:val="54744846"/>
@@ -18306,7 +20037,7 @@
       </w:rPr>
     </w:lvl>
   </w:abstractNum>
-  <w:abstractNum w:abstractNumId="7" w15:restartNumberingAfterBreak="0">
+  <w:abstractNum w:abstractNumId="9" w15:restartNumberingAfterBreak="0">
     <w:nsid w:val="39763527"/>
     <w:multiLevelType w:val="hybridMultilevel"/>
     <w:tmpl w:val="39582FC2"/>
@@ -18427,7 +20158,7 @@
       </w:rPr>
     </w:lvl>
   </w:abstractNum>
-  <w:abstractNum w:abstractNumId="8" w15:restartNumberingAfterBreak="0">
+  <w:abstractNum w:abstractNumId="10" w15:restartNumberingAfterBreak="0">
     <w:nsid w:val="3B2F47DB"/>
     <w:multiLevelType w:val="hybridMultilevel"/>
     <w:tmpl w:val="E2242A48"/>
@@ -18513,7 +20244,7 @@
       </w:pPr>
     </w:lvl>
   </w:abstractNum>
-  <w:abstractNum w:abstractNumId="9" w15:restartNumberingAfterBreak="0">
+  <w:abstractNum w:abstractNumId="11" w15:restartNumberingAfterBreak="0">
     <w:nsid w:val="3EFD2332"/>
     <w:multiLevelType w:val="hybridMultilevel"/>
     <w:tmpl w:val="F77AA51A"/>
@@ -18631,7 +20362,7 @@
       </w:rPr>
     </w:lvl>
   </w:abstractNum>
-  <w:abstractNum w:abstractNumId="10" w15:restartNumberingAfterBreak="0">
+  <w:abstractNum w:abstractNumId="12" w15:restartNumberingAfterBreak="0">
     <w:nsid w:val="46351A80"/>
     <w:multiLevelType w:val="hybridMultilevel"/>
     <w:tmpl w:val="7C8EE4EE"/>
@@ -18743,7 +20474,7 @@
       </w:rPr>
     </w:lvl>
   </w:abstractNum>
-  <w:abstractNum w:abstractNumId="11" w15:restartNumberingAfterBreak="0">
+  <w:abstractNum w:abstractNumId="13" w15:restartNumberingAfterBreak="0">
     <w:nsid w:val="489C55F3"/>
     <w:multiLevelType w:val="hybridMultilevel"/>
     <w:tmpl w:val="26504B0E"/>
@@ -18855,7 +20586,7 @@
       </w:rPr>
     </w:lvl>
   </w:abstractNum>
-  <w:abstractNum w:abstractNumId="12" w15:restartNumberingAfterBreak="0">
+  <w:abstractNum w:abstractNumId="14" w15:restartNumberingAfterBreak="0">
     <w:nsid w:val="48BC2A12"/>
     <w:multiLevelType w:val="hybridMultilevel"/>
     <w:tmpl w:val="47026716"/>
@@ -18968,7 +20699,7 @@
       </w:rPr>
     </w:lvl>
   </w:abstractNum>
-  <w:abstractNum w:abstractNumId="13" w15:restartNumberingAfterBreak="0">
+  <w:abstractNum w:abstractNumId="15" w15:restartNumberingAfterBreak="0">
     <w:nsid w:val="4D9816AA"/>
     <w:multiLevelType w:val="hybridMultilevel"/>
     <w:tmpl w:val="D820BC66"/>
@@ -19089,7 +20820,7 @@
       </w:rPr>
     </w:lvl>
   </w:abstractNum>
-  <w:abstractNum w:abstractNumId="14" w15:restartNumberingAfterBreak="0">
+  <w:abstractNum w:abstractNumId="16" w15:restartNumberingAfterBreak="0">
     <w:nsid w:val="4F150C2B"/>
     <w:multiLevelType w:val="hybridMultilevel"/>
     <w:tmpl w:val="EB9C5FD0"/>
@@ -19202,7 +20933,7 @@
       </w:rPr>
     </w:lvl>
   </w:abstractNum>
-  <w:abstractNum w:abstractNumId="15" w15:restartNumberingAfterBreak="0">
+  <w:abstractNum w:abstractNumId="17" w15:restartNumberingAfterBreak="0">
     <w:nsid w:val="53082DDA"/>
     <w:multiLevelType w:val="hybridMultilevel"/>
     <w:tmpl w:val="184C8396"/>
@@ -19315,7 +21046,7 @@
       </w:rPr>
     </w:lvl>
   </w:abstractNum>
-  <w:abstractNum w:abstractNumId="16" w15:restartNumberingAfterBreak="0">
+  <w:abstractNum w:abstractNumId="18" w15:restartNumberingAfterBreak="0">
     <w:nsid w:val="5AE7230E"/>
     <w:multiLevelType w:val="multilevel"/>
     <w:tmpl w:val="03E6F444"/>
@@ -19464,7 +21195,7 @@
       </w:rPr>
     </w:lvl>
   </w:abstractNum>
-  <w:abstractNum w:abstractNumId="17" w15:restartNumberingAfterBreak="0">
+  <w:abstractNum w:abstractNumId="19" w15:restartNumberingAfterBreak="0">
     <w:nsid w:val="67CC4EBA"/>
     <w:multiLevelType w:val="hybridMultilevel"/>
     <w:tmpl w:val="DF28911E"/>
@@ -19577,7 +21308,7 @@
       </w:rPr>
     </w:lvl>
   </w:abstractNum>
-  <w:abstractNum w:abstractNumId="18" w15:restartNumberingAfterBreak="0">
+  <w:abstractNum w:abstractNumId="20" w15:restartNumberingAfterBreak="0">
     <w:nsid w:val="6AFE6C43"/>
     <w:multiLevelType w:val="hybridMultilevel"/>
     <w:tmpl w:val="047C5DB8"/>
@@ -19690,7 +21421,7 @@
       </w:rPr>
     </w:lvl>
   </w:abstractNum>
-  <w:abstractNum w:abstractNumId="19" w15:restartNumberingAfterBreak="0">
+  <w:abstractNum w:abstractNumId="21" w15:restartNumberingAfterBreak="0">
     <w:nsid w:val="6E7247BB"/>
     <w:multiLevelType w:val="hybridMultilevel"/>
     <w:tmpl w:val="CE46FDEE"/>
@@ -19803,7 +21534,7 @@
       </w:rPr>
     </w:lvl>
   </w:abstractNum>
-  <w:abstractNum w:abstractNumId="20" w15:restartNumberingAfterBreak="0">
+  <w:abstractNum w:abstractNumId="22" w15:restartNumberingAfterBreak="0">
     <w:nsid w:val="6FB12317"/>
     <w:multiLevelType w:val="hybridMultilevel"/>
     <w:tmpl w:val="6B5658A0"/>
@@ -19916,7 +21647,7 @@
       </w:rPr>
     </w:lvl>
   </w:abstractNum>
-  <w:abstractNum w:abstractNumId="21" w15:restartNumberingAfterBreak="0">
+  <w:abstractNum w:abstractNumId="23" w15:restartNumberingAfterBreak="0">
     <w:nsid w:val="71093104"/>
     <w:multiLevelType w:val="hybridMultilevel"/>
     <w:tmpl w:val="2FB48008"/>
@@ -20034,7 +21765,7 @@
       </w:rPr>
     </w:lvl>
   </w:abstractNum>
-  <w:abstractNum w:abstractNumId="22" w15:restartNumberingAfterBreak="0">
+  <w:abstractNum w:abstractNumId="24" w15:restartNumberingAfterBreak="0">
     <w:nsid w:val="76F27FF7"/>
     <w:multiLevelType w:val="multilevel"/>
     <w:tmpl w:val="16F40042"/>
@@ -20147,7 +21878,7 @@
       </w:rPr>
     </w:lvl>
   </w:abstractNum>
-  <w:abstractNum w:abstractNumId="23" w15:restartNumberingAfterBreak="0">
+  <w:abstractNum w:abstractNumId="25" w15:restartNumberingAfterBreak="0">
     <w:nsid w:val="78540692"/>
     <w:multiLevelType w:val="multilevel"/>
     <w:tmpl w:val="58A29A58"/>
@@ -20291,7 +22022,7 @@
       </w:rPr>
     </w:lvl>
   </w:abstractNum>
-  <w:abstractNum w:abstractNumId="24" w15:restartNumberingAfterBreak="0">
+  <w:abstractNum w:abstractNumId="26" w15:restartNumberingAfterBreak="0">
     <w:nsid w:val="79B264E4"/>
     <w:multiLevelType w:val="hybridMultilevel"/>
     <w:tmpl w:val="249E1F50"/>
@@ -20413,7 +22144,7 @@
       </w:rPr>
     </w:lvl>
   </w:abstractNum>
-  <w:abstractNum w:abstractNumId="25" w15:restartNumberingAfterBreak="0">
+  <w:abstractNum w:abstractNumId="27" w15:restartNumberingAfterBreak="0">
     <w:nsid w:val="7A7D733E"/>
     <w:multiLevelType w:val="multilevel"/>
     <w:tmpl w:val="AE78C5E8"/>
@@ -20531,10 +22262,10 @@
     </w:lvl>
   </w:abstractNum>
   <w:num w:numId="1" w16cid:durableId="173998335">
-    <w:abstractNumId w:val="15"/>
+    <w:abstractNumId w:val="17"/>
   </w:num>
   <w:num w:numId="2" w16cid:durableId="504438869">
-    <w:abstractNumId w:val="11"/>
+    <w:abstractNumId w:val="13"/>
   </w:num>
   <w:num w:numId="3" w16cid:durableId="1282300116">
     <w:abstractNumId w:val="4"/>
@@ -20543,43 +22274,43 @@
     <w:abstractNumId w:val="0"/>
   </w:num>
   <w:num w:numId="5" w16cid:durableId="1207910491">
-    <w:abstractNumId w:val="24"/>
+    <w:abstractNumId w:val="26"/>
   </w:num>
   <w:num w:numId="6" w16cid:durableId="1484735645">
-    <w:abstractNumId w:val="25"/>
+    <w:abstractNumId w:val="27"/>
   </w:num>
   <w:num w:numId="7" w16cid:durableId="966162143">
     <w:abstractNumId w:val="2"/>
   </w:num>
   <w:num w:numId="8" w16cid:durableId="1514416818">
-    <w:abstractNumId w:val="6"/>
+    <w:abstractNumId w:val="8"/>
   </w:num>
   <w:num w:numId="9" w16cid:durableId="634142646">
-    <w:abstractNumId w:val="13"/>
+    <w:abstractNumId w:val="15"/>
   </w:num>
   <w:num w:numId="10" w16cid:durableId="1547137997">
-    <w:abstractNumId w:val="7"/>
+    <w:abstractNumId w:val="9"/>
   </w:num>
   <w:num w:numId="11" w16cid:durableId="1202399479">
-    <w:abstractNumId w:val="23"/>
+    <w:abstractNumId w:val="25"/>
   </w:num>
   <w:num w:numId="12" w16cid:durableId="435100201">
     <w:abstractNumId w:val="3"/>
   </w:num>
   <w:num w:numId="13" w16cid:durableId="907492716">
-    <w:abstractNumId w:val="21"/>
+    <w:abstractNumId w:val="23"/>
   </w:num>
   <w:num w:numId="14" w16cid:durableId="1662923447">
-    <w:abstractNumId w:val="9"/>
+    <w:abstractNumId w:val="11"/>
   </w:num>
   <w:num w:numId="15" w16cid:durableId="2003266606">
-    <w:abstractNumId w:val="9"/>
+    <w:abstractNumId w:val="11"/>
     <w:lvlOverride w:ilvl="0">
       <w:startOverride w:val="1"/>
     </w:lvlOverride>
   </w:num>
   <w:num w:numId="16" w16cid:durableId="1478179996">
-    <w:abstractNumId w:val="5"/>
+    <w:abstractNumId w:val="7"/>
   </w:num>
   <w:num w:numId="17" w16cid:durableId="2070303504">
     <w:abstractNumId w:val="1"/>
@@ -20606,16 +22337,16 @@
     <w:abstractNumId w:val="1"/>
   </w:num>
   <w:num w:numId="22" w16cid:durableId="752362837">
-    <w:abstractNumId w:val="19"/>
+    <w:abstractNumId w:val="21"/>
   </w:num>
   <w:num w:numId="23" w16cid:durableId="2070303481">
     <w:abstractNumId w:val="1"/>
   </w:num>
   <w:num w:numId="24" w16cid:durableId="704719250">
-    <w:abstractNumId w:val="22"/>
+    <w:abstractNumId w:val="24"/>
   </w:num>
   <w:num w:numId="25" w16cid:durableId="881400360">
-    <w:abstractNumId w:val="10"/>
+    <w:abstractNumId w:val="12"/>
   </w:num>
   <w:num w:numId="26" w16cid:durableId="535384891">
     <w:abstractNumId w:val="1"/>
@@ -20646,25 +22377,31 @@
     </w:lvlOverride>
   </w:num>
   <w:num w:numId="27" w16cid:durableId="932476364">
+    <w:abstractNumId w:val="20"/>
+  </w:num>
+  <w:num w:numId="28" w16cid:durableId="100730421">
+    <w:abstractNumId w:val="14"/>
+  </w:num>
+  <w:num w:numId="29" w16cid:durableId="1865751258">
+    <w:abstractNumId w:val="16"/>
+  </w:num>
+  <w:num w:numId="30" w16cid:durableId="604120609">
+    <w:abstractNumId w:val="19"/>
+  </w:num>
+  <w:num w:numId="31" w16cid:durableId="1335186073">
+    <w:abstractNumId w:val="22"/>
+  </w:num>
+  <w:num w:numId="32" w16cid:durableId="1203400051">
     <w:abstractNumId w:val="18"/>
   </w:num>
-  <w:num w:numId="28" w16cid:durableId="100730421">
-    <w:abstractNumId w:val="12"/>
+  <w:num w:numId="33" w16cid:durableId="741567810">
+    <w:abstractNumId w:val="10"/>
   </w:num>
-  <w:num w:numId="29" w16cid:durableId="1865751258">
-    <w:abstractNumId w:val="14"/>
+  <w:num w:numId="34" w16cid:durableId="1669358129">
+    <w:abstractNumId w:val="6"/>
   </w:num>
-  <w:num w:numId="30" w16cid:durableId="604120609">
-    <w:abstractNumId w:val="17"/>
-  </w:num>
-  <w:num w:numId="31" w16cid:durableId="1335186073">
-    <w:abstractNumId w:val="20"/>
-  </w:num>
-  <w:num w:numId="32" w16cid:durableId="1203400051">
-    <w:abstractNumId w:val="16"/>
-  </w:num>
-  <w:num w:numId="33" w16cid:durableId="741567810">
-    <w:abstractNumId w:val="8"/>
+  <w:num w:numId="35" w16cid:durableId="1984580722">
+    <w:abstractNumId w:val="5"/>
   </w:num>
 </w:numbering>
 </file>
@@ -21270,7 +23007,6 @@
   <w:style w:type="character" w:default="1" w:styleId="DefaultParagraphFont">
     <w:name w:val="Default Paragraph Font"/>
     <w:uiPriority w:val="1"/>
-    <w:semiHidden/>
     <w:unhideWhenUsed/>
   </w:style>
   <w:style w:type="table" w:default="1" w:styleId="TableNormal">
